--- a/docs/technical/MANUAL_TECNICO_CAMIONES_CAIDOS.docx
+++ b/docs/technical/MANUAL_TECNICO_CAMIONES_CAIDOS.docx
@@ -4,66 +4,68 @@
   <w:body>
     <w:p>
       <w:pPr>
-        <w:spacing w:before="1600"/>
-        <w:jc w:val="center"/>
+        <w:pStyle w:val="Title"/>
+        <w:spacing w:before="1360" w:line="269" w:lineRule="auto" w:after="360"/>
+        <w:jc w:val="left"/>
       </w:pPr>
       <w:r>
         <w:rPr>
-          <w:rFonts w:ascii="Arial" w:hAnsi="Arial"/>
           <w:b/>
-          <w:color w:val="2563EB"/>
-          <w:sz w:val="56"/>
+          <w:color w:val="000000"/>
+          <w:sz w:val="76"/>
         </w:rPr>
-        <w:t>CAMIONES CAÍDOS</w:t>
+        <w:t>Camiones Caídos</w:t>
       </w:r>
     </w:p>
     <w:p>
       <w:pPr>
-        <w:spacing w:after="320"/>
-        <w:jc w:val="center"/>
+        <w:spacing w:after="400" w:line="269" w:lineRule="auto"/>
+        <w:jc w:val="left"/>
       </w:pPr>
       <w:r>
         <w:rPr>
-          <w:rFonts w:ascii="Arial" w:hAnsi="Arial"/>
           <w:b/>
-          <w:color w:val="0F172A"/>
-          <w:sz w:val="30"/>
+          <w:color w:val="BE252B"/>
+          <w:sz w:val="48"/>
         </w:rPr>
-        <w:t>MANUAL TÉCNICO DE ARQUITECTURA,</w:t>
+        <w:t>Manual técnico</w:t>
+      </w:r>
+      <w:r>
+        <w:rPr>
+          <w:b w:val="0"/>
+          <w:color w:val="222B36"/>
+          <w:sz w:val="28"/>
+        </w:rPr>
         <w:br/>
-        <w:t>DESPLIEGUE Y RECUPERACIÓN</w:t>
+        <w:t>Arquitectura notificaciones y recuperación</w:t>
       </w:r>
     </w:p>
     <w:p>
       <w:pPr>
-        <w:spacing w:after="700"/>
-        <w:jc w:val="center"/>
+        <w:spacing w:after="560" w:line="269" w:lineRule="auto"/>
+        <w:jc w:val="left"/>
       </w:pPr>
       <w:r>
         <w:rPr>
-          <w:rFonts w:ascii="Arial" w:hAnsi="Arial"/>
-          <w:i/>
-          <w:color w:val="64748B"/>
+          <w:b w:val="0"/>
+          <w:color w:val="566171"/>
           <w:sz w:val="20"/>
         </w:rPr>
-        <w:t>Dirigido a: Ingenieros de Software, DevOps y Especialistas de Soporte L3</w:t>
+        <w:t>Mina Pribbenow y Mina El Descanso</w:t>
         <w:br/>
-        <w:t>Infraestructura: React 19 + Vite 8 + Supabase Cloud + Vercel + PWA</w:t>
-        <w:br/>
-        <w:t>Versión Documental: 1.0 — 10 de septiembre de 2026</w:t>
+        <w:t>Versión documental 1.1 | 27 de septiembre de 2026</w:t>
       </w:r>
     </w:p>
     <w:p>
       <w:pPr>
-        <w:spacing w:after="600"/>
+        <w:keepNext/>
+        <w:spacing w:line="269" w:lineRule="auto" w:before="160" w:after="80"/>
         <w:jc w:val="center"/>
       </w:pPr>
-    </w:p>
-    <w:p>
       <w:r>
         <w:drawing>
           <wp:inline xmlns:a="http://schemas.openxmlformats.org/drawingml/2006/main" xmlns:pic="http://schemas.openxmlformats.org/drawingml/2006/picture">
-            <wp:extent cx="5303520" cy="2783766"/>
+            <wp:extent cx="6080760" cy="3191731"/>
             <wp:docPr id="1" name="Picture 1"/>
             <wp:cNvGraphicFramePr>
               <a:graphicFrameLocks noChangeAspect="1"/>
@@ -84,7 +86,7 @@
                   <pic:spPr>
                     <a:xfrm>
                       <a:off x="0" y="0"/>
-                      <a:ext cx="5303520" cy="2783766"/>
+                      <a:ext cx="6080760" cy="3191731"/>
                     </a:xfrm>
                     <a:prstGeom prst="rect"/>
                   </pic:spPr>
@@ -96,3605 +98,2274 @@
       </w:r>
     </w:p>
     <w:p>
+      <w:pPr>
+        <w:pStyle w:val="Heading1"/>
+        <w:pageBreakBefore/>
+        <w:spacing w:after="200" w:line="269" w:lineRule="auto" w:before="0"/>
+      </w:pPr>
       <w:r>
-        <w:br w:type="page"/>
-      </w:r>
-    </w:p>
-    <w:p>
-      <w:pPr>
-        <w:pStyle w:val="Heading1"/>
-        <w:spacing w:after="200"/>
-      </w:pPr>
-      <w:r>
+        <w:rPr/>
         <w:t>Índice de Secciones Técnicas</w:t>
       </w:r>
     </w:p>
     <w:p>
       <w:pPr>
-        <w:spacing w:after="50"/>
-      </w:pPr>
+        <w:tabs>
+          <w:tab w:pos="9648" w:val="right" w:leader="dot"/>
+        </w:tabs>
+        <w:spacing w:after="160" w:line="276" w:lineRule="auto"/>
+      </w:pPr>
+      <w:hyperlink w:anchor="section_1">
+        <w:r>
+          <w:rPr>
+            <w:color w:val="222B36"/>
+            <w:sz w:val="20"/>
+          </w:rPr>
+          <w:t>1 Arquitectura y alcance</w:t>
+        </w:r>
+      </w:hyperlink>
       <w:r>
         <w:rPr>
           <w:b/>
-          <w:color w:val="2563EB"/>
-          <w:sz w:val="17"/>
+          <w:color w:val="BE252B"/>
+          <w:sz w:val="20"/>
         </w:rPr>
-        <w:t xml:space="preserve">• 1. Resumen de Arquitectura: </w:t>
+        <w:tab/>
+        <w:t>3</w:t>
+      </w:r>
+    </w:p>
+    <w:p>
+      <w:pPr>
+        <w:tabs>
+          <w:tab w:pos="9648" w:val="right" w:leader="dot"/>
+        </w:tabs>
+        <w:spacing w:after="160" w:line="276" w:lineRule="auto"/>
+      </w:pPr>
+      <w:hyperlink w:anchor="section_2">
+        <w:r>
+          <w:rPr>
+            <w:color w:val="222B36"/>
+            <w:sz w:val="20"/>
+          </w:rPr>
+          <w:t>2 Dependencias y herramientas</w:t>
+        </w:r>
+      </w:hyperlink>
+      <w:r>
+        <w:rPr>
+          <w:b/>
+          <w:color w:val="BE252B"/>
+          <w:sz w:val="20"/>
+        </w:rPr>
+        <w:tab/>
+        <w:t>3</w:t>
+      </w:r>
+    </w:p>
+    <w:p>
+      <w:pPr>
+        <w:tabs>
+          <w:tab w:pos="9648" w:val="right" w:leader="dot"/>
+        </w:tabs>
+        <w:spacing w:after="160" w:line="276" w:lineRule="auto"/>
+      </w:pPr>
+      <w:hyperlink w:anchor="section_3">
+        <w:r>
+          <w:rPr>
+            <w:color w:val="222B36"/>
+            <w:sz w:val="20"/>
+          </w:rPr>
+          <w:t>3 Mapa del repositorio</w:t>
+        </w:r>
+      </w:hyperlink>
+      <w:r>
+        <w:rPr>
+          <w:b/>
+          <w:color w:val="BE252B"/>
+          <w:sz w:val="20"/>
+        </w:rPr>
+        <w:tab/>
+        <w:t>3</w:t>
+      </w:r>
+    </w:p>
+    <w:p>
+      <w:pPr>
+        <w:tabs>
+          <w:tab w:pos="9648" w:val="right" w:leader="dot"/>
+        </w:tabs>
+        <w:spacing w:after="160" w:line="276" w:lineRule="auto"/>
+      </w:pPr>
+      <w:hyperlink w:anchor="section_4">
+        <w:r>
+          <w:rPr>
+            <w:color w:val="222B36"/>
+            <w:sz w:val="20"/>
+          </w:rPr>
+          <w:t>4 Autenticación y sesiones</w:t>
+        </w:r>
+      </w:hyperlink>
+      <w:r>
+        <w:rPr>
+          <w:b/>
+          <w:color w:val="BE252B"/>
+          <w:sz w:val="20"/>
+        </w:rPr>
+        <w:tab/>
+        <w:t>4</w:t>
+      </w:r>
+    </w:p>
+    <w:p>
+      <w:pPr>
+        <w:tabs>
+          <w:tab w:pos="9648" w:val="right" w:leader="dot"/>
+        </w:tabs>
+        <w:spacing w:after="160" w:line="276" w:lineRule="auto"/>
+      </w:pPr>
+      <w:hyperlink w:anchor="section_5">
+        <w:r>
+          <w:rPr>
+            <w:color w:val="222B36"/>
+            <w:sz w:val="20"/>
+          </w:rPr>
+          <w:t>5 Modelo de datos y relaciones</w:t>
+        </w:r>
+      </w:hyperlink>
+      <w:r>
+        <w:rPr>
+          <w:b/>
+          <w:color w:val="BE252B"/>
+          <w:sz w:val="20"/>
+        </w:rPr>
+        <w:tab/>
+        <w:t>4</w:t>
+      </w:r>
+    </w:p>
+    <w:p>
+      <w:pPr>
+        <w:tabs>
+          <w:tab w:pos="9648" w:val="right" w:leader="dot"/>
+        </w:tabs>
+        <w:spacing w:after="160" w:line="276" w:lineRule="auto"/>
+      </w:pPr>
+      <w:hyperlink w:anchor="section_6">
+        <w:r>
+          <w:rPr>
+            <w:color w:val="222B36"/>
+            <w:sz w:val="20"/>
+          </w:rPr>
+          <w:t>6 Relación del operador y copia histórica</w:t>
+        </w:r>
+      </w:hyperlink>
+      <w:r>
+        <w:rPr>
+          <w:b/>
+          <w:color w:val="BE252B"/>
+          <w:sz w:val="20"/>
+        </w:rPr>
+        <w:tab/>
+        <w:t>4</w:t>
+      </w:r>
+    </w:p>
+    <w:p>
+      <w:pPr>
+        <w:tabs>
+          <w:tab w:pos="9648" w:val="right" w:leader="dot"/>
+        </w:tabs>
+        <w:spacing w:after="160" w:line="276" w:lineRule="auto"/>
+      </w:pPr>
+      <w:hyperlink w:anchor="section_7">
+        <w:r>
+          <w:rPr>
+            <w:color w:val="222B36"/>
+            <w:sz w:val="20"/>
+          </w:rPr>
+          <w:t>7 Políticas y protección de columnas</w:t>
+        </w:r>
+      </w:hyperlink>
+      <w:r>
+        <w:rPr>
+          <w:b/>
+          <w:color w:val="BE252B"/>
+          <w:sz w:val="20"/>
+        </w:rPr>
+        <w:tab/>
+        <w:t>5</w:t>
+      </w:r>
+    </w:p>
+    <w:p>
+      <w:pPr>
+        <w:tabs>
+          <w:tab w:pos="9648" w:val="right" w:leader="dot"/>
+        </w:tabs>
+        <w:spacing w:after="160" w:line="276" w:lineRule="auto"/>
+      </w:pPr>
+      <w:hyperlink w:anchor="section_8">
+        <w:r>
+          <w:rPr>
+            <w:color w:val="222B36"/>
+            <w:sz w:val="20"/>
+          </w:rPr>
+          <w:t>8 Administración mediante funciones Edge</w:t>
+        </w:r>
+      </w:hyperlink>
+      <w:r>
+        <w:rPr>
+          <w:b/>
+          <w:color w:val="BE252B"/>
+          <w:sz w:val="20"/>
+        </w:rPr>
+        <w:tab/>
+        <w:t>5</w:t>
+      </w:r>
+    </w:p>
+    <w:p>
+      <w:pPr>
+        <w:tabs>
+          <w:tab w:pos="9648" w:val="right" w:leader="dot"/>
+        </w:tabs>
+        <w:spacing w:after="160" w:line="276" w:lineRule="auto"/>
+      </w:pPr>
+      <w:hyperlink w:anchor="section_9">
+        <w:r>
+          <w:rPr>
+            <w:color w:val="222B36"/>
+            <w:sz w:val="20"/>
+          </w:rPr>
+          <w:t>9 Guardado y eventos operacionales</w:t>
+        </w:r>
+      </w:hyperlink>
+      <w:r>
+        <w:rPr>
+          <w:b/>
+          <w:color w:val="BE252B"/>
+          <w:sz w:val="20"/>
+        </w:rPr>
+        <w:tab/>
+        <w:t>6</w:t>
+      </w:r>
+    </w:p>
+    <w:p>
+      <w:pPr>
+        <w:tabs>
+          <w:tab w:pos="9648" w:val="right" w:leader="dot"/>
+        </w:tabs>
+        <w:spacing w:after="160" w:line="276" w:lineRule="auto"/>
+      </w:pPr>
+      <w:hyperlink w:anchor="section_10">
+        <w:r>
+          <w:rPr>
+            <w:color w:val="222B36"/>
+            <w:sz w:val="20"/>
+          </w:rPr>
+          <w:t>10 Evaluación de cambio de turno</w:t>
+        </w:r>
+      </w:hyperlink>
+      <w:r>
+        <w:rPr>
+          <w:b/>
+          <w:color w:val="BE252B"/>
+          <w:sz w:val="20"/>
+        </w:rPr>
+        <w:tab/>
+        <w:t>7</w:t>
+      </w:r>
+    </w:p>
+    <w:p>
+      <w:pPr>
+        <w:tabs>
+          <w:tab w:pos="9648" w:val="right" w:leader="dot"/>
+        </w:tabs>
+        <w:spacing w:after="160" w:line="276" w:lineRule="auto"/>
+      </w:pPr>
+      <w:hyperlink w:anchor="section_11">
+        <w:r>
+          <w:rPr>
+            <w:color w:val="222B36"/>
+            <w:sz w:val="20"/>
+          </w:rPr>
+          <w:t>11 Scheduler y secretos de ejecución</w:t>
+        </w:r>
+      </w:hyperlink>
+      <w:r>
+        <w:rPr>
+          <w:b/>
+          <w:color w:val="BE252B"/>
+          <w:sz w:val="20"/>
+        </w:rPr>
+        <w:tab/>
+        <w:t>7</w:t>
+      </w:r>
+    </w:p>
+    <w:p>
+      <w:pPr>
+        <w:tabs>
+          <w:tab w:pos="9648" w:val="right" w:leader="dot"/>
+        </w:tabs>
+        <w:spacing w:after="160" w:line="276" w:lineRule="auto"/>
+      </w:pPr>
+      <w:hyperlink w:anchor="section_12">
+        <w:r>
+          <w:rPr>
+            <w:color w:val="222B36"/>
+            <w:sz w:val="20"/>
+          </w:rPr>
+          <w:t>12 Emisor Web Push y entrega</w:t>
+        </w:r>
+      </w:hyperlink>
+      <w:r>
+        <w:rPr>
+          <w:b/>
+          <w:color w:val="BE252B"/>
+          <w:sz w:val="20"/>
+        </w:rPr>
+        <w:tab/>
+        <w:t>8</w:t>
+      </w:r>
+    </w:p>
+    <w:p>
+      <w:pPr>
+        <w:tabs>
+          <w:tab w:pos="9648" w:val="right" w:leader="dot"/>
+        </w:tabs>
+        <w:spacing w:after="160" w:line="276" w:lineRule="auto"/>
+      </w:pPr>
+      <w:hyperlink w:anchor="section_13">
+        <w:r>
+          <w:rPr>
+            <w:color w:val="222B36"/>
+            <w:sz w:val="20"/>
+          </w:rPr>
+          <w:t>13 Campana y lectura en tiempo real</w:t>
+        </w:r>
+      </w:hyperlink>
+      <w:r>
+        <w:rPr>
+          <w:b/>
+          <w:color w:val="BE252B"/>
+          <w:sz w:val="20"/>
+        </w:rPr>
+        <w:tab/>
+        <w:t>8</w:t>
+      </w:r>
+    </w:p>
+    <w:p>
+      <w:pPr>
+        <w:tabs>
+          <w:tab w:pos="9648" w:val="right" w:leader="dot"/>
+        </w:tabs>
+        <w:spacing w:after="160" w:line="276" w:lineRule="auto"/>
+      </w:pPr>
+      <w:hyperlink w:anchor="section_14">
+        <w:r>
+          <w:rPr>
+            <w:color w:val="222B36"/>
+            <w:sz w:val="20"/>
+          </w:rPr>
+          <w:t>14 Suscripciones y aislamiento por cuenta</w:t>
+        </w:r>
+      </w:hyperlink>
+      <w:r>
+        <w:rPr>
+          <w:b/>
+          <w:color w:val="BE252B"/>
+          <w:sz w:val="20"/>
+        </w:rPr>
+        <w:tab/>
+        <w:t>9</w:t>
+      </w:r>
+    </w:p>
+    <w:p>
+      <w:pPr>
+        <w:tabs>
+          <w:tab w:pos="9648" w:val="right" w:leader="dot"/>
+        </w:tabs>
+        <w:spacing w:after="160" w:line="276" w:lineRule="auto"/>
+      </w:pPr>
+      <w:hyperlink w:anchor="section_15">
+        <w:r>
+          <w:rPr>
+            <w:color w:val="222B36"/>
+            <w:sz w:val="20"/>
+          </w:rPr>
+          <w:t>15 PWA y Service Worker personalizado</w:t>
+        </w:r>
+      </w:hyperlink>
+      <w:r>
+        <w:rPr>
+          <w:b/>
+          <w:color w:val="BE252B"/>
+          <w:sz w:val="20"/>
+        </w:rPr>
+        <w:tab/>
+        <w:t>10</w:t>
+      </w:r>
+    </w:p>
+    <w:p>
+      <w:pPr>
+        <w:tabs>
+          <w:tab w:pos="9648" w:val="right" w:leader="dot"/>
+        </w:tabs>
+        <w:spacing w:after="160" w:line="276" w:lineRule="auto"/>
+      </w:pPr>
+      <w:hyperlink w:anchor="section_16">
+        <w:r>
+          <w:rPr>
+            <w:color w:val="222B36"/>
+            <w:sz w:val="20"/>
+          </w:rPr>
+          <w:t>16 Caché local y trabajo sin conexión</w:t>
+        </w:r>
+      </w:hyperlink>
+      <w:r>
+        <w:rPr>
+          <w:b/>
+          <w:color w:val="BE252B"/>
+          <w:sz w:val="20"/>
+        </w:rPr>
+        <w:tab/>
+        <w:t>10</w:t>
+      </w:r>
+    </w:p>
+    <w:p>
+      <w:pPr>
+        <w:tabs>
+          <w:tab w:pos="9648" w:val="right" w:leader="dot"/>
+        </w:tabs>
+        <w:spacing w:after="160" w:line="276" w:lineRule="auto"/>
+      </w:pPr>
+      <w:hyperlink w:anchor="section_17">
+        <w:r>
+          <w:rPr>
+            <w:color w:val="222B36"/>
+            <w:sz w:val="20"/>
+          </w:rPr>
+          <w:t>17 Rendimiento y exportación</w:t>
+        </w:r>
+      </w:hyperlink>
+      <w:r>
+        <w:rPr>
+          <w:b/>
+          <w:color w:val="BE252B"/>
+          <w:sz w:val="20"/>
+        </w:rPr>
+        <w:tab/>
+        <w:t>11</w:t>
+      </w:r>
+    </w:p>
+    <w:p>
+      <w:pPr>
+        <w:tabs>
+          <w:tab w:pos="9648" w:val="right" w:leader="dot"/>
+        </w:tabs>
+        <w:spacing w:after="160" w:line="276" w:lineRule="auto"/>
+      </w:pPr>
+      <w:hyperlink w:anchor="section_18">
+        <w:r>
+          <w:rPr>
+            <w:color w:val="222B36"/>
+            <w:sz w:val="20"/>
+          </w:rPr>
+          <w:t>18 Variables y configuración</w:t>
+        </w:r>
+      </w:hyperlink>
+      <w:r>
+        <w:rPr>
+          <w:b/>
+          <w:color w:val="BE252B"/>
+          <w:sz w:val="20"/>
+        </w:rPr>
+        <w:tab/>
+        <w:t>11</w:t>
+      </w:r>
+    </w:p>
+    <w:p>
+      <w:pPr>
+        <w:tabs>
+          <w:tab w:pos="9648" w:val="right" w:leader="dot"/>
+        </w:tabs>
+        <w:spacing w:after="160" w:line="276" w:lineRule="auto"/>
+      </w:pPr>
+      <w:hyperlink w:anchor="section_19">
+        <w:r>
+          <w:rPr>
+            <w:color w:val="222B36"/>
+            <w:sz w:val="20"/>
+          </w:rPr>
+          <w:t>19 Desarrollo y verificación local</w:t>
+        </w:r>
+      </w:hyperlink>
+      <w:r>
+        <w:rPr>
+          <w:b/>
+          <w:color w:val="BE252B"/>
+          <w:sz w:val="20"/>
+        </w:rPr>
+        <w:tab/>
+        <w:t>12</w:t>
+      </w:r>
+    </w:p>
+    <w:p>
+      <w:pPr>
+        <w:tabs>
+          <w:tab w:pos="9648" w:val="right" w:leader="dot"/>
+        </w:tabs>
+        <w:spacing w:after="160" w:line="276" w:lineRule="auto"/>
+      </w:pPr>
+      <w:hyperlink w:anchor="section_20">
+        <w:r>
+          <w:rPr>
+            <w:color w:val="222B36"/>
+            <w:sz w:val="20"/>
+          </w:rPr>
+          <w:t>20 Publicación y distribución de manuales</w:t>
+        </w:r>
+      </w:hyperlink>
+      <w:r>
+        <w:rPr>
+          <w:b/>
+          <w:color w:val="BE252B"/>
+          <w:sz w:val="20"/>
+        </w:rPr>
+        <w:tab/>
+        <w:t>12</w:t>
+      </w:r>
+    </w:p>
+    <w:p>
+      <w:pPr>
+        <w:tabs>
+          <w:tab w:pos="9648" w:val="right" w:leader="dot"/>
+        </w:tabs>
+        <w:spacing w:after="160" w:line="276" w:lineRule="auto"/>
+      </w:pPr>
+      <w:hyperlink w:anchor="section_21">
+        <w:r>
+          <w:rPr>
+            <w:color w:val="222B36"/>
+            <w:sz w:val="20"/>
+          </w:rPr>
+          <w:t>21 Respaldos y recuperación</w:t>
+        </w:r>
+      </w:hyperlink>
+      <w:r>
+        <w:rPr>
+          <w:b/>
+          <w:color w:val="BE252B"/>
+          <w:sz w:val="20"/>
+        </w:rPr>
+        <w:tab/>
+        <w:t>13</w:t>
+      </w:r>
+    </w:p>
+    <w:p>
+      <w:pPr>
+        <w:tabs>
+          <w:tab w:pos="9648" w:val="right" w:leader="dot"/>
+        </w:tabs>
+        <w:spacing w:after="160" w:line="276" w:lineRule="auto"/>
+      </w:pPr>
+      <w:hyperlink w:anchor="section_22">
+        <w:r>
+          <w:rPr>
+            <w:color w:val="222B36"/>
+            <w:sz w:val="20"/>
+          </w:rPr>
+          <w:t>22 Diagnóstico de incidentes</w:t>
+        </w:r>
+      </w:hyperlink>
+      <w:r>
+        <w:rPr>
+          <w:b/>
+          <w:color w:val="BE252B"/>
+          <w:sz w:val="20"/>
+        </w:rPr>
+        <w:tab/>
+        <w:t>14</w:t>
+      </w:r>
+    </w:p>
+    <w:p>
+      <w:pPr>
+        <w:tabs>
+          <w:tab w:pos="9648" w:val="right" w:leader="dot"/>
+        </w:tabs>
+        <w:spacing w:after="160" w:line="276" w:lineRule="auto"/>
+      </w:pPr>
+      <w:hyperlink w:anchor="section_23">
+        <w:r>
+          <w:rPr>
+            <w:color w:val="222B36"/>
+            <w:sz w:val="20"/>
+          </w:rPr>
+          <w:t>23 Seguridad y mantenimiento</w:t>
+        </w:r>
+      </w:hyperlink>
+      <w:r>
+        <w:rPr>
+          <w:b/>
+          <w:color w:val="BE252B"/>
+          <w:sz w:val="20"/>
+        </w:rPr>
+        <w:tab/>
+        <w:t>14</w:t>
+      </w:r>
+    </w:p>
+    <w:p>
+      <w:pPr>
+        <w:tabs>
+          <w:tab w:pos="9648" w:val="right" w:leader="dot"/>
+        </w:tabs>
+        <w:spacing w:after="160" w:line="276" w:lineRule="auto"/>
+      </w:pPr>
+      <w:hyperlink w:anchor="section_24">
+        <w:r>
+          <w:rPr>
+            <w:color w:val="222B36"/>
+            <w:sz w:val="20"/>
+          </w:rPr>
+          <w:t>24 Lista de verificación previa al release</w:t>
+        </w:r>
+      </w:hyperlink>
+      <w:r>
+        <w:rPr>
+          <w:b/>
+          <w:color w:val="BE252B"/>
+          <w:sz w:val="20"/>
+        </w:rPr>
+        <w:tab/>
+        <w:t>15</w:t>
+      </w:r>
+    </w:p>
+    <w:p>
+      <w:bookmarkStart w:id="101" w:name="section_1"/>
+      <w:pPr>
+        <w:pStyle w:val="Heading1"/>
+        <w:pageBreakBefore/>
+        <w:spacing w:line="269" w:lineRule="auto" w:before="0"/>
+      </w:pPr>
+      <w:r>
+        <w:rPr/>
+        <w:t>1 Arquitectura y alcance</w:t>
+      </w:r>
+      <w:bookmarkEnd w:id="101"/>
+    </w:p>
+    <w:p>
+      <w:pPr>
+        <w:spacing w:line="269" w:lineRule="auto"/>
+      </w:pPr>
+      <w:r>
+        <w:rPr>
+          <w:b w:val="0"/>
+        </w:rPr>
+        <w:t>Camiones Caídos combina una SPA React distribuida como PWA, Supabase Auth y PostgreSQL con RLS, Storage privado para manuales y funciones Edge en Deno. Las notificaciones tienen dos canales: una fila personal consultada por la campana y un envío Web Push a suscripciones activas.</w:t>
+      </w:r>
+    </w:p>
+    <w:p>
+      <w:pPr>
+        <w:spacing w:line="269" w:lineRule="auto"/>
+      </w:pPr>
+      <w:r>
+        <w:rPr>
+          <w:b w:val="0"/>
+        </w:rPr>
+        <w:t>Este manual describe los componentes del repositorio y el procedimiento para operarlos. Antes de intervenir un entorno, contraste sus funciones, migraciones, políticas, configuración y versión del frontend. Una compilación local no acredita el estado de la infraestructura remota.</w:t>
+      </w:r>
+    </w:p>
+    <w:p>
+      <w:bookmarkStart w:id="102" w:name="section_2"/>
+      <w:pPr>
+        <w:pStyle w:val="Heading1"/>
+        <w:pageBreakBefore w:val="0"/>
+        <w:spacing w:line="269" w:lineRule="auto" w:before="400"/>
+      </w:pPr>
+      <w:r>
+        <w:rPr/>
+        <w:t>2 Dependencias y herramientas</w:t>
+      </w:r>
+      <w:bookmarkEnd w:id="102"/>
+    </w:p>
+    <w:p>
+      <w:pPr>
+        <w:spacing w:line="269" w:lineRule="auto"/>
+      </w:pPr>
+      <w:r>
+        <w:rPr>
+          <w:b w:val="0"/>
+        </w:rPr>
+        <w:t>package.json declara React y React DOM ^19.2.8, Vite ^8.2.0, @supabase/supabase-js ^2.109.0, vite-plugin-pwa ^1.3.0, jspdf ^4.2.1, jspdf-autotable ^5.0.8, xlsx ^0.18.5 y oxlint ^1.75.0. Son rangos declarados; package-lock.json determina la resolución reproducible.</w:t>
+      </w:r>
+    </w:p>
+    <w:p>
+      <w:pPr>
+        <w:spacing w:line="269" w:lineRule="auto"/>
+      </w:pPr>
+      <w:r>
+        <w:rPr>
+          <w:b w:val="0"/>
+        </w:rPr>
+        <w:t>El frontend usa JavaScript y JSX; las funciones Edge usan TypeScript. Workbox gestiona precache y navegación del Service Worker. No deduzca la versión de PostgreSQL ni las prestaciones del plan de Supabase a partir de versiones de documentos anteriores.</w:t>
+      </w:r>
+    </w:p>
+    <w:p>
+      <w:bookmarkStart w:id="103" w:name="section_3"/>
+      <w:pPr>
+        <w:pStyle w:val="Heading1"/>
+        <w:pageBreakBefore w:val="0"/>
+        <w:spacing w:line="269" w:lineRule="auto" w:before="400"/>
+      </w:pPr>
+      <w:r>
+        <w:rPr/>
+        <w:t>3 Mapa del repositorio</w:t>
+      </w:r>
+      <w:bookmarkEnd w:id="103"/>
+    </w:p>
+    <w:p>
+      <w:pPr>
+        <w:spacing w:line="269" w:lineRule="auto"/>
+      </w:pPr>
+      <w:r>
+        <w:rPr>
+          <w:b w:val="0"/>
+        </w:rPr>
+        <w:t>src/context/AuthContext.jsx gestiona sesión y perfil; ReportContext.jsx gestiona reportes y operadores; NotificationContext.jsx gestiona la campana y Realtime.</w:t>
+      </w:r>
+    </w:p>
+    <w:p>
+      <w:pPr>
+        <w:spacing w:line="269" w:lineRule="auto"/>
+      </w:pPr>
+      <w:r>
+        <w:rPr>
+          <w:b w:val="0"/>
+        </w:rPr>
+        <w:t>src/components/Notifications/ contiene NotificationBell, NotificationPanel, NotificationItem y NotificationDetail. Layout/NavUserProfile.jsx maneja suscripciones, manuales y cierre de sesión. Forms/TruckReportModal.jsx y Dashboard/TruckTable.jsx confirman guardados antes de solicitar avisos.</w:t>
+      </w:r>
+    </w:p>
+    <w:p>
+      <w:pPr>
+        <w:spacing w:line="269" w:lineRule="auto"/>
+      </w:pPr>
+      <w:r>
+        <w:rPr>
+          <w:b w:val="0"/>
+        </w:rPr>
+        <w:t>src/utils/pushUtils.js maneja el ciclo de suscripción; src/sw.js recibe y abre push. Los utilitarios pdfUtils.js y exportUtils.js generan reportes operativos.</w:t>
+      </w:r>
+    </w:p>
+    <w:p>
+      <w:pPr>
+        <w:spacing w:line="269" w:lineRule="auto"/>
+      </w:pPr>
+      <w:r>
+        <w:rPr>
+          <w:b/>
+        </w:rPr>
+        <w:t>supabase/functions/ contiene siete funciones:</w:t>
       </w:r>
       <w:r>
         <w:rPr>
-          <w:color w:val="1E293B"/>
-          <w:sz w:val="17"/>
+          <w:b w:val="0"/>
         </w:rPr>
-        <w:t>Arquitectura decoupled SPA y Serverless Edge</w:t>
+        <w:t xml:space="preserve"> admin-create-user, admin-reset-password, admin-delete-user, get-doc-url, notify-operational-event, evaluate-shift-carryover y send-web-push. El archivo supabase_schema.sql contiene el esquema base; supabase/migrations/ contiene las ampliaciones. Ninguno sustituye una comprobación del esquema remoto.</w:t>
       </w:r>
     </w:p>
     <w:p>
       <w:pPr>
-        <w:spacing w:after="50"/>
+        <w:spacing w:line="269" w:lineRule="auto"/>
+      </w:pPr>
+      <w:r>
+        <w:rPr>
+          <w:b w:val="0"/>
+        </w:rPr>
+        <w:t>docs/user/, docs/admin/ y docs/technical/ contienen los manuales. tests/ contiene pruebas locales con dependencias simuladas.</w:t>
+      </w:r>
+    </w:p>
+    <w:p>
+      <w:bookmarkStart w:id="104" w:name="section_4"/>
+      <w:pPr>
+        <w:pStyle w:val="Heading1"/>
+        <w:pageBreakBefore/>
+        <w:spacing w:line="269" w:lineRule="auto" w:before="0"/>
+      </w:pPr>
+      <w:r>
+        <w:rPr/>
+        <w:t>4 Autenticación y sesiones</w:t>
+      </w:r>
+      <w:bookmarkEnd w:id="104"/>
+    </w:p>
+    <w:p>
+      <w:pPr>
+        <w:spacing w:line="269" w:lineRule="auto"/>
+      </w:pPr>
+      <w:r>
+        <w:rPr>
+          <w:b w:val="0"/>
+        </w:rPr>
+        <w:t>El usuario ingresa su cédula y contraseña. AuthContext deriva el correo técnico con el identificador limpio y el dominio camionescaidos.internal; Supabase Auth valida la contraseña y emite la sesión. app_users enlaza el perfil mediante auth_user_id.</w:t>
+      </w:r>
+    </w:p>
+    <w:p>
+      <w:pPr>
+        <w:spacing w:line="269" w:lineRule="auto"/>
+      </w:pPr>
+      <w:r>
+        <w:rPr>
+          <w:b w:val="0"/>
+        </w:rPr>
+        <w:t>El perfil incluye rol, mina, group_name, avatar, must_change_password e is_active. El cliente conserva un perfil validado para tolerar fallos de transporte; una caché no otorga permisos adicionales al servidor.</w:t>
+      </w:r>
+    </w:p>
+    <w:p>
+      <w:pPr>
+        <w:spacing w:line="269" w:lineRule="auto"/>
+      </w:pPr>
+      <w:r>
+        <w:rPr>
+          <w:b w:val="0"/>
+        </w:rPr>
+        <w:t>El cierre desde el menú intenta retirar la suscripción push antes de ejecutar logout. Las esperas push están acotadas y su fallo no impide iniciar el cierre de sesión; una advertencia indica que la limpieza no fue confirmada. No interprete cerrar sesión como evidencia suficiente de eliminación remota de la suscripción.</w:t>
+      </w:r>
+    </w:p>
+    <w:p>
+      <w:bookmarkStart w:id="105" w:name="section_5"/>
+      <w:pPr>
+        <w:pStyle w:val="Heading1"/>
+        <w:pageBreakBefore w:val="0"/>
+        <w:spacing w:line="269" w:lineRule="auto" w:before="400"/>
+      </w:pPr>
+      <w:r>
+        <w:rPr/>
+        <w:t>5 Modelo de datos y relaciones</w:t>
+      </w:r>
+      <w:bookmarkEnd w:id="105"/>
+    </w:p>
+    <w:p>
+      <w:pPr>
+        <w:spacing w:line="269" w:lineRule="auto"/>
+      </w:pPr>
+      <w:r>
+        <w:rPr>
+          <w:b w:val="0"/>
+        </w:rPr>
+        <w:t>app_users guarda identidad de aplicación, national_id, name, role, mine, group_name, must_change_password, avatar, created_at, auth_user_id e is_active. operators guarda el censo con id, name, mine, group_name, status y created_at.</w:t>
+      </w:r>
+    </w:p>
+    <w:p>
+      <w:pPr>
+        <w:spacing w:line="269" w:lineRule="auto"/>
+      </w:pPr>
+      <w:r>
+        <w:rPr>
+          <w:b w:val="0"/>
+        </w:rPr>
+        <w:t>truck_reports guarda id, truck_id, mine, shift, date, operator, operator_id, system, detail, location, status, down_time, estimated_return_time, actual_return_time y marcas created_at y updated_at. Los estados operativos manejados por las notificaciones son DOWN y OPERATIVO.</w:t>
+      </w:r>
+    </w:p>
+    <w:p>
+      <w:pPr>
+        <w:spacing w:line="269" w:lineRule="auto"/>
+      </w:pPr>
+      <w:r>
+        <w:rPr>
+          <w:b w:val="0"/>
+        </w:rPr>
+        <w:t>notifications contiene destinatarios user_id y auth_user_id, mina, turno, grupo, operational_date, evaluation_moment, title, message, truck_count, truck_ids, is_read, read_at y created_at. La ampliación agrega event_type, report_id, event_key y metadata.</w:t>
+      </w:r>
+    </w:p>
+    <w:p>
+      <w:pPr>
+        <w:spacing w:line="269" w:lineRule="auto"/>
+      </w:pPr>
+      <w:r>
+        <w:rPr>
+          <w:b w:val="0"/>
+        </w:rPr>
+        <w:t>push_subscriptions vincula user_id y auth_user_id con endpoint único, claves p256dh y auth, user_agent, platform, is_active, last_used_at, created_at y updated_at. platform admite android, ios, desktop y unknown.</w:t>
+      </w:r>
+    </w:p>
+    <w:p>
+      <w:pPr>
+        <w:spacing w:line="269" w:lineRule="auto"/>
+      </w:pPr>
+      <w:r>
+        <w:rPr>
+          <w:b w:val="0"/>
+        </w:rPr>
+        <w:t>Las tablas de notificaciones y suscripciones referencian app_users y auth.users con eliminación en cascada. report_id en notifications es un campo de texto; no suponga una clave foránea donde la migración no la define.</w:t>
+      </w:r>
+    </w:p>
+    <w:p>
+      <w:bookmarkStart w:id="106" w:name="section_6"/>
+      <w:pPr>
+        <w:pStyle w:val="Heading1"/>
+        <w:pageBreakBefore w:val="0"/>
+        <w:spacing w:line="269" w:lineRule="auto" w:before="400"/>
+      </w:pPr>
+      <w:r>
+        <w:rPr/>
+        <w:t>6 Relación del operador y copia histórica</w:t>
+      </w:r>
+      <w:bookmarkEnd w:id="106"/>
+    </w:p>
+    <w:p>
+      <w:pPr>
+        <w:spacing w:line="269" w:lineRule="auto"/>
+      </w:pPr>
+      <w:r>
+        <w:rPr>
+          <w:b w:val="0"/>
+        </w:rPr>
+        <w:t>truck_reports.operator_id identifica al operador para cruces analíticos. truck_reports.operator conserva el texto del nombre asociado al registro. Así, el historial y las exportaciones no dependen de resolver el nombre actual mediante un join.</w:t>
+      </w:r>
+    </w:p>
+    <w:p>
+      <w:pPr>
+        <w:spacing w:line="269" w:lineRule="auto"/>
+      </w:pPr>
+      <w:r>
+        <w:rPr>
+          <w:b w:val="0"/>
+        </w:rPr>
+        <w:t>La copia del nombre protege el contexto histórico ante cambios en el censo; no significa que el reporte completo sea inmutable. Antes de modificar operadores o migrar identificadores, concilie referencias y casos históricos sin operator_id.</w:t>
+      </w:r>
+    </w:p>
+    <w:p>
+      <w:bookmarkStart w:id="107" w:name="section_7"/>
+      <w:pPr>
+        <w:pStyle w:val="Heading1"/>
+        <w:pageBreakBefore/>
+        <w:spacing w:line="269" w:lineRule="auto" w:before="0"/>
+      </w:pPr>
+      <w:r>
+        <w:rPr/>
+        <w:t>7 Políticas y protección de columnas</w:t>
+      </w:r>
+      <w:bookmarkEnd w:id="107"/>
+    </w:p>
+    <w:p>
+      <w:pPr>
+        <w:spacing w:line="269" w:lineRule="auto"/>
+      </w:pPr>
+      <w:r>
+        <w:rPr>
+          <w:b w:val="0"/>
+        </w:rPr>
+        <w:t>Las funciones get_auth_user_role(), get_auth_user_mine() e is_admin() apoyan las políticas del esquema base. truck_reports limita la operación a administradores o usuarios de la mina; la eliminación se restringe a Administrador o Encargado de su mina. operators reserva escrituras a administradores.</w:t>
+      </w:r>
+    </w:p>
+    <w:p>
+      <w:pPr>
+        <w:spacing w:line="269" w:lineRule="auto"/>
+      </w:pPr>
+      <w:r>
+        <w:rPr>
+          <w:b w:val="0"/>
+        </w:rPr>
+        <w:t>notifications_select_own y notifications_update_own limitan lectura y actualización a auth_user_id = auth.uid(). No hay políticas de inserción ni eliminación para clientes normales; las funciones backend crean las filas. El trigger protege contenido, destinatarios y metadatos, dejando al cliente el estado de lectura. Al leer se completa read_at; al desmarcar se limpia.</w:t>
+      </w:r>
+    </w:p>
+    <w:p>
+      <w:pPr>
+        <w:spacing w:line="269" w:lineRule="auto"/>
+      </w:pPr>
+      <w:r>
+        <w:rPr>
+          <w:b w:val="0"/>
+        </w:rPr>
+        <w:t>push_subscriptions permite consultar y gestionar las suscripciones propias. El trigger comprueba en inserción la correspondencia entre auth_user_id y user_id y protege identidad y fecha de creación en actualizaciones normales.</w:t>
+      </w:r>
+    </w:p>
+    <w:p>
+      <w:pPr>
+        <w:spacing w:line="269" w:lineRule="auto"/>
       </w:pPr>
       <w:r>
         <w:rPr>
           <w:b/>
-          <w:color w:val="2563EB"/>
-          <w:sz w:val="17"/>
         </w:rPr>
-        <w:t xml:space="preserve">• 2. Stack y Versiones Verificadas: </w:t>
+        <w:t>La migración de is_active redefine trg_protect_app_users_columns:</w:t>
       </w:r>
       <w:r>
         <w:rPr>
-          <w:color w:val="1E293B"/>
-          <w:sz w:val="17"/>
+          <w:b w:val="0"/>
         </w:rPr>
-        <w:t>React 19, Vite 8, Supabase JS 2.109, Workbox 7</w:t>
+        <w:t xml:space="preserve"> id, national_id, auth_user_id y created_at se comprueban antes del bypass de servicio. Para otros campos restringe cambios de usuarios no administradores, incluido is_active. No use la descripción antigua que suponía bypass de identidad para service_role.</w:t>
       </w:r>
     </w:p>
     <w:p>
       <w:pPr>
-        <w:spacing w:after="50"/>
+        <w:spacing w:line="269" w:lineRule="auto"/>
+      </w:pPr>
+      <w:r>
+        <w:rPr>
+          <w:b w:val="0"/>
+        </w:rPr>
+        <w:t>Revise las cinco migraciones locales en su orden temporal. La primera también actualiza perfiles existentes a is_active = true: no la vuelva a ejecutar indiscriminadamente sobre datos operativos. Validar o aplicar migraciones es una intervención separada del mantenimiento de manuales.</w:t>
+      </w:r>
+    </w:p>
+    <w:p>
+      <w:bookmarkStart w:id="108" w:name="section_8"/>
+      <w:pPr>
+        <w:pStyle w:val="Heading1"/>
+        <w:pageBreakBefore w:val="0"/>
+        <w:spacing w:line="269" w:lineRule="auto" w:before="400"/>
+      </w:pPr>
+      <w:r>
+        <w:rPr/>
+        <w:t>8 Administración mediante funciones Edge</w:t>
+      </w:r>
+      <w:bookmarkEnd w:id="108"/>
+    </w:p>
+    <w:p>
+      <w:pPr>
+        <w:spacing w:line="269" w:lineRule="auto"/>
+      </w:pPr>
+      <w:r>
+        <w:rPr>
+          <w:b w:val="0"/>
+        </w:rPr>
+        <w:t>admin-create-user valida al administrador, rechaza duplicados de cédula o correo técnico, crea Auth y luego el perfil con clave temporal caidos1234 y must_change_password. Si falla el perfil intenta una eliminación compensatoria de Auth; son operaciones separadas, no una transacción atómica entre servicios.</w:t>
+      </w:r>
+    </w:p>
+    <w:p>
+      <w:pPr>
+        <w:spacing w:line="269" w:lineRule="auto"/>
+      </w:pPr>
+      <w:r>
+        <w:rPr>
+          <w:b w:val="0"/>
+        </w:rPr>
+        <w:t>admin-reset-password asigna la clave temporal y actualiza must_change_password con reintentos. admin-delete-user bloquea autoeliminación y eliminación del último administrador, y coordina eliminación de Auth y perfil. Consulte la respuesta de cada operación antes de confirmar éxito.</w:t>
+      </w:r>
+    </w:p>
+    <w:p>
+      <w:pPr>
+        <w:spacing w:line="269" w:lineRule="auto"/>
+      </w:pPr>
+      <w:r>
+        <w:rPr>
+          <w:b w:val="0"/>
+        </w:rPr>
+        <w:t>get-doc-url autoriza por rol y firma enlaces de manuales. Las funciones de notificaciones se explican a continuación. La autorización vive en cada handler; no suponga que todas aceptan los mismos roles o cabeceras.</w:t>
+      </w:r>
+    </w:p>
+    <w:p>
+      <w:bookmarkStart w:id="109" w:name="section_9"/>
+      <w:pPr>
+        <w:pStyle w:val="Heading1"/>
+        <w:pageBreakBefore/>
+        <w:spacing w:line="269" w:lineRule="auto" w:before="0"/>
+      </w:pPr>
+      <w:r>
+        <w:rPr/>
+        <w:t>9 Guardado y eventos operacionales</w:t>
+      </w:r>
+      <w:bookmarkEnd w:id="109"/>
+    </w:p>
+    <w:p>
+      <w:pPr>
+        <w:spacing w:line="269" w:lineRule="auto"/>
+      </w:pPr>
+      <w:r>
+        <w:rPr>
+          <w:b w:val="0"/>
+        </w:rPr>
+        <w:t>ReportContext confirma inserciones y ediciones mediante la fila devuelta por el servidor. El cambio de estado actualiza estado y horas, filtra por el estado anterior y exige una fila confirmada. Formularios y tabla esperan ese resultado; ante error conservan el formulario o confirmación y no solicitan el aviso de éxito.</w:t>
+      </w:r>
+    </w:p>
+    <w:p>
+      <w:pPr>
+        <w:spacing w:line="269" w:lineRule="auto"/>
+      </w:pPr>
+      <w:r>
+        <w:rPr>
+          <w:b w:val="0"/>
+        </w:rPr>
+        <w:t>notify-operational-event recibe event_type new_report o status_change, report_id y truck_id; para cambios recibe previous_status y new_status. Exige sesión válida, perfil activo y rol Administrador, Encargado o Digitador. Lee el reporte con el cliente del solicitante y verifica además la mina para no administradores.</w:t>
+      </w:r>
+    </w:p>
+    <w:p>
+      <w:pPr>
+        <w:spacing w:line="269" w:lineRule="auto"/>
+      </w:pPr>
+      <w:r>
+        <w:rPr>
+          <w:b w:val="0"/>
+        </w:rPr>
+        <w:t>El camión solicitado debe coincidir con el reporte. Sistema afectado, mina, fecha y turno se toman del registro. En status_change el estado anterior debe ser válido y el nuevo debe coincidir con el persistido; si no cambió, responde sin notificar.</w:t>
+      </w:r>
+    </w:p>
+    <w:p>
+      <w:pPr>
+        <w:spacing w:line="269" w:lineRule="auto"/>
+      </w:pPr>
+      <w:r>
+        <w:rPr>
+          <w:b w:val="0"/>
+        </w:rPr>
+        <w:t>Los destinatarios son perfiles activos con Auth de la mina del reporte y grupo del actor, más administradores activos globales, excluyendo al actor. Se deduplican por auth_user_id. El grupo no se deriva del calendario del turno.</w:t>
+      </w:r>
+    </w:p>
+    <w:p>
+      <w:pPr>
+        <w:spacing w:line="269" w:lineRule="auto"/>
+      </w:pPr>
+      <w:r>
+        <w:rPr>
+          <w:b w:val="0"/>
+        </w:rPr>
+        <w:t>La clave del nuevo reporte usa su identificador; la del cambio usa datos del estado y la marca persistida updated_at, con fallback a created_at. La restricción UNIQUE (user_id, event_key) evita duplicar la misma clave por destinatario. Los datos de una solicitud no constituyen por sí solos evidencia histórica de autoría o de la transición anterior: el flujo no es una transacción de auditoría entre guardado y aviso.</w:t>
+      </w:r>
+    </w:p>
+    <w:p>
+      <w:bookmarkStart w:id="110" w:name="section_10"/>
+      <w:pPr>
+        <w:pStyle w:val="Heading1"/>
+        <w:pageBreakBefore/>
+        <w:spacing w:line="269" w:lineRule="auto" w:before="0"/>
+      </w:pPr>
+      <w:r>
+        <w:rPr/>
+        <w:t>10 Evaluación de cambio de turno</w:t>
+      </w:r>
+      <w:bookmarkEnd w:id="110"/>
+    </w:p>
+    <w:p>
+      <w:pPr>
+        <w:spacing w:line="269" w:lineRule="auto"/>
       </w:pPr>
       <w:r>
         <w:rPr>
           <w:b/>
-          <w:color w:val="2563EB"/>
-          <w:sz w:val="17"/>
         </w:rPr>
-        <w:t xml:space="preserve">• 3. Estructura del Proyecto: </w:t>
+        <w:t>evaluate-shift-carryover admite POST con evaluationMoment 06:</w:t>
       </w:r>
       <w:r>
         <w:rPr>
-          <w:color w:val="1E293B"/>
-          <w:sz w:val="17"/>
+          <w:b w:val="0"/>
         </w:rPr>
-        <w:t>Árbol de directorios, librerías y componentes</w:t>
+        <w:t>30 o 18:30 y fecha opcional YYYY-MM-DD; sin fecha usa America/Bogota. Autoriza un x-scheduler-secret válido o un JWT de Administrador verificado por el handler.</w:t>
       </w:r>
     </w:p>
     <w:p>
       <w:pPr>
-        <w:spacing w:after="50"/>
+        <w:spacing w:line="269" w:lineRule="auto"/>
       </w:pPr>
       <w:r>
         <w:rPr>
           <w:b/>
-          <w:color w:val="2563EB"/>
-          <w:sz w:val="17"/>
         </w:rPr>
-        <w:t xml:space="preserve">• 4. Flujo de Autenticación: </w:t>
+        <w:t>Calcula el grupo entrante con ciclo de 21 días:</w:t>
       </w:r>
       <w:r>
         <w:rPr>
-          <w:color w:val="1E293B"/>
-          <w:sz w:val="17"/>
+          <w:b w:val="0"/>
         </w:rPr>
-        <w:t>Supabase Auth GoTrue y derivación técnica de email</w:t>
+        <w:t xml:space="preserve"> 7 diurnos, 3 de descanso, 7 nocturnos y 4 de descanso. El ancla local es 2026-09-17, índices Grupo 1 = 2, Grupo 2 = 16 y Grupo 3 = 9. Confirme con operación esa correspondencia antes de cambiar el calendario.</w:t>
       </w:r>
     </w:p>
     <w:p>
       <w:pPr>
-        <w:spacing w:after="50"/>
+        <w:spacing w:line="269" w:lineRule="auto"/>
       </w:pPr>
       <w:r>
         <w:rPr>
           <w:b/>
-          <w:color w:val="2563EB"/>
-          <w:sz w:val="17"/>
         </w:rPr>
-        <w:t xml:space="preserve">• 5. Modelo de Datos Relacional: </w:t>
+        <w:t>Evalúa Pribbenow y El Descanso. A las 06:</w:t>
       </w:r>
       <w:r>
         <w:rPr>
-          <w:color w:val="1E293B"/>
-          <w:sz w:val="17"/>
+          <w:b w:val="0"/>
         </w:rPr>
-        <w:t>Esquema DDL de app_users, operators, truck_reports</w:t>
+        <w:t>30 selecciona fechas anteriores; a las 18:30, fechas anteriores o turno Diurno de la fecha evaluada. Ordena por created_at descendente y toma el primer reporte por truck_id dentro de ese conjunto; después exige status DOWN y ubicación en campo.</w:t>
       </w:r>
     </w:p>
     <w:p>
       <w:pPr>
-        <w:spacing w:after="50"/>
+        <w:spacing w:line="269" w:lineRule="auto"/>
+      </w:pPr>
+      <w:r>
+        <w:rPr>
+          <w:b w:val="0"/>
+        </w:rPr>
+        <w:t>isEquipmentInField excluye taller, abreviaturas tlr o tllr, bahia, bahía y palabras bh o bay. Una ubicación vacía se considera campo. Esta clasificación textual depende de la calidad de la captura.</w:t>
+      </w:r>
+    </w:p>
+    <w:p>
+      <w:pPr>
+        <w:spacing w:line="269" w:lineRule="auto"/>
+      </w:pPr>
+      <w:r>
+        <w:rPr>
+          <w:b w:val="0"/>
+        </w:rPr>
+        <w:t>Si no hay pendientes, responde NO_CARRYOVER para la mina; si no hay destinatarios, NO_ACTIVE_RECIPIENTS. Si hay ambos, crea avisos para usuarios activos de la mina y grupo entrante más administradores activos globales. Usa UNIQUE (user_id, mine, shift, operational_date, evaluation_moment).</w:t>
+      </w:r>
+    </w:p>
+    <w:p>
+      <w:pPr>
+        <w:spacing w:line="269" w:lineRule="auto"/>
+      </w:pPr>
+      <w:r>
+        <w:rPr>
+          <w:b w:val="0"/>
+        </w:rPr>
+        <w:t>Un nuevo reporte del turno entrante queda fuera del conjunto consultado y no sustituye al de turnos anteriores en esta evaluación. Ante discrepancias con el Dashboard, contraste ambos reportes y la fecha operativa antes de proponer un cambio de regla.</w:t>
+      </w:r>
+    </w:p>
+    <w:p>
+      <w:bookmarkStart w:id="111" w:name="section_11"/>
+      <w:pPr>
+        <w:pStyle w:val="Heading1"/>
+        <w:pageBreakBefore w:val="0"/>
+        <w:spacing w:line="269" w:lineRule="auto" w:before="400"/>
+      </w:pPr>
+      <w:r>
+        <w:rPr/>
+        <w:t>11 Scheduler y secretos de ejecución</w:t>
+      </w:r>
+      <w:bookmarkEnd w:id="111"/>
+    </w:p>
+    <w:p>
+      <w:pPr>
+        <w:spacing w:line="269" w:lineRule="auto"/>
+      </w:pPr>
+      <w:r>
+        <w:rPr>
+          <w:b w:val="0"/>
+        </w:rPr>
+        <w:t>Las migraciones habilitan pg_cron y pg_net y definen dispatch_shift_carryover_evaluation(p_moment). La función lee scheduler_secret de Vault y envía la cabecera x-scheduler-secret a evaluate-shift-carryover. El valor debe corresponder a SCHEDULER_SECRET de las funciones Edge; nunca se documenta ni imprime su contenido.</w:t>
+      </w:r>
+    </w:p>
+    <w:p>
+      <w:pPr>
+        <w:spacing w:line="269" w:lineRule="auto"/>
+      </w:pPr>
+      <w:r>
+        <w:rPr>
+          <w:b w:val="0"/>
+        </w:rPr>
+        <w:t>La ejecución del dispatcher se revoca a PUBLIC, anon y authenticated y se concede a postgres y service_role. Su SQL contiene una URL fija de proyecto; revísela antes de preparar un entorno de pruebas aislado.</w:t>
+      </w:r>
+    </w:p>
+    <w:p>
+      <w:pPr>
+        <w:spacing w:line="269" w:lineRule="auto"/>
+      </w:pPr>
+      <w:r>
+        <w:rPr>
+          <w:b w:val="0"/>
+        </w:rPr>
+        <w:t>Los trabajos definidos son evaluate-shift-carryover-morning-0630 con expresión 30 11 * * * y evaluate-shift-carryover-evening-1830 con 30 23 * * *. Corresponden a 06:30 y 18:30 Colombia. La migración crea cada trabajo si su nombre no existe; no corrige automáticamente una definición antigua con el mismo nombre.</w:t>
+      </w:r>
+    </w:p>
+    <w:p>
+      <w:pPr>
+        <w:spacing w:line="269" w:lineRule="auto"/>
+      </w:pPr>
+      <w:r>
+        <w:rPr>
+          <w:b w:val="0"/>
+        </w:rPr>
+        <w:t>Un identificador devuelto por pg_net acredita la solicitud encolada, no la creación de notificaciones ni la entrega push. Revise cron.job, cron.job_run_details, respuesta HTTP y logs del handler según el entorno. La configuración de verificación JWT del gateway debe permitir llegar al handler a las solicitudes del scheduler, conservando su validación de secreto.</w:t>
+      </w:r>
+    </w:p>
+    <w:p>
+      <w:bookmarkStart w:id="112" w:name="section_12"/>
+      <w:pPr>
+        <w:pStyle w:val="Heading1"/>
+        <w:pageBreakBefore/>
+        <w:spacing w:line="269" w:lineRule="auto" w:before="0"/>
+      </w:pPr>
+      <w:r>
+        <w:rPr/>
+        <w:t>12 Emisor Web Push y entrega</w:t>
+      </w:r>
+      <w:bookmarkEnd w:id="112"/>
+    </w:p>
+    <w:p>
+      <w:pPr>
+        <w:spacing w:line="269" w:lineRule="auto"/>
+      </w:pPr>
+      <w:r>
+        <w:rPr>
+          <w:b w:val="0"/>
+        </w:rPr>
+        <w:t>send-web-push autoriza al scheduler o al Administrador y valida el mensaje. Acepta target_user_ids, target_auth_user_ids, target_subscription_ids o una target_subscription directa con endpoint HTTPS y claves p256dh y auth.</w:t>
+      </w:r>
+    </w:p>
+    <w:p>
+      <w:pPr>
+        <w:spacing w:line="269" w:lineRule="auto"/>
+      </w:pPr>
+      <w:r>
+        <w:rPr>
+          <w:b w:val="0"/>
+        </w:rPr>
+        <w:t>Sin destinatarios explícitos válidos responde HTTP 400 antes de consultar suscripciones o enviar. Las listas provistas deben ser arrays de textos no vacíos; se recortan y deduplican. Varios filtros no vacíos se combinan por intersección. Un destino válido sin coincidencias produce cero envíos, nunca un envío global. Una suscripción directa válida conserva prioridad sobre las listas.</w:t>
+      </w:r>
+    </w:p>
+    <w:p>
+      <w:pPr>
+        <w:spacing w:line="269" w:lineRule="auto"/>
+      </w:pPr>
+      <w:r>
+        <w:rPr>
+          <w:b w:val="0"/>
+        </w:rPr>
+        <w:t>Para listas consulta suscripciones activas. Usa VAPID y registra cantidades de objetivos, éxitos, expirados y fallos. Las respuestas 404 o 410 del servicio push permiten retirar suscripciones expiradas; otros fallos requieren diagnóstico. Un éxito de transporte no certifica lectura ni atención por el usuario.</w:t>
+      </w:r>
+    </w:p>
+    <w:p>
+      <w:pPr>
+        <w:spacing w:line="269" w:lineRule="auto"/>
+      </w:pPr>
+      <w:r>
+        <w:rPr>
+          <w:b w:val="0"/>
+        </w:rPr>
+        <w:t>Los productores solicitan push únicamente para filas de notificación recién insertadas. Si falla el envío después de insertar, repetir la misma clave no reenvía ese push. No existe una cola persistente que garantice reintentos de todos los fallos. La campana puede conservar el aviso aunque el dispositivo nunca muestre el push.</w:t>
+      </w:r>
+    </w:p>
+    <w:p>
+      <w:bookmarkStart w:id="113" w:name="section_13"/>
+      <w:pPr>
+        <w:pStyle w:val="Heading1"/>
+        <w:pageBreakBefore w:val="0"/>
+        <w:spacing w:line="269" w:lineRule="auto" w:before="400"/>
+      </w:pPr>
+      <w:r>
+        <w:rPr/>
+        <w:t>13 Campana y lectura en tiempo real</w:t>
+      </w:r>
+      <w:bookmarkEnd w:id="113"/>
+    </w:p>
+    <w:p>
+      <w:pPr>
+        <w:spacing w:line="269" w:lineRule="auto"/>
+      </w:pPr>
+      <w:r>
+        <w:rPr>
+          <w:b w:val="0"/>
+        </w:rPr>
+        <w:t>NotificationContext consulta los 30 avisos más recientes visibles por RLS y se suscribe a INSERT y UPDATE de notifications por Realtime. La migración agrega la tabla a supabase_realtime; la publicación desplegada debe comprobarse.</w:t>
+      </w:r>
+    </w:p>
+    <w:p>
+      <w:pPr>
+        <w:spacing w:line="269" w:lineRule="auto"/>
+      </w:pPr>
+      <w:r>
+        <w:rPr>
+          <w:b w:val="0"/>
+        </w:rPr>
+        <w:t>El contador se deriva de notifications.filter(n =&gt; !n.is_read). Repetir un INSERT no debe agregar una segunda tarjeta ni inflar el contador. La interfaz muestra 9+ por encima de nueve. No hay paginación visible del historial completo.</w:t>
+      </w:r>
+    </w:p>
+    <w:p>
+      <w:pPr>
+        <w:spacing w:line="269" w:lineRule="auto"/>
+      </w:pPr>
+      <w:r>
+        <w:rPr>
+          <w:b w:val="0"/>
+        </w:rPr>
+        <w:t>Abrir el detalle solicita marcar ese aviso como leído. Marcar leídas actualiza todos los pendientes visibles por RLS en el servidor, aunque algunos no estén cargados. La UI hace actualización optimista y restaura el estado ante fallo. La lectura no cambia un reporte ni certifica una intervención operativa.</w:t>
+      </w:r>
+    </w:p>
+    <w:p>
+      <w:pPr>
+        <w:spacing w:line="269" w:lineRule="auto"/>
+      </w:pPr>
+      <w:r>
+        <w:rPr>
+          <w:b w:val="0"/>
+        </w:rPr>
+        <w:t>El detalle navega al Dashboard con el contexto de la notificación. La tarjeta representa el momento del evento y puede quedar desactualizada respecto del reporte. La desconexión puede retrasar la actualización; no afirme entrega inmediata ni sincronía garantizada entre todos los dispositivos.</w:t>
+      </w:r>
+    </w:p>
+    <w:p>
+      <w:bookmarkStart w:id="114" w:name="section_14"/>
+      <w:pPr>
+        <w:pStyle w:val="Heading1"/>
+        <w:pageBreakBefore/>
+        <w:spacing w:line="269" w:lineRule="auto" w:before="0"/>
+      </w:pPr>
+      <w:r>
+        <w:rPr/>
+        <w:t>14 Suscripciones y aislamiento por cuenta</w:t>
+      </w:r>
+      <w:bookmarkEnd w:id="114"/>
+    </w:p>
+    <w:p>
+      <w:pPr>
+        <w:spacing w:line="269" w:lineRule="auto"/>
+      </w:pPr>
+      <w:r>
+        <w:rPr>
+          <w:b w:val="0"/>
+        </w:rPr>
+        <w:t>pushUtils.js comprueba soporte, permiso, sesión, suscripción del navegador y fila activa asociada a los dos identificadores del usuario. getPushSubscriptionState consulta sin solicitar permisos ni reactivar alertas.</w:t>
+      </w:r>
+    </w:p>
+    <w:p>
+      <w:pPr>
+        <w:spacing w:line="269" w:lineRule="auto"/>
+      </w:pPr>
+      <w:r>
+        <w:rPr>
+          <w:b w:val="0"/>
+        </w:rPr>
+        <w:t>La activación es explícita desde NavUserProfile. Si una suscripción no puede verificarse como propia, el flujo retira la suscripción local y crea una nueva; no transfiere una fila de otra cuenta. Tras upsert verifica el estado antes de indicar Activas.</w:t>
+      </w:r>
+    </w:p>
+    <w:p>
+      <w:pPr>
+        <w:spacing w:line="269" w:lineRule="auto"/>
+      </w:pPr>
+      <w:r>
+        <w:rPr>
+          <w:b w:val="0"/>
+        </w:rPr>
+        <w:t>La desactivación comprueba el resultado del navegador y de la eliminación remota de la cuenta y endpoint. Si solo se completa una parte, conserva contexto para Reintentar desactivación. Ese contexto está en memoria y puede perderse al recargar; la limpieza no es una tarea persistente en segundo plano.</w:t>
+      </w:r>
+    </w:p>
+    <w:p>
+      <w:pPr>
+        <w:spacing w:line="269" w:lineRule="auto"/>
+      </w:pPr>
+      <w:r>
+        <w:rPr>
+          <w:b w:val="0"/>
+        </w:rPr>
+        <w:t>El perfil reevalúa al abrir el menú, recuperar conexión, obtener foco o recibir PUSH_SUBSCRIPTION_CHANGED. Ignora resultados tardíos de otra cuenta. Usa esperas de cinco segundos por operación de consulta o limpieza; el diálogo de permiso del usuario no se fuerza a vencer. Un timeout no demuestra que una transacción remota no se haya completado.</w:t>
+      </w:r>
+    </w:p>
+    <w:p>
+      <w:pPr>
+        <w:spacing w:line="269" w:lineRule="auto"/>
       </w:pPr>
       <w:r>
         <w:rPr>
           <w:b/>
-          <w:color w:val="2563EB"/>
-          <w:sz w:val="17"/>
         </w:rPr>
-        <w:t xml:space="preserve">• 6. Relaciones de Base de Datos: </w:t>
+        <w:t>Estados visibles:</w:t>
       </w:r>
       <w:r>
         <w:rPr>
-          <w:color w:val="1E293B"/>
-          <w:sz w:val="17"/>
+          <w:b w:val="0"/>
         </w:rPr>
-        <w:t>Vínculos entre auth.users, perfiles y reportes</w:t>
+        <w:t xml:space="preserve"> Activas y Desactivar Alertas; Activar Alertas para configuración pendiente; Reintentar desactivación para limpieza parcial; Comprobar de nuevo ante estado desconocido; mensajes específicos por permiso bloqueado, falta de soporte o instalación necesaria en iPhone.</w:t>
       </w:r>
     </w:p>
     <w:p>
-      <w:pPr>
-        <w:spacing w:after="50"/>
+      <w:bookmarkStart w:id="115" w:name="section_15"/>
+      <w:pPr>
+        <w:pStyle w:val="Heading1"/>
+        <w:pageBreakBefore/>
+        <w:spacing w:line="269" w:lineRule="auto" w:before="0"/>
+      </w:pPr>
+      <w:r>
+        <w:rPr/>
+        <w:t>15 PWA y Service Worker personalizado</w:t>
+      </w:r>
+      <w:bookmarkEnd w:id="115"/>
+    </w:p>
+    <w:p>
+      <w:pPr>
+        <w:spacing w:line="269" w:lineRule="auto"/>
+      </w:pPr>
+      <w:r>
+        <w:rPr>
+          <w:b w:val="0"/>
+        </w:rPr>
+        <w:t>vite.config.js usa strategies injectManifest, srcDir src, filename sw.js y registerType autoUpdate. src/sw.js aplica skipWaiting y clientsClaim, precache del manifiesto compilado, limpieza de cachés antiguas y NavigationRoute hacia index.html. El número de activos depende de cada build.</w:t>
+      </w:r>
+    </w:p>
+    <w:p>
+      <w:pPr>
+        <w:spacing w:line="269" w:lineRule="auto"/>
+      </w:pPr>
+      <w:r>
+        <w:rPr>
+          <w:b w:val="0"/>
+        </w:rPr>
+        <w:t>El evento push interpreta el payload y muestra la notificación. Si detecta una ventana visible o enfocada solicita presentación silenciosa y sin vibración. No elimina la notificación nativa: su presentación final depende del navegador y sistema operativo.</w:t>
+      </w:r>
+    </w:p>
+    <w:p>
+      <w:pPr>
+        <w:spacing w:line="269" w:lineRule="auto"/>
+      </w:pPr>
+      <w:r>
+        <w:rPr>
+          <w:b w:val="0"/>
+        </w:rPr>
+        <w:t>notificationclick limita el destino a una ruta del mismo origen, agrega truck_id, mine, shift y date cuando hay metadatos operacionales, y enfoca o abre la app. El push de cambio de turno solo aporta la raíz; su detalle se consulta desde la campana. Pulsar el push no ejecuta markAsRead por sí mismo.</w:t>
+      </w:r>
+    </w:p>
+    <w:p>
+      <w:pPr>
+        <w:spacing w:line="269" w:lineRule="auto"/>
+      </w:pPr>
+      <w:r>
+        <w:rPr>
+          <w:b w:val="0"/>
+        </w:rPr>
+        <w:t>pushsubscriptionchange avisa a ventanas mediante PUSH_SUBSCRIPTION_CHANGED. El perfil comprueba estado y puede requerir activación explícita; no hay autorreparación garantizada si no hay una ventana disponible.</w:t>
+      </w:r>
+    </w:p>
+    <w:p>
+      <w:pPr>
+        <w:spacing w:line="269" w:lineRule="auto"/>
+      </w:pPr>
+      <w:r>
+        <w:rPr>
+          <w:b w:val="0"/>
+        </w:rPr>
+        <w:t>El manifiesto usa nombre Camiones Caídos - Control de Flotas, modo standalone, iconos de 192 y 512 píxeles y tema #0F1115. La activación push requiere soporte del navegador y permiso. El cliente indica agregar a Pantalla de Inicio en iOS cuando corresponda.</w:t>
+      </w:r>
+    </w:p>
+    <w:p>
+      <w:bookmarkStart w:id="116" w:name="section_16"/>
+      <w:pPr>
+        <w:pStyle w:val="Heading1"/>
+        <w:pageBreakBefore w:val="0"/>
+        <w:spacing w:line="269" w:lineRule="auto" w:before="400"/>
+      </w:pPr>
+      <w:r>
+        <w:rPr/>
+        <w:t>16 Caché local y trabajo sin conexión</w:t>
+      </w:r>
+      <w:bookmarkEnd w:id="116"/>
+    </w:p>
+    <w:p>
+      <w:pPr>
+        <w:spacing w:line="269" w:lineRule="auto"/>
+      </w:pPr>
+      <w:r>
+        <w:rPr>
+          <w:b w:val="0"/>
+        </w:rPr>
+        <w:t>AuthContext puede conservar el perfil validado ante fallos de transporte y revalidar al recuperar conexión. localStorage usa camiones_user_profile, camiones_reports, camiones_operators y camiones_mine; Supabase administra su clave de sesión sb-&lt;ref&gt;-auth-token.</w:t>
+      </w:r>
+    </w:p>
+    <w:p>
+      <w:pPr>
+        <w:spacing w:line="269" w:lineRule="auto"/>
+      </w:pPr>
+      <w:r>
+        <w:rPr>
+          <w:b w:val="0"/>
+        </w:rPr>
+        <w:t>Los reportes y operadores cargados permiten consulta limitada sin red; no equivalen a una copia completa ni necesariamente actual. No existe una cola de escrituras offline para asegurar altas, ediciones o cambios de estado posteriores. La confirmación requiere respuesta del servidor.</w:t>
+      </w:r>
+    </w:p>
+    <w:p>
+      <w:pPr>
+        <w:spacing w:line="269" w:lineRule="auto"/>
+      </w:pPr>
+      <w:r>
+        <w:rPr>
+          <w:b w:val="0"/>
+        </w:rPr>
+        <w:t>No publique tokens ni contenidos completos de almacenamiento en diagnósticos. Borrar datos del sitio afecta caché, sesión y configuración local: registre primero el incidente y coordine la recuperación del acceso y de las alertas.</w:t>
+      </w:r>
+    </w:p>
+    <w:p>
+      <w:bookmarkStart w:id="117" w:name="section_17"/>
+      <w:pPr>
+        <w:pStyle w:val="Heading1"/>
+        <w:pageBreakBefore/>
+        <w:spacing w:line="269" w:lineRule="auto" w:before="0"/>
+      </w:pPr>
+      <w:r>
+        <w:rPr/>
+        <w:t>17 Rendimiento y exportación</w:t>
+      </w:r>
+      <w:bookmarkEnd w:id="117"/>
+    </w:p>
+    <w:p>
+      <w:pPr>
+        <w:spacing w:line="269" w:lineRule="auto"/>
+      </w:pPr>
+      <w:r>
+        <w:rPr>
+          <w:b w:val="0"/>
+        </w:rPr>
+        <w:t>React.lazy carga módulos administrativos e historiales bajo demanda. La configuración manualChunks separa vendor-export-pdf, vendor-export-xlsx, vendor-supabase y vendor-react. Las bibliotecas de exportación se importan dinámicamente donde corresponde.</w:t>
+      </w:r>
+    </w:p>
+    <w:p>
+      <w:pPr>
+        <w:spacing w:line="269" w:lineRule="auto"/>
+      </w:pPr>
+      <w:r>
+        <w:rPr>
+          <w:b w:val="0"/>
+        </w:rPr>
+        <w:t>pdfUtils.js genera reportes con membretes y contenido operativo en el cliente. exportUtils.js produce las hojas Novedades Turno y Pendientes Campo. El nombre del operador se conserva desde el reporte. Compartir archivos depende de la capacidad del dispositivo; descargar permite la alternativa manual.</w:t>
+      </w:r>
+    </w:p>
+    <w:p>
+      <w:pPr>
+        <w:spacing w:line="269" w:lineRule="auto"/>
+      </w:pPr>
+      <w:r>
+        <w:rPr>
+          <w:b w:val="0"/>
+        </w:rPr>
+        <w:t>Los tamaños de bundles, cantidad de entradas precache y tiempos deben medirse en cada versión. Registre dispositivo, red, caché y método si mide rendimiento. Las cifras de la documentación 1.0 son antecedentes, no criterios actuales certificados.</w:t>
+      </w:r>
+    </w:p>
+    <w:p>
+      <w:bookmarkStart w:id="118" w:name="section_18"/>
+      <w:pPr>
+        <w:pStyle w:val="Heading1"/>
+        <w:pageBreakBefore w:val="0"/>
+        <w:spacing w:line="269" w:lineRule="auto" w:before="400"/>
+      </w:pPr>
+      <w:r>
+        <w:rPr/>
+        <w:t>18 Variables y configuración</w:t>
+      </w:r>
+      <w:bookmarkEnd w:id="118"/>
+    </w:p>
+    <w:p>
+      <w:pPr>
+        <w:spacing w:line="269" w:lineRule="auto"/>
       </w:pPr>
       <w:r>
         <w:rPr>
           <w:b/>
-          <w:color w:val="2563EB"/>
-          <w:sz w:val="17"/>
         </w:rPr>
-        <w:t xml:space="preserve">• 7. operator_id y Snapshot Textual: </w:t>
+        <w:t>Frontend:</w:t>
       </w:r>
       <w:r>
         <w:rPr>
-          <w:color w:val="1E293B"/>
-          <w:sz w:val="17"/>
+          <w:b w:val="0"/>
         </w:rPr>
-        <w:t>Arquitectura relacional dual para resiliencia offline</w:t>
+        <w:t xml:space="preserve"> VITE_SUPABASE_URL, VITE_SUPABASE_ANON_KEY y VITE_VAPID_PUBLIC_KEY. La clave pública VAPID del cliente debe corresponder a VAPID_PUBLIC_KEY del emisor.</w:t>
       </w:r>
     </w:p>
     <w:p>
       <w:pPr>
-        <w:spacing w:after="50"/>
+        <w:spacing w:line="269" w:lineRule="auto"/>
       </w:pPr>
       <w:r>
         <w:rPr>
           <w:b/>
-          <w:color w:val="2563EB"/>
-          <w:sz w:val="17"/>
         </w:rPr>
-        <w:t xml:space="preserve">• 8. Row Level Security (RLS): </w:t>
+        <w:t>Backend:</w:t>
       </w:r>
       <w:r>
         <w:rPr>
-          <w:color w:val="1E293B"/>
-          <w:sz w:val="17"/>
+          <w:b w:val="0"/>
         </w:rPr>
-        <w:t>11 políticas activas, funciones SECURITY DEFINER y trigger</w:t>
+        <w:t xml:space="preserve"> SUPABASE_URL, SUPABASE_ANON_KEY, SUPABASE_SERVICE_ROLE_KEY, SCHEDULER_SECRET, VAPID_PUBLIC_KEY, VAPID_PRIVATE_KEY y VAPID_SUBJECT. Vault: scheduler_secret para el dispatcher.</w:t>
       </w:r>
     </w:p>
     <w:p>
       <w:pPr>
-        <w:spacing w:after="50"/>
+        <w:spacing w:line="269" w:lineRule="auto"/>
+      </w:pPr>
+      <w:r>
+        <w:rPr>
+          <w:b w:val="0"/>
+        </w:rPr>
+        <w:t>Mantenga valores secretos fuera de documentos, frontend y registros de diagnóstico. SUPABASE_SERVICE_ROLE_KEY y VAPID_PRIVATE_KEY son exclusivamente de servidor. Confirme origen, gateway, CORS y correspondencia de variables sin imprimir secretos.</w:t>
+      </w:r>
+    </w:p>
+    <w:p>
+      <w:pPr>
+        <w:shd w:fill="FFF1EF" w:val="clear"/>
+        <w:pBdr>
+          <w:left w:val="single" w:sz="18" w:space="9" w:color="BE252B"/>
+        </w:pBdr>
+        <w:spacing w:before="200" w:after="240" w:line="269" w:lineRule="auto"/>
+        <w:ind w:left="202" w:right="144"/>
+      </w:pPr>
+      <w:r>
+        <w:rPr>
+          <w:b w:val="0"/>
+        </w:rPr>
+        <w:t>La existencia de código o nombres de variables en el repositorio no prueba que estén configurados o desplegados. Compruebe el entorno seleccionado antes de ejecutar una app local: puede usar el mismo backend de la operación.</w:t>
+      </w:r>
+    </w:p>
+    <w:p>
+      <w:bookmarkStart w:id="119" w:name="section_19"/>
+      <w:pPr>
+        <w:pStyle w:val="Heading1"/>
+        <w:pageBreakBefore/>
+        <w:spacing w:line="269" w:lineRule="auto" w:before="0"/>
+      </w:pPr>
+      <w:r>
+        <w:rPr/>
+        <w:t>19 Desarrollo y verificación local</w:t>
+      </w:r>
+      <w:bookmarkEnd w:id="119"/>
+    </w:p>
+    <w:p>
+      <w:pPr>
+        <w:spacing w:line="269" w:lineRule="auto"/>
+      </w:pPr>
+      <w:r>
+        <w:rPr>
+          <w:b w:val="0"/>
+        </w:rPr>
+        <w:t>npm run dev inicia Vite en el puerto 5173 y escucha en todas las interfaces según package.json. npm run preview sirve el build local. Abrir cualquiera puede conectar con Supabase configurado; acuerde el entorno antes de hacer pruebas funcionales.</w:t>
+      </w:r>
+    </w:p>
+    <w:p>
+      <w:pPr>
+        <w:spacing w:line="269" w:lineRule="auto"/>
+      </w:pPr>
+      <w:r>
+        <w:rPr>
+          <w:b w:val="0"/>
+        </w:rPr>
+        <w:t>npm run build compila dist/ y el Service Worker. npm run lint ejecuta oxlint. node --test tests/*.test.cjs ejecuta las pruebas locales, con Node.js 24 o posterior para stripTypeScriptTypes.</w:t>
+      </w:r>
+    </w:p>
+    <w:p>
+      <w:pPr>
+        <w:spacing w:line="269" w:lineRule="auto"/>
+      </w:pPr>
+      <w:r>
+        <w:rPr>
+          <w:b w:val="0"/>
+        </w:rPr>
+        <w:t>Las pruebas usan memoria para Auth, base de datos, navegador, hooks y transporte push. Cubren permisos, consistencia, persistencia, duplicados, suscripciones y destinatarios. No montan React real ni ejecutan PostgreSQL/RLS, Deno, cron o entrega real. El build del frontend tampoco valida por sí solo las funciones Edge.</w:t>
+      </w:r>
+    </w:p>
+    <w:p>
+      <w:pPr>
+        <w:spacing w:line="269" w:lineRule="auto"/>
+      </w:pPr>
+      <w:r>
+        <w:rPr>
+          <w:b w:val="0"/>
+        </w:rPr>
+        <w:t>Registre el resultado de cada versión y las advertencias aceptadas. No trate cifras antiguas de pruebas, lint o build como una certificación permanente.</w:t>
+      </w:r>
+    </w:p>
+    <w:p>
+      <w:bookmarkStart w:id="120" w:name="section_20"/>
+      <w:pPr>
+        <w:pStyle w:val="Heading1"/>
+        <w:pageBreakBefore w:val="0"/>
+        <w:spacing w:line="269" w:lineRule="auto" w:before="400"/>
+      </w:pPr>
+      <w:r>
+        <w:rPr/>
+        <w:t>20 Publicación y distribución de manuales</w:t>
+      </w:r>
+      <w:bookmarkEnd w:id="120"/>
+    </w:p>
+    <w:p>
+      <w:pPr>
+        <w:spacing w:line="269" w:lineRule="auto"/>
+      </w:pPr>
+      <w:r>
+        <w:rPr>
+          <w:b w:val="0"/>
+        </w:rPr>
+        <w:t>El frontend usa los rewrites SPA de vercel.json para dirigir rutas a index.html. Funciones, migraciones, secretos y jobs de Supabase tienen un ciclo de publicación separado. Cualquier despliegue requiere una versión revisada, pruebas y autorización.</w:t>
+      </w:r>
+    </w:p>
+    <w:p>
+      <w:pPr>
+        <w:spacing w:line="269" w:lineRule="auto"/>
       </w:pPr>
       <w:r>
         <w:rPr>
           <w:b/>
-          <w:color w:val="2563EB"/>
-          <w:sz w:val="17"/>
         </w:rPr>
-        <w:t xml:space="preserve">• 9. Supabase Edge Functions: </w:t>
+        <w:t>get-doc-url sirve documentos del bucket privado docs-private:</w:t>
       </w:r>
       <w:r>
         <w:rPr>
-          <w:color w:val="1E293B"/>
-          <w:sz w:val="17"/>
+          <w:b w:val="0"/>
         </w:rPr>
-        <w:t>admin-create-user, admin-reset-password, admin-delete-user</w:t>
+        <w:t xml:space="preserve"> user/MANUAL_USUARIO_CAMIONES_CAIDOS.pdf y admin/MANUAL_ADMINISTRATIVO_CAMIONES_CAIDOS.pdf. Digitador solicita el de usuario; Administrador y Encargado pueden solicitar ambos. El técnico no está expuesto por ese menú.</w:t>
       </w:r>
     </w:p>
     <w:p>
       <w:pPr>
-        <w:spacing w:after="50"/>
+        <w:shd w:fill="FFF1EF" w:val="clear"/>
+        <w:pBdr>
+          <w:left w:val="single" w:sz="18" w:space="9" w:color="BE252B"/>
+        </w:pBdr>
+        <w:spacing w:before="200" w:after="240" w:line="269" w:lineRule="auto"/>
+        <w:ind w:left="202" w:right="144"/>
+      </w:pPr>
+      <w:r>
+        <w:rPr>
+          <w:b w:val="0"/>
+        </w:rPr>
+        <w:t>Actualizar docs/ no reemplaza los objetos de Storage. Tras aprobación de publicación, respalde los objetos anteriores, cargue solo los PDF autorizados en sus rutas y compruebe descarga, contenido y permisos con cuentas acordadas. El enlace firmado es temporal; solicite uno nuevo desde el menú cuando sea necesario.</w:t>
+      </w:r>
+    </w:p>
+    <w:p>
+      <w:pPr>
+        <w:spacing w:line="269" w:lineRule="auto"/>
+      </w:pPr>
+      <w:r>
+        <w:rPr>
+          <w:b w:val="0"/>
+        </w:rPr>
+        <w:t>Mantenga texto, orden y capturas coherentes entre Word, Markdown y PDF. Exporte PDF desde el Word revisado y valide que no desaparezcan párrafos o tablas. No use una conversión antigua como fuente de la próxima versión sin conciliar diferencias.</w:t>
+      </w:r>
+    </w:p>
+    <w:p>
+      <w:bookmarkStart w:id="121" w:name="section_21"/>
+      <w:pPr>
+        <w:pStyle w:val="Heading1"/>
+        <w:pageBreakBefore/>
+        <w:spacing w:line="269" w:lineRule="auto" w:before="0"/>
+      </w:pPr>
+      <w:r>
+        <w:rPr/>
+        <w:t>21 Respaldos y recuperación</w:t>
+      </w:r>
+      <w:bookmarkEnd w:id="121"/>
+    </w:p>
+    <w:p>
+      <w:pPr>
+        <w:spacing w:line="269" w:lineRule="auto"/>
+      </w:pPr>
+      <w:r>
+        <w:rPr>
+          <w:b w:val="0"/>
+        </w:rPr>
+        <w:t>Separe respaldo de código, esquema, configuración y datos. Git guarda archivos versionados; no respalda por sí solo datos de Supabase ni secretos. Conserve supabase_schema.sql y migraciones, y documente configuración sin exponer valores.</w:t>
+      </w:r>
+    </w:p>
+    <w:p>
+      <w:pPr>
+        <w:shd w:fill="FFF1EF" w:val="clear"/>
+        <w:pBdr>
+          <w:left w:val="single" w:sz="18" w:space="9" w:color="BE252B"/>
+        </w:pBdr>
+        <w:spacing w:before="200" w:after="240" w:line="269" w:lineRule="auto"/>
+        <w:ind w:left="202" w:right="144"/>
+      </w:pPr>
+      <w:r>
+        <w:rPr>
+          <w:b w:val="0"/>
+        </w:rPr>
+        <w:t>Los documentos previos citan snapshots del 10 de septiembre de 2026 y copias automáticas. Antes de depender de ellos, verifique su existencia, integridad, fecha, cobertura, retención y capacidad de restauración en el plan real. No dé por garantizadas copias diarias por aparecer en un manual.</w:t>
+      </w:r>
+    </w:p>
+    <w:p>
+      <w:pPr>
+        <w:spacing w:line="269" w:lineRule="auto"/>
+      </w:pPr>
+      <w:r>
+        <w:rPr>
+          <w:b w:val="0"/>
+        </w:rPr>
+        <w:t>No hay cron de respaldo de datos en el frontend. Antes de una restauración, preserve evidencia, acuerde alcance y valide un respaldo en un entorno aislado. Restaurar datos o revertir infraestructura requiere autorización; no sustituya operación con un snapshot antiguo sin conciliación.</w:t>
+      </w:r>
+    </w:p>
+    <w:p>
+      <w:bookmarkStart w:id="122" w:name="section_22"/>
+      <w:pPr>
+        <w:pStyle w:val="Heading1"/>
+        <w:pageBreakBefore/>
+        <w:spacing w:line="269" w:lineRule="auto" w:before="0"/>
+      </w:pPr>
+      <w:r>
+        <w:rPr/>
+        <w:t>22 Diagnóstico de incidentes</w:t>
+      </w:r>
+      <w:bookmarkEnd w:id="122"/>
+    </w:p>
+    <w:p>
+      <w:pPr>
+        <w:spacing w:line="269" w:lineRule="auto"/>
       </w:pPr>
       <w:r>
         <w:rPr>
           <w:b/>
-          <w:color w:val="2563EB"/>
-          <w:sz w:val="17"/>
         </w:rPr>
-        <w:t xml:space="preserve">• 10. Gestión de Sesión Offline: </w:t>
+        <w:t>Pantalla blanca o ChunkLoadError:</w:t>
       </w:r>
       <w:r>
         <w:rPr>
-          <w:color w:val="1E293B"/>
-          <w:sz w:val="17"/>
+          <w:b w:val="0"/>
         </w:rPr>
-        <w:t>Detección de fallo de transporte y revalidación en online</w:t>
+        <w:t xml:space="preserve"> registre consola y versión, contraste el Service Worker y los assets del despliegue. Pruebe recarga y un perfil limpio acordado antes de borrar almacenamiento; verifique carga y acceso después.</w:t>
       </w:r>
     </w:p>
     <w:p>
       <w:pPr>
-        <w:spacing w:after="50"/>
+        <w:spacing w:line="269" w:lineRule="auto"/>
       </w:pPr>
       <w:r>
         <w:rPr>
           <w:b/>
-          <w:color w:val="2563EB"/>
-          <w:sz w:val="17"/>
         </w:rPr>
-        <w:t xml:space="preserve">• 11. Almacenamiento Local (localStorage): </w:t>
+        <w:t>Build o despliegue fallido:</w:t>
       </w:r>
       <w:r>
         <w:rPr>
-          <w:color w:val="1E293B"/>
-          <w:sz w:val="17"/>
+          <w:b w:val="0"/>
         </w:rPr>
-        <w:t>Inventario de claves públicas y seguridad de tokens</w:t>
+        <w:t xml:space="preserve"> reproduzca npm run build y revise las variables del entorno. Si se necesita revertir, seleccione una versión conocida y coordine la autorización; confirme frontend y backend compatibles.</w:t>
       </w:r>
     </w:p>
     <w:p>
       <w:pPr>
-        <w:spacing w:after="50"/>
+        <w:spacing w:line="269" w:lineRule="auto"/>
       </w:pPr>
       <w:r>
         <w:rPr>
           <w:b/>
-          <w:color w:val="2563EB"/>
-          <w:sz w:val="17"/>
         </w:rPr>
-        <w:t xml:space="preserve">• 12. Plataforma PWA: </w:t>
+        <w:t>Error de red de Supabase:</w:t>
       </w:r>
       <w:r>
         <w:rPr>
-          <w:color w:val="1E293B"/>
-          <w:sz w:val="17"/>
+          <w:b w:val="0"/>
         </w:rPr>
-        <w:t>Manifiesto Web, modo standalone y capacidades de campo</w:t>
+        <w:t xml:space="preserve"> distinga cobertura local de incidente del servicio. Conserve consulta cacheada cuando sea posible y verifique recuperación con lectura. No reinicie ni restaure el proyecto como primer paso sin diagnóstico.</w:t>
       </w:r>
     </w:p>
     <w:p>
       <w:pPr>
-        <w:spacing w:after="50"/>
+        <w:spacing w:line="269" w:lineRule="auto"/>
       </w:pPr>
       <w:r>
         <w:rPr>
           <w:b/>
-          <w:color w:val="2563EB"/>
-          <w:sz w:val="17"/>
         </w:rPr>
-        <w:t xml:space="preserve">• 13. Service Worker y Workbox: </w:t>
+        <w:t>HTTP 401 o 403:</w:t>
       </w:r>
       <w:r>
         <w:rPr>
-          <w:color w:val="1E293B"/>
-          <w:sz w:val="17"/>
+          <w:b w:val="0"/>
         </w:rPr>
-        <w:t>Precache estático de 26 activos y runtime caching</w:t>
+        <w:t xml:space="preserve"> verifique sesión, identidad, perfil y autorización específica del handler. Un 403 no implica siempre falta de rol Administrador. Para problemas RLS, contraste auth_user_id, mina y política aplicable; no quite políticas para probar.</w:t>
       </w:r>
     </w:p>
     <w:p>
       <w:pPr>
-        <w:spacing w:after="50"/>
+        <w:spacing w:line="269" w:lineRule="auto"/>
       </w:pPr>
       <w:r>
         <w:rPr>
           <w:b/>
-          <w:color w:val="2563EB"/>
-          <w:sz w:val="17"/>
         </w:rPr>
-        <w:t xml:space="preserve">• 14. Carga Perezosa (Lazy Loading): </w:t>
+        <w:t>Error 42501:</w:t>
       </w:r>
       <w:r>
         <w:rPr>
-          <w:color w:val="1E293B"/>
-          <w:sz w:val="17"/>
+          <w:b w:val="0"/>
         </w:rPr>
-        <w:t>React.lazy en módulos pesados e imports dinámicos</w:t>
+        <w:t xml:space="preserve"> revise qué columna o política rechazó la operación. Ante fallos CORS, examine preflight y _shared/cors.ts. No exponga credenciales para resolver el diagnóstico.</w:t>
       </w:r>
     </w:p>
     <w:p>
       <w:pPr>
-        <w:spacing w:after="50"/>
+        <w:spacing w:line="269" w:lineRule="auto"/>
       </w:pPr>
       <w:r>
         <w:rPr>
           <w:b/>
-          <w:color w:val="2563EB"/>
-          <w:sz w:val="17"/>
         </w:rPr>
-        <w:t xml:space="preserve">• 15. Optimización manualChunks: </w:t>
+        <w:t>Aviso ausente de campana:</w:t>
       </w:r>
       <w:r>
         <w:rPr>
-          <w:color w:val="1E293B"/>
-          <w:sz w:val="17"/>
+          <w:b w:val="0"/>
         </w:rPr>
-        <w:t>Segmentación de bundles vendor-export-pdf y xlsx</w:t>
+        <w:t xml:space="preserve"> compruebe persistencia del reporte, respuesta del productor, elegibilidad, filas creadas y Realtime. Si solo falta push, revise suscripción activa, VAPID y resultado del emisor. HTTP 400 por destinos vacíos es un rechazo esperado, no motivo para eliminar el filtro.</w:t>
       </w:r>
     </w:p>
     <w:p>
       <w:pPr>
-        <w:spacing w:after="50"/>
+        <w:spacing w:line="269" w:lineRule="auto"/>
       </w:pPr>
       <w:r>
         <w:rPr>
           <w:b/>
-          <w:color w:val="2563EB"/>
-          <w:sz w:val="17"/>
         </w:rPr>
-        <w:t xml:space="preserve">• 16. Motores de Exportación: </w:t>
+        <w:t>Alerta de turno ausente:</w:t>
       </w:r>
       <w:r>
         <w:rPr>
-          <w:color w:val="1E293B"/>
-          <w:sz w:val="17"/>
+          <w:b w:val="0"/>
         </w:rPr>
-        <w:t>jsPDF, jspdf-autotable y xlsx en cliente</w:t>
+        <w:t xml:space="preserve"> revise jobs, dispatcher, Vault, secreto del handler, respuesta pg_net, grupo calculado y pendientes elegibles. Un job ejecutado o NO_CARRYOVER no es un comprobante de entrega.</w:t>
       </w:r>
     </w:p>
     <w:p>
       <w:pPr>
-        <w:spacing w:after="50"/>
+        <w:spacing w:line="269" w:lineRule="auto"/>
       </w:pPr>
       <w:r>
         <w:rPr>
           <w:b/>
-          <w:color w:val="2563EB"/>
-          <w:sz w:val="17"/>
         </w:rPr>
-        <w:t xml:space="preserve">• 17. Variables de Entorno: </w:t>
+        <w:t>Caché antigua o pérdida de datos:</w:t>
       </w:r>
       <w:r>
         <w:rPr>
-          <w:color w:val="1E293B"/>
-          <w:sz w:val="17"/>
+          <w:b w:val="0"/>
         </w:rPr>
-        <w:t>Nombres requeridos en frontend y Supabase Secrets</w:t>
+        <w:t xml:space="preserve"> preserve evidencia antes de limpiar o restaurar. Diferencie datos no visibles por filtros de borrado real; acuerde un procedimiento de recuperación antes de escribir en la base de operación.</w:t>
       </w:r>
     </w:p>
     <w:p>
-      <w:pPr>
-        <w:spacing w:after="50"/>
+      <w:bookmarkStart w:id="123" w:name="section_23"/>
+      <w:pPr>
+        <w:pStyle w:val="Heading1"/>
+        <w:pageBreakBefore w:val="0"/>
+        <w:spacing w:line="269" w:lineRule="auto" w:before="400"/>
+      </w:pPr>
+      <w:r>
+        <w:rPr/>
+        <w:t>23 Seguridad y mantenimiento</w:t>
+      </w:r>
+      <w:bookmarkEnd w:id="123"/>
+    </w:p>
+    <w:p>
+      <w:pPr>
+        <w:spacing w:line="269" w:lineRule="auto"/>
+      </w:pPr>
+      <w:r>
+        <w:rPr>
+          <w:b w:val="0"/>
+        </w:rPr>
+        <w:t>Revise con especial cuidado AuthContext, ReportContext, NotificationContext, pushUtils, NavUserProfile, src/sw.js, las funciones Edge y las migraciones. Cambios de sesiones, permisos o notificaciones pueden afectar datos y destinatarios reales.</w:t>
+      </w:r>
+    </w:p>
+    <w:p>
+      <w:pPr>
+        <w:spacing w:line="269" w:lineRule="auto"/>
+      </w:pPr>
+      <w:r>
+        <w:rPr>
+          <w:b w:val="0"/>
+        </w:rPr>
+        <w:t>Mantenga service_role fuera del frontend, verifique aislamiento por usuario y mina, y preserve las restricciones de identidad. La recepción global de avisos para administradores no concede lectura de campanas ajenas mediante las políticas personales.</w:t>
+      </w:r>
+    </w:p>
+    <w:p>
+      <w:pPr>
+        <w:spacing w:line="269" w:lineRule="auto"/>
+      </w:pPr>
+      <w:r>
+        <w:rPr>
+          <w:b w:val="0"/>
+        </w:rPr>
+        <w:t>Revise periódicamente errores de funciones, ejecución de jobs, rechazos push y suscripciones expiradas. Actualice dependencias con evaluación y pruebas; npm audit necesita red y no modifica por sí mismo el código salvo comandos adicionales.</w:t>
+      </w:r>
+    </w:p>
+    <w:p>
+      <w:pPr>
+        <w:spacing w:line="269" w:lineRule="auto"/>
+      </w:pPr>
+      <w:r>
+        <w:rPr>
+          <w:b w:val="0"/>
+        </w:rPr>
+        <w:t>Los conteos históricos de 22 usuarios, 814 operadores y 347 reportes corresponden a documentación de septiembre de 2026; no representan inventario actual. Un release requiere evidencia fechada del entorno que se autorice a verificar.</w:t>
+      </w:r>
+    </w:p>
+    <w:p>
+      <w:bookmarkStart w:id="124" w:name="section_24"/>
+      <w:pPr>
+        <w:pStyle w:val="Heading1"/>
+        <w:pageBreakBefore/>
+        <w:spacing w:line="269" w:lineRule="auto" w:before="0"/>
+      </w:pPr>
+      <w:r>
+        <w:rPr/>
+        <w:t>24 Lista de verificación previa al release</w:t>
+      </w:r>
+      <w:bookmarkEnd w:id="124"/>
+    </w:p>
+    <w:p>
+      <w:pPr>
+        <w:numPr>
+          <w:ilvl w:val="0"/>
+          <w:numId w:val="11"/>
+        </w:numPr>
+        <w:spacing w:after="140" w:line="269" w:lineRule="auto"/>
+      </w:pPr>
+      <w:r>
+        <w:rPr>
+          <w:b w:val="0"/>
+        </w:rPr>
+        <w:t>Auditar el estado local y remoto autorizado, identificar la versión candidata y presentar riesgos pendientes. Separar cambios aprobados de nuevos hallazgos.</w:t>
+      </w:r>
+    </w:p>
+    <w:p>
+      <w:pPr>
+        <w:numPr>
+          <w:ilvl w:val="0"/>
+          <w:numId w:val="11"/>
+        </w:numPr>
+        <w:spacing w:after="140" w:line="269" w:lineRule="auto"/>
+      </w:pPr>
+      <w:r>
+        <w:rPr>
+          <w:b w:val="0"/>
+        </w:rPr>
+        <w:t>Ejecutar pruebas locales, lint y build; revisar diffs, manuales y estrategia de reversión. Documentar límites de las simulaciones.</w:t>
+      </w:r>
+    </w:p>
+    <w:p>
+      <w:pPr>
+        <w:numPr>
+          <w:ilvl w:val="0"/>
+          <w:numId w:val="11"/>
+        </w:numPr>
+        <w:spacing w:after="140" w:line="269" w:lineRule="auto"/>
+      </w:pPr>
+      <w:r>
+        <w:rPr>
+          <w:b w:val="0"/>
+        </w:rPr>
+        <w:t>Acordar entorno aislado, usuarios y destinatarios antes de pruebas que escriban datos o envíen avisos. Verificar permisos por mina, guardado fallido, contador, lectura y cambio de cuenta.</w:t>
+      </w:r>
+    </w:p>
+    <w:p>
+      <w:pPr>
+        <w:numPr>
+          <w:ilvl w:val="0"/>
+          <w:numId w:val="11"/>
+        </w:numPr>
+        <w:spacing w:after="140" w:line="269" w:lineRule="auto"/>
       </w:pPr>
       <w:r>
         <w:rPr>
           <w:b/>
-          <w:color w:val="2563EB"/>
-          <w:sz w:val="17"/>
         </w:rPr>
-        <w:t xml:space="preserve">• 18. Entorno de Desarrollo Local: </w:t>
+        <w:t>Probar push en dispositivos acordados:</w:t>
       </w:r>
       <w:r>
         <w:rPr>
-          <w:color w:val="1E293B"/>
-          <w:sz w:val="17"/>
+          <w:b w:val="0"/>
         </w:rPr>
-        <w:t>Comandos npm run dev y previsualización</w:t>
+        <w:t xml:space="preserve"> permiso, instalación, primer y segundo plano, apertura, desactivación parcial, reconexión y logout. Evaluar los cortes del turno sin provocar alertas a la operación.</w:t>
       </w:r>
     </w:p>
     <w:p>
       <w:pPr>
-        <w:spacing w:after="50"/>
+        <w:numPr>
+          <w:ilvl w:val="0"/>
+          <w:numId w:val="11"/>
+        </w:numPr>
+        <w:spacing w:after="140" w:line="269" w:lineRule="auto"/>
       </w:pPr>
       <w:r>
         <w:rPr>
-          <w:b/>
-          <w:color w:val="2563EB"/>
-          <w:sz w:val="17"/>
+          <w:b w:val="0"/>
         </w:rPr>
-        <w:t xml:space="preserve">• 19. Pipeline de Compilación (Build): </w:t>
-      </w:r>
-      <w:r>
-        <w:rPr>
-          <w:color w:val="1E293B"/>
-          <w:sz w:val="17"/>
-        </w:rPr>
-        <w:t>Configuración Vite, Rollup y generación de dist/</w:t>
+        <w:t>Verificar migraciones, RLS, Realtime, funciones, gateway, VAPID, Vault y cron del destino. Confirmar respaldos y recuperación antes de intervenirlo.</w:t>
       </w:r>
     </w:p>
     <w:p>
       <w:pPr>
-        <w:spacing w:after="50"/>
+        <w:numPr>
+          <w:ilvl w:val="0"/>
+          <w:numId w:val="11"/>
+        </w:numPr>
+        <w:spacing w:after="140" w:line="269" w:lineRule="auto"/>
       </w:pPr>
       <w:r>
         <w:rPr>
-          <w:b/>
-          <w:color w:val="2563EB"/>
-          <w:sz w:val="17"/>
+          <w:b w:val="0"/>
         </w:rPr>
-        <w:t xml:space="preserve">• 20. Análisis Estático (Linting): </w:t>
-      </w:r>
-      <w:r>
-        <w:rPr>
-          <w:color w:val="1E293B"/>
-          <w:sz w:val="17"/>
-        </w:rPr>
-        <w:t>oxlint 1.75.0, reglas y verificación de 0 errores</w:t>
+        <w:t>Presentar evidencia y obtener autorización separada para commit, push, publicación de manuales y despliegues. No deducir esas autorizaciones de la aprobación de cambios locales.</w:t>
       </w:r>
     </w:p>
     <w:p>
       <w:pPr>
-        <w:spacing w:after="50"/>
+        <w:numPr>
+          <w:ilvl w:val="0"/>
+          <w:numId w:val="11"/>
+        </w:numPr>
+        <w:spacing w:after="140" w:line="269" w:lineRule="auto"/>
       </w:pPr>
       <w:r>
         <w:rPr>
-          <w:b/>
-          <w:color w:val="2563EB"/>
-          <w:sz w:val="17"/>
+          <w:b w:val="0"/>
         </w:rPr>
-        <w:t xml:space="preserve">• 21. Despliegue en Vercel: </w:t>
-      </w:r>
-      <w:r>
-        <w:rPr>
-          <w:color w:val="1E293B"/>
-          <w:sz w:val="17"/>
-        </w:rPr>
-        <w:t>Configuración vercel.json, rewrites SPA y CI/CD</w:t>
-      </w:r>
-    </w:p>
-    <w:p>
-      <w:pPr>
-        <w:spacing w:after="50"/>
-      </w:pPr>
-      <w:r>
-        <w:rPr>
-          <w:b/>
-          <w:color w:val="2563EB"/>
-          <w:sz w:val="17"/>
-        </w:rPr>
-        <w:t xml:space="preserve">• 22. Infraestructura Supabase Cloud: </w:t>
-      </w:r>
-      <w:r>
-        <w:rPr>
-          <w:color w:val="1E293B"/>
-          <w:sz w:val="17"/>
-        </w:rPr>
-        <w:t>Gestión de PostgreSQL, connection pooling y Edge Deno</w:t>
-      </w:r>
-    </w:p>
-    <w:p>
-      <w:pPr>
-        <w:spacing w:after="50"/>
-      </w:pPr>
-      <w:r>
-        <w:rPr>
-          <w:b/>
-          <w:color w:val="2563EB"/>
-          <w:sz w:val="17"/>
-        </w:rPr>
-        <w:t xml:space="preserve">• 23. Estrategia de Respaldo (Backups): </w:t>
-      </w:r>
-      <w:r>
-        <w:rPr>
-          <w:color w:val="1E293B"/>
-          <w:sz w:val="17"/>
-        </w:rPr>
-        <w:t>Separación de código, datos y configuración</w:t>
-      </w:r>
-    </w:p>
-    <w:p>
-      <w:pPr>
-        <w:spacing w:after="50"/>
-      </w:pPr>
-      <w:r>
-        <w:rPr>
-          <w:b/>
-          <w:color w:val="2563EB"/>
-          <w:sz w:val="17"/>
-        </w:rPr>
-        <w:t xml:space="preserve">• 24. Runbooks de Recuperación: </w:t>
-      </w:r>
-      <w:r>
-        <w:rPr>
-          <w:color w:val="1E293B"/>
-          <w:sz w:val="17"/>
-        </w:rPr>
-        <w:t>Protocolos A a G ante incidentes de infraestructura</w:t>
-      </w:r>
-    </w:p>
-    <w:p>
-      <w:pPr>
-        <w:spacing w:after="50"/>
-      </w:pPr>
-      <w:r>
-        <w:rPr>
-          <w:b/>
-          <w:color w:val="2563EB"/>
-          <w:sz w:val="17"/>
-        </w:rPr>
-        <w:t xml:space="preserve">• 25. Seguridad y Aislamiento: </w:t>
-      </w:r>
-      <w:r>
-        <w:rPr>
-          <w:color w:val="1E293B"/>
-          <w:sz w:val="17"/>
-        </w:rPr>
-        <w:t>Defensa en profundidad y ausencia de service_role en frontend</w:t>
-      </w:r>
-    </w:p>
-    <w:p>
-      <w:pPr>
-        <w:spacing w:after="50"/>
-      </w:pPr>
-      <w:r>
-        <w:rPr>
-          <w:b/>
-          <w:color w:val="2563EB"/>
-          <w:sz w:val="17"/>
-        </w:rPr>
-        <w:t xml:space="preserve">• 26. Métricas de Rendimiento: </w:t>
-      </w:r>
-      <w:r>
-        <w:rPr>
-          <w:color w:val="1E293B"/>
-          <w:sz w:val="17"/>
-        </w:rPr>
-        <w:t>Bundle inicial de 125.83 kB y precache de 2.31 MB</w:t>
-      </w:r>
-    </w:p>
-    <w:p>
-      <w:pPr>
-        <w:spacing w:after="50"/>
-      </w:pPr>
-      <w:r>
-        <w:rPr>
-          <w:b/>
-          <w:color w:val="2563EB"/>
-          <w:sz w:val="17"/>
-        </w:rPr>
-        <w:t xml:space="preserve">• 27. Estado de Datos del Release: </w:t>
-      </w:r>
-      <w:r>
-        <w:rPr>
-          <w:color w:val="1E293B"/>
-          <w:sz w:val="17"/>
-        </w:rPr>
-        <w:t>Snapshot auditado: 22 usuarios, 814 operadores, 347 reportes</w:t>
-      </w:r>
-    </w:p>
-    <w:p>
-      <w:pPr>
-        <w:spacing w:after="50"/>
-      </w:pPr>
-      <w:r>
-        <w:rPr>
-          <w:b/>
-          <w:color w:val="2563EB"/>
-          <w:sz w:val="17"/>
-        </w:rPr>
-        <w:t xml:space="preserve">• 28. Archivos Sensibles y Críticos: </w:t>
-      </w:r>
-      <w:r>
-        <w:rPr>
-          <w:color w:val="1E293B"/>
-          <w:sz w:val="17"/>
-        </w:rPr>
-        <w:t>Módulos protegidos con justificación técnica de criticidad</w:t>
-      </w:r>
-    </w:p>
-    <w:p>
-      <w:pPr>
-        <w:spacing w:after="50"/>
-      </w:pPr>
-      <w:r>
-        <w:rPr>
-          <w:b/>
-          <w:color w:val="2563EB"/>
-          <w:sz w:val="17"/>
-        </w:rPr>
-        <w:t xml:space="preserve">• 29. Matriz de Troubleshooting: </w:t>
-      </w:r>
-      <w:r>
-        <w:rPr>
-          <w:color w:val="1E293B"/>
-          <w:sz w:val="17"/>
-        </w:rPr>
-        <w:t>Diagnóstico de errores REST, CORS y base de datos</w:t>
-      </w:r>
-    </w:p>
-    <w:p>
-      <w:pPr>
-        <w:spacing w:after="50"/>
-      </w:pPr>
-      <w:r>
-        <w:rPr>
-          <w:b/>
-          <w:color w:val="2563EB"/>
-          <w:sz w:val="17"/>
-        </w:rPr>
-        <w:t xml:space="preserve">• 30. Checklist de Mantenimiento: </w:t>
-      </w:r>
-      <w:r>
-        <w:rPr>
-          <w:color w:val="1E293B"/>
-          <w:sz w:val="17"/>
-        </w:rPr>
-        <w:t>Rutina periódica de salud técnica y actualización</w:t>
-      </w:r>
-    </w:p>
-    <w:p>
-      <w:r>
-        <w:br w:type="page"/>
-      </w:r>
-    </w:p>
-    <w:p>
-      <w:pPr>
-        <w:pStyle w:val="Heading1"/>
-        <w:spacing w:before="280" w:after="120"/>
-      </w:pPr>
-      <w:r>
-        <w:rPr>
-          <w:rFonts w:ascii="Arial" w:hAnsi="Arial"/>
-          <w:b/>
-          <w:color w:val="2563EB"/>
-          <w:sz w:val="26"/>
-        </w:rPr>
-        <w:t>1. RESUMEN DE ARQUITECTURA</w:t>
-      </w:r>
-    </w:p>
-    <w:p>
-      <w:pPr>
-        <w:spacing w:after="100"/>
-      </w:pPr>
-      <w:r>
-        <w:rPr>
-          <w:color w:val="1E293B"/>
-          <w:sz w:val="18"/>
-        </w:rPr>
-        <w:t>La solución Camiones Caídos implementa un modelo desacoplado Single Page Application (SPA) con arquitectura Jamstack y servicios Serverless:</w:t>
-      </w:r>
-    </w:p>
-    <w:p>
-      <w:pPr>
-        <w:spacing w:after="100"/>
-      </w:pPr>
-      <w:r>
-        <w:rPr>
-          <w:color w:val="1E293B"/>
-          <w:sz w:val="18"/>
-        </w:rPr>
-        <w:t>• Frontend SPA: Desarrollado en React 19 empaquetado con Vite 8, distribuido globalmente a través de la Red de Entrega de Contenidos (CDN) de Vercel con soporte PWA offline.</w:t>
-      </w:r>
-    </w:p>
-    <w:p>
-      <w:pPr>
-        <w:spacing w:after="100"/>
-      </w:pPr>
-      <w:r>
-        <w:rPr>
-          <w:color w:val="1E293B"/>
-          <w:sz w:val="18"/>
-        </w:rPr>
-        <w:t>• Backend as a Service (BaaS): Supabase Cloud gestiona la base de datos PostgreSQL 15, el subsistema de autenticación GoTrue y la seguridad a nivel de tuplas mediante Row Level Security (RLS).</w:t>
-      </w:r>
-    </w:p>
-    <w:p>
-      <w:pPr>
-        <w:spacing w:after="100"/>
-      </w:pPr>
-      <w:r>
-        <w:rPr>
-          <w:color w:val="1E293B"/>
-          <w:sz w:val="18"/>
-        </w:rPr>
-        <w:t>• Capa de Lógica Administrativa Serverless: Tres Supabase Edge Functions ejecutadas bajo el entorno Deno runtime procesan las transacciones privilegiadas de aprovisionamiento, reseteo y borrado de cuentas, empleando internamente la llave SUPABASE_SERVICE_ROLE_KEY sin exponerla al cliente.</w:t>
-      </w:r>
-    </w:p>
-    <w:p>
-      <w:pPr>
-        <w:pStyle w:val="Heading1"/>
-        <w:spacing w:before="280" w:after="120"/>
-      </w:pPr>
-      <w:r>
-        <w:rPr>
-          <w:rFonts w:ascii="Arial" w:hAnsi="Arial"/>
-          <w:b/>
-          <w:color w:val="2563EB"/>
-          <w:sz w:val="26"/>
-        </w:rPr>
-        <w:t>2. STACK TECNOLÓGICO Y VERSIONES VERIFICADAS</w:t>
-      </w:r>
-    </w:p>
-    <w:p>
-      <w:pPr>
-        <w:spacing w:after="100"/>
-      </w:pPr>
-      <w:r>
-        <w:rPr>
-          <w:color w:val="1E293B"/>
-          <w:sz w:val="18"/>
-        </w:rPr>
-        <w:t>Las siguientes dependencias y entornos fueron verificados directamente desde package.json, vite.config.js y la infraestructura activa:</w:t>
-      </w:r>
-    </w:p>
-    <w:tbl>
-      <w:tblPr>
-        <w:tblW w:type="auto" w:w="0"/>
-        <w:jc w:val="center"/>
-        <w:tblLook w:firstColumn="1" w:firstRow="1" w:lastColumn="0" w:lastRow="0" w:noHBand="0" w:noVBand="1" w:val="04A0"/>
-      </w:tblPr>
-      <w:tblGrid>
-        <w:gridCol w:w="3202"/>
-        <w:gridCol w:w="3202"/>
-        <w:gridCol w:w="3202"/>
-      </w:tblGrid>
-      <w:tr>
-        <w:tc>
-          <w:tcPr>
-            <w:tcW w:type="dxa" w:w="3202"/>
-            <w:shd w:fill="1E293B"/>
-          </w:tcPr>
-          <w:p>
-            <w:r>
-              <w:rPr>
-                <w:b/>
-                <w:color w:val="FFFFFF"/>
-                <w:sz w:val="17"/>
-              </w:rPr>
-              <w:t>Tecnología / Paquete</w:t>
-            </w:r>
-          </w:p>
-        </w:tc>
-        <w:tc>
-          <w:tcPr>
-            <w:tcW w:type="dxa" w:w="3202"/>
-            <w:shd w:fill="1E293B"/>
-          </w:tcPr>
-          <w:p>
-            <w:r>
-              <w:rPr>
-                <w:b/>
-                <w:color w:val="FFFFFF"/>
-                <w:sz w:val="17"/>
-              </w:rPr>
-              <w:t>Versión Verificada</w:t>
-            </w:r>
-          </w:p>
-        </w:tc>
-        <w:tc>
-          <w:tcPr>
-            <w:tcW w:type="dxa" w:w="3202"/>
-            <w:shd w:fill="1E293B"/>
-          </w:tcPr>
-          <w:p>
-            <w:r>
-              <w:rPr>
-                <w:b/>
-                <w:color w:val="FFFFFF"/>
-                <w:sz w:val="17"/>
-              </w:rPr>
-              <w:t>Rol Arquitectónico</w:t>
-            </w:r>
-          </w:p>
-        </w:tc>
-      </w:tr>
-      <w:tr>
-        <w:tc>
-          <w:tcPr>
-            <w:tcW w:type="dxa" w:w="3202"/>
-            <w:shd w:fill="FFFFFF"/>
-          </w:tcPr>
-          <w:p>
-            <w:r>
-              <w:rPr>
-                <w:color w:val="1E293B"/>
-                <w:sz w:val="16"/>
-              </w:rPr>
-              <w:t>React / React DOM</w:t>
-            </w:r>
-          </w:p>
-        </w:tc>
-        <w:tc>
-          <w:tcPr>
-            <w:tcW w:type="dxa" w:w="3202"/>
-            <w:shd w:fill="FFFFFF"/>
-          </w:tcPr>
-          <w:p>
-            <w:r>
-              <w:rPr>
-                <w:color w:val="1E293B"/>
-                <w:sz w:val="16"/>
-              </w:rPr>
-              <w:t>19.2.8</w:t>
-            </w:r>
-          </w:p>
-        </w:tc>
-        <w:tc>
-          <w:tcPr>
-            <w:tcW w:type="dxa" w:w="3202"/>
-            <w:shd w:fill="FFFFFF"/>
-          </w:tcPr>
-          <w:p>
-            <w:r>
-              <w:rPr>
-                <w:color w:val="1E293B"/>
-                <w:sz w:val="16"/>
-              </w:rPr>
-              <w:t>Librería base de componentes y renderizado reactivo</w:t>
-            </w:r>
-          </w:p>
-        </w:tc>
-      </w:tr>
-      <w:tr>
-        <w:tc>
-          <w:tcPr>
-            <w:tcW w:type="dxa" w:w="3202"/>
-            <w:shd w:fill="F8FAFC"/>
-          </w:tcPr>
-          <w:p>
-            <w:r>
-              <w:rPr>
-                <w:color w:val="1E293B"/>
-                <w:sz w:val="16"/>
-              </w:rPr>
-              <w:t>Vite</w:t>
-            </w:r>
-          </w:p>
-        </w:tc>
-        <w:tc>
-          <w:tcPr>
-            <w:tcW w:type="dxa" w:w="3202"/>
-            <w:shd w:fill="F8FAFC"/>
-          </w:tcPr>
-          <w:p>
-            <w:r>
-              <w:rPr>
-                <w:color w:val="1E293B"/>
-                <w:sz w:val="16"/>
-              </w:rPr>
-              <w:t>8.2.0</w:t>
-            </w:r>
-          </w:p>
-        </w:tc>
-        <w:tc>
-          <w:tcPr>
-            <w:tcW w:type="dxa" w:w="3202"/>
-            <w:shd w:fill="F8FAFC"/>
-          </w:tcPr>
-          <w:p>
-            <w:r>
-              <w:rPr>
-                <w:color w:val="1E293B"/>
-                <w:sz w:val="16"/>
-              </w:rPr>
-              <w:t>Servidor de desarrollo y bundler de producción (Rollup 4)</w:t>
-            </w:r>
-          </w:p>
-        </w:tc>
-      </w:tr>
-      <w:tr>
-        <w:tc>
-          <w:tcPr>
-            <w:tcW w:type="dxa" w:w="3202"/>
-            <w:shd w:fill="FFFFFF"/>
-          </w:tcPr>
-          <w:p>
-            <w:r>
-              <w:rPr>
-                <w:color w:val="1E293B"/>
-                <w:sz w:val="16"/>
-              </w:rPr>
-              <w:t>@supabase/supabase-js</w:t>
-            </w:r>
-          </w:p>
-        </w:tc>
-        <w:tc>
-          <w:tcPr>
-            <w:tcW w:type="dxa" w:w="3202"/>
-            <w:shd w:fill="FFFFFF"/>
-          </w:tcPr>
-          <w:p>
-            <w:r>
-              <w:rPr>
-                <w:color w:val="1E293B"/>
-                <w:sz w:val="16"/>
-              </w:rPr>
-              <w:t>2.109.0</w:t>
-            </w:r>
-          </w:p>
-        </w:tc>
-        <w:tc>
-          <w:tcPr>
-            <w:tcW w:type="dxa" w:w="3202"/>
-            <w:shd w:fill="FFFFFF"/>
-          </w:tcPr>
-          <w:p>
-            <w:r>
-              <w:rPr>
-                <w:color w:val="1E293B"/>
-                <w:sz w:val="16"/>
-              </w:rPr>
-              <w:t>SDK cliente para conexión a PostgreSQL, Auth y Storage</w:t>
-            </w:r>
-          </w:p>
-        </w:tc>
-      </w:tr>
-      <w:tr>
-        <w:tc>
-          <w:tcPr>
-            <w:tcW w:type="dxa" w:w="3202"/>
-            <w:shd w:fill="F8FAFC"/>
-          </w:tcPr>
-          <w:p>
-            <w:r>
-              <w:rPr>
-                <w:color w:val="1E293B"/>
-                <w:sz w:val="16"/>
-              </w:rPr>
-              <w:t>vite-plugin-pwa / Workbox</w:t>
-            </w:r>
-          </w:p>
-        </w:tc>
-        <w:tc>
-          <w:tcPr>
-            <w:tcW w:type="dxa" w:w="3202"/>
-            <w:shd w:fill="F8FAFC"/>
-          </w:tcPr>
-          <w:p>
-            <w:r>
-              <w:rPr>
-                <w:color w:val="1E293B"/>
-                <w:sz w:val="16"/>
-              </w:rPr>
-              <w:t>1.3.0 / v7</w:t>
-            </w:r>
-          </w:p>
-        </w:tc>
-        <w:tc>
-          <w:tcPr>
-            <w:tcW w:type="dxa" w:w="3202"/>
-            <w:shd w:fill="F8FAFC"/>
-          </w:tcPr>
-          <w:p>
-            <w:r>
-              <w:rPr>
-                <w:color w:val="1E293B"/>
-                <w:sz w:val="16"/>
-              </w:rPr>
-              <w:t>Generación de Service Worker y precaching offline</w:t>
-            </w:r>
-          </w:p>
-        </w:tc>
-      </w:tr>
-      <w:tr>
-        <w:tc>
-          <w:tcPr>
-            <w:tcW w:type="dxa" w:w="3202"/>
-            <w:shd w:fill="FFFFFF"/>
-          </w:tcPr>
-          <w:p>
-            <w:r>
-              <w:rPr>
-                <w:color w:val="1E293B"/>
-                <w:sz w:val="16"/>
-              </w:rPr>
-              <w:t>jspdf / jspdf-autotable</w:t>
-            </w:r>
-          </w:p>
-        </w:tc>
-        <w:tc>
-          <w:tcPr>
-            <w:tcW w:type="dxa" w:w="3202"/>
-            <w:shd w:fill="FFFFFF"/>
-          </w:tcPr>
-          <w:p>
-            <w:r>
-              <w:rPr>
-                <w:color w:val="1E293B"/>
-                <w:sz w:val="16"/>
-              </w:rPr>
-              <w:t>4.2.1 / 5.0.8</w:t>
-            </w:r>
-          </w:p>
-        </w:tc>
-        <w:tc>
-          <w:tcPr>
-            <w:tcW w:type="dxa" w:w="3202"/>
-            <w:shd w:fill="FFFFFF"/>
-          </w:tcPr>
-          <w:p>
-            <w:r>
-              <w:rPr>
-                <w:color w:val="1E293B"/>
-                <w:sz w:val="16"/>
-              </w:rPr>
-              <w:t>Motor cliente para exportación ejecutiva de informes PDF</w:t>
-            </w:r>
-          </w:p>
-        </w:tc>
-      </w:tr>
-      <w:tr>
-        <w:tc>
-          <w:tcPr>
-            <w:tcW w:type="dxa" w:w="3202"/>
-            <w:shd w:fill="F8FAFC"/>
-          </w:tcPr>
-          <w:p>
-            <w:r>
-              <w:rPr>
-                <w:color w:val="1E293B"/>
-                <w:sz w:val="16"/>
-              </w:rPr>
-              <w:t>xlsx</w:t>
-            </w:r>
-          </w:p>
-        </w:tc>
-        <w:tc>
-          <w:tcPr>
-            <w:tcW w:type="dxa" w:w="3202"/>
-            <w:shd w:fill="F8FAFC"/>
-          </w:tcPr>
-          <w:p>
-            <w:r>
-              <w:rPr>
-                <w:color w:val="1E293B"/>
-                <w:sz w:val="16"/>
-              </w:rPr>
-              <w:t>0.18.5</w:t>
-            </w:r>
-          </w:p>
-        </w:tc>
-        <w:tc>
-          <w:tcPr>
-            <w:tcW w:type="dxa" w:w="3202"/>
-            <w:shd w:fill="F8FAFC"/>
-          </w:tcPr>
-          <w:p>
-            <w:r>
-              <w:rPr>
-                <w:color w:val="1E293B"/>
-                <w:sz w:val="16"/>
-              </w:rPr>
-              <w:t>Generación de hojas de cálculo de doble pestaña en navegador</w:t>
-            </w:r>
-          </w:p>
-        </w:tc>
-      </w:tr>
-      <w:tr>
-        <w:tc>
-          <w:tcPr>
-            <w:tcW w:type="dxa" w:w="3202"/>
-            <w:shd w:fill="FFFFFF"/>
-          </w:tcPr>
-          <w:p>
-            <w:r>
-              <w:rPr>
-                <w:color w:val="1E293B"/>
-                <w:sz w:val="16"/>
-              </w:rPr>
-              <w:t>oxlint</w:t>
-            </w:r>
-          </w:p>
-        </w:tc>
-        <w:tc>
-          <w:tcPr>
-            <w:tcW w:type="dxa" w:w="3202"/>
-            <w:shd w:fill="FFFFFF"/>
-          </w:tcPr>
-          <w:p>
-            <w:r>
-              <w:rPr>
-                <w:color w:val="1E293B"/>
-                <w:sz w:val="16"/>
-              </w:rPr>
-              <w:t>1.75.0</w:t>
-            </w:r>
-          </w:p>
-        </w:tc>
-        <w:tc>
-          <w:tcPr>
-            <w:tcW w:type="dxa" w:w="3202"/>
-            <w:shd w:fill="FFFFFF"/>
-          </w:tcPr>
-          <w:p>
-            <w:r>
-              <w:rPr>
-                <w:color w:val="1E293B"/>
-                <w:sz w:val="16"/>
-              </w:rPr>
-              <w:t>Linter estático de alto rendimiento en Rust (0 errores)</w:t>
-            </w:r>
-          </w:p>
-        </w:tc>
-      </w:tr>
-      <w:tr>
-        <w:tc>
-          <w:tcPr>
-            <w:tcW w:type="dxa" w:w="3202"/>
-            <w:shd w:fill="F8FAFC"/>
-          </w:tcPr>
-          <w:p>
-            <w:r>
-              <w:rPr>
-                <w:color w:val="1E293B"/>
-                <w:sz w:val="16"/>
-              </w:rPr>
-              <w:t>Supabase Cloud</w:t>
-            </w:r>
-          </w:p>
-        </w:tc>
-        <w:tc>
-          <w:tcPr>
-            <w:tcW w:type="dxa" w:w="3202"/>
-            <w:shd w:fill="F8FAFC"/>
-          </w:tcPr>
-          <w:p>
-            <w:r>
-              <w:rPr>
-                <w:color w:val="1E293B"/>
-                <w:sz w:val="16"/>
-              </w:rPr>
-              <w:t>PostgreSQL 15+</w:t>
-            </w:r>
-          </w:p>
-        </w:tc>
-        <w:tc>
-          <w:tcPr>
-            <w:tcW w:type="dxa" w:w="3202"/>
-            <w:shd w:fill="F8FAFC"/>
-          </w:tcPr>
-          <w:p>
-            <w:r>
-              <w:rPr>
-                <w:color w:val="1E293B"/>
-                <w:sz w:val="16"/>
-              </w:rPr>
-              <w:t>Motor de base de datos relacional y servidor GoTrue</w:t>
-            </w:r>
-          </w:p>
-        </w:tc>
-      </w:tr>
-      <w:tr>
-        <w:tc>
-          <w:tcPr>
-            <w:tcW w:type="dxa" w:w="3202"/>
-            <w:shd w:fill="FFFFFF"/>
-          </w:tcPr>
-          <w:p>
-            <w:r>
-              <w:rPr>
-                <w:color w:val="1E293B"/>
-                <w:sz w:val="16"/>
-              </w:rPr>
-              <w:t>Vercel</w:t>
-            </w:r>
-          </w:p>
-        </w:tc>
-        <w:tc>
-          <w:tcPr>
-            <w:tcW w:type="dxa" w:w="3202"/>
-            <w:shd w:fill="FFFFFF"/>
-          </w:tcPr>
-          <w:p>
-            <w:r>
-              <w:rPr>
-                <w:color w:val="1E293B"/>
-                <w:sz w:val="16"/>
-              </w:rPr>
-              <w:t>Serverless Edge</w:t>
-            </w:r>
-          </w:p>
-        </w:tc>
-        <w:tc>
-          <w:tcPr>
-            <w:tcW w:type="dxa" w:w="3202"/>
-            <w:shd w:fill="FFFFFF"/>
-          </w:tcPr>
-          <w:p>
-            <w:r>
-              <w:rPr>
-                <w:color w:val="1E293B"/>
-                <w:sz w:val="16"/>
-              </w:rPr>
-              <w:t>Alojamiento del frontend y entrega HTTPS global con rewrites SPA</w:t>
-            </w:r>
-          </w:p>
-        </w:tc>
-      </w:tr>
-    </w:tbl>
-    <w:p>
-      <w:pPr>
-        <w:spacing w:after="160"/>
-      </w:pPr>
-    </w:p>
-    <w:p>
-      <w:pPr>
-        <w:pStyle w:val="Heading1"/>
-        <w:spacing w:before="280" w:after="120"/>
-      </w:pPr>
-      <w:r>
-        <w:rPr>
-          <w:rFonts w:ascii="Arial" w:hAnsi="Arial"/>
-          <w:b/>
-          <w:color w:val="2563EB"/>
-          <w:sz w:val="26"/>
-        </w:rPr>
-        <w:t>3. ESTRUCTURA DEL PROYECTO</w:t>
-      </w:r>
-    </w:p>
-    <w:p>
-      <w:pPr>
-        <w:spacing w:after="100"/>
-      </w:pPr>
-      <w:r>
-        <w:rPr>
-          <w:color w:val="1E293B"/>
-          <w:sz w:val="18"/>
-        </w:rPr>
-        <w:t>El repositorio mantiene una organización modular estricta:</w:t>
-      </w:r>
-    </w:p>
-    <w:tbl>
-      <w:tblPr>
-        <w:tblW w:type="auto" w:w="0"/>
-        <w:jc w:val="center"/>
-        <w:tblLook w:firstColumn="1" w:firstRow="1" w:lastColumn="0" w:lastRow="0" w:noHBand="0" w:noVBand="1" w:val="04A0"/>
-      </w:tblPr>
-      <w:tblGrid>
-        <w:gridCol w:w="9605"/>
-      </w:tblGrid>
-      <w:tr>
-        <w:tc>
-          <w:tcPr>
-            <w:tcW w:type="dxa" w:w="9360"/>
-            <w:shd w:fill="F1F5F9"/>
-            <w:tcMar>
-              <w:top w:w="80" w:type="dxa"/>
-              <w:bottom w:w="80" w:type="dxa"/>
-              <w:left w:w="120" w:type="dxa"/>
-              <w:right w:w="120" w:type="dxa"/>
-            </w:tcMar>
-          </w:tcPr>
-          <w:p>
-            <w:pPr>
-              <w:spacing w:after="0"/>
-            </w:pPr>
-            <w:r>
-              <w:rPr>
-                <w:rFonts w:ascii="Courier New" w:hAnsi="Courier New"/>
-                <w:color w:val="0F172A"/>
-                <w:sz w:val="16"/>
-              </w:rPr>
-              <w:t>camiones-caidos-app/</w:t>
-              <w:br/>
-              <w:t>├── package.json / vite.config.js / vercel.json</w:t>
-              <w:br/>
-              <w:t>├── supabase_schema.sql         # DDL oficial, RLS, triggers y funciones helper</w:t>
-              <w:br/>
-              <w:t>├── supabase/functions/         # Edge Functions en Deno TypeScript</w:t>
-              <w:br/>
-              <w:t>│   ├── admin-create-user/      # Aprovisionamiento atómico</w:t>
-              <w:br/>
-              <w:t>│   ├── admin-reset-password/   # Reseteo a clave temporal con backoff</w:t>
-              <w:br/>
-              <w:t>│   └── admin-delete-user/      # Purga coordinada con protecciones</w:t>
-              <w:br/>
-              <w:t>└── src/</w:t>
-              <w:br/>
-              <w:t xml:space="preserve">    ├── main.jsx / App.jsx / index.css</w:t>
-              <w:br/>
-              <w:t xml:space="preserve">    ├── lib/supabase.js         # Cliente singleton @supabase/supabase-js</w:t>
-              <w:br/>
-              <w:t xml:space="preserve">    ├── context/</w:t>
-              <w:br/>
-              <w:t xml:space="preserve">    │   ├── AuthContext.jsx     # GoTrue, derivación técnica y offline fallback</w:t>
-              <w:br/>
-              <w:t xml:space="preserve">    │   └── ReportContext.jsx   # Estado de reportes, operadores y caché</w:t>
-              <w:br/>
-              <w:t xml:space="preserve">    ├── components/</w:t>
-              <w:br/>
-              <w:t xml:space="preserve">    │   ├── Layout/             # Navbar, MobileNav.jsx, LiquidLensCanvas.jsx</w:t>
-              <w:br/>
-              <w:t xml:space="preserve">    │   ├── Management/         # UserManager.jsx, OperatorManager.jsx</w:t>
-              <w:br/>
-              <w:t xml:space="preserve">    │   ├── Forms/              # TruckReportModal.jsx (captura y edición)</w:t>
-              <w:br/>
-              <w:t xml:space="preserve">    │   ├── Reports/            # GlobalHistory.jsx, TruckHistoryModal.jsx</w:t>
-              <w:br/>
-              <w:t xml:space="preserve">    │   └── Dashboard/          # FleetMetrics, StatusCards, SystemBreakdown</w:t>
-              <w:br/>
-              <w:t xml:space="preserve">    └── utils/                  # pdfUtils.js, exportUtils.js, dateUtils.js</w:t>
-            </w:r>
-          </w:p>
-        </w:tc>
-      </w:tr>
-    </w:tbl>
-    <w:p>
-      <w:pPr>
-        <w:spacing w:after="80"/>
-      </w:pPr>
-    </w:p>
-    <w:p>
-      <w:pPr>
-        <w:pStyle w:val="Heading1"/>
-        <w:spacing w:before="280" w:after="120"/>
-      </w:pPr>
-      <w:r>
-        <w:rPr>
-          <w:rFonts w:ascii="Arial" w:hAnsi="Arial"/>
-          <w:b/>
-          <w:color w:val="2563EB"/>
-          <w:sz w:val="26"/>
-        </w:rPr>
-        <w:t>4. FLUJO DE AUTENTICACIÓN</w:t>
-      </w:r>
-    </w:p>
-    <w:p>
-      <w:pPr>
-        <w:spacing w:after="100"/>
-      </w:pPr>
-      <w:r>
-        <w:rPr>
-          <w:color w:val="1E293B"/>
-          <w:sz w:val="18"/>
-        </w:rPr>
-        <w:t>La autenticación opera mediante un esquema híbrido y desacoplado:</w:t>
-      </w:r>
-    </w:p>
-    <w:p>
-      <w:pPr>
-        <w:spacing w:after="100"/>
-      </w:pPr>
-      <w:r>
-        <w:rPr>
-          <w:color w:val="1E293B"/>
-          <w:sz w:val="18"/>
-        </w:rPr>
-        <w:t>• auth.users (Supabase GoTrue): Custodia las credenciales encriptadas y genera los tokens JWT firmados.</w:t>
-      </w:r>
-    </w:p>
-    <w:p>
-      <w:pPr>
-        <w:spacing w:after="100"/>
-      </w:pPr>
-      <w:r>
-        <w:rPr>
-          <w:color w:val="1E293B"/>
-          <w:sz w:val="18"/>
-        </w:rPr>
-        <w:t>• public.app_users: Almacena los metadatos operativos (rol, mina, grupo, avatar, must_change_password) enlazados mediante auth_user_id (UUID).</w:t>
-      </w:r>
-    </w:p>
-    <w:p>
-      <w:pPr>
-        <w:spacing w:after="100"/>
-      </w:pPr>
-      <w:r>
-        <w:rPr>
-          <w:color w:val="1E293B"/>
-          <w:sz w:val="18"/>
-        </w:rPr>
-        <w:t>• Derivación de Correo Técnico Canónico: En el login, el usuario ingresa su cédula numérica. AuthContext genera determinísticamente el identificador:</w:t>
-      </w:r>
-    </w:p>
-    <w:tbl>
-      <w:tblPr>
-        <w:tblW w:type="auto" w:w="0"/>
-        <w:jc w:val="center"/>
-        <w:tblLook w:firstColumn="1" w:firstRow="1" w:lastColumn="0" w:lastRow="0" w:noHBand="0" w:noVBand="1" w:val="04A0"/>
-      </w:tblPr>
-      <w:tblGrid>
-        <w:gridCol w:w="9605"/>
-      </w:tblGrid>
-      <w:tr>
-        <w:tc>
-          <w:tcPr>
-            <w:tcW w:type="dxa" w:w="9360"/>
-            <w:shd w:fill="F1F5F9"/>
-            <w:tcMar>
-              <w:top w:w="80" w:type="dxa"/>
-              <w:bottom w:w="80" w:type="dxa"/>
-              <w:left w:w="120" w:type="dxa"/>
-              <w:right w:w="120" w:type="dxa"/>
-            </w:tcMar>
-          </w:tcPr>
-          <w:p>
-            <w:pPr>
-              <w:spacing w:after="0"/>
-            </w:pPr>
-            <w:r>
-              <w:rPr>
-                <w:rFonts w:ascii="Courier New" w:hAnsi="Courier New"/>
-                <w:color w:val="0F172A"/>
-                <w:sz w:val="16"/>
-              </w:rPr>
-              <w:t>const nationalIdToTechnicalEmail = (id) =&gt; `${cleanNationalId(id)}@camionescaidos.internal`;</w:t>
-            </w:r>
-          </w:p>
-        </w:tc>
-      </w:tr>
-    </w:tbl>
-    <w:p>
-      <w:pPr>
-        <w:spacing w:after="80"/>
-      </w:pPr>
-    </w:p>
-    <w:p>
-      <w:pPr>
-        <w:spacing w:after="100"/>
-      </w:pPr>
-      <w:r>
-        <w:rPr>
-          <w:color w:val="1E293B"/>
-          <w:sz w:val="18"/>
-        </w:rPr>
-        <w:t>• Inicio de Sesión: Se invoca supabase.auth.signInWithPassword({ email, password }). Al recibir la sesión, se recupera el perfil en public.app_users filtrando por auth_user_id = user.id.</w:t>
-      </w:r>
-    </w:p>
-    <w:p>
-      <w:pPr>
-        <w:spacing w:after="100"/>
-      </w:pPr>
-      <w:r>
-        <w:rPr>
-          <w:color w:val="1E293B"/>
-          <w:sz w:val="18"/>
-        </w:rPr>
-        <w:t>• Cierre de Sesión: supabase.auth.signOut() purga los tokens del cliente, limpia la memoria y remueve el perfil de localStorage.</w:t>
-      </w:r>
-    </w:p>
-    <w:p>
-      <w:pPr>
-        <w:pStyle w:val="Heading1"/>
-        <w:spacing w:before="280" w:after="120"/>
-      </w:pPr>
-      <w:r>
-        <w:rPr>
-          <w:rFonts w:ascii="Arial" w:hAnsi="Arial"/>
-          <w:b/>
-          <w:color w:val="2563EB"/>
-          <w:sz w:val="26"/>
-        </w:rPr>
-        <w:t>5. MODELO DE DATOS Y RELACIONES</w:t>
-      </w:r>
-    </w:p>
-    <w:p>
-      <w:pPr>
-        <w:spacing w:after="100"/>
-      </w:pPr>
-      <w:r>
-        <w:rPr>
-          <w:color w:val="1E293B"/>
-          <w:sz w:val="18"/>
-        </w:rPr>
-        <w:t>El esquema relacional en public comprende tres tablas principales:</w:t>
-      </w:r>
-    </w:p>
-    <w:tbl>
-      <w:tblPr>
-        <w:tblW w:type="auto" w:w="0"/>
-        <w:jc w:val="center"/>
-        <w:tblLook w:firstColumn="1" w:firstRow="1" w:lastColumn="0" w:lastRow="0" w:noHBand="0" w:noVBand="1" w:val="04A0"/>
-      </w:tblPr>
-      <w:tblGrid>
-        <w:gridCol w:w="9605"/>
-      </w:tblGrid>
-      <w:tr>
-        <w:tc>
-          <w:tcPr>
-            <w:tcW w:type="dxa" w:w="9360"/>
-            <w:shd w:fill="F1F5F9"/>
-            <w:tcMar>
-              <w:top w:w="80" w:type="dxa"/>
-              <w:bottom w:w="80" w:type="dxa"/>
-              <w:left w:w="120" w:type="dxa"/>
-              <w:right w:w="120" w:type="dxa"/>
-            </w:tcMar>
-          </w:tcPr>
-          <w:p>
-            <w:pPr>
-              <w:spacing w:after="0"/>
-            </w:pPr>
-            <w:r>
-              <w:rPr>
-                <w:rFonts w:ascii="Courier New" w:hAnsi="Courier New"/>
-                <w:color w:val="0F172A"/>
-                <w:sz w:val="16"/>
-              </w:rPr>
-              <w:t>-- Tabla de perfiles vinculada a auth.users</w:t>
-              <w:br/>
-              <w:t>CREATE TABLE public.app_users (</w:t>
-              <w:br/>
-              <w:t xml:space="preserve">    id TEXT PRIMARY KEY,</w:t>
-              <w:br/>
-              <w:t xml:space="preserve">    national_id TEXT UNIQUE NOT NULL,</w:t>
-              <w:br/>
-              <w:t xml:space="preserve">    name TEXT NOT NULL,</w:t>
-              <w:br/>
-              <w:t xml:space="preserve">    role TEXT NOT NULL DEFAULT 'Encargado',</w:t>
-              <w:br/>
-              <w:t xml:space="preserve">    mine TEXT NOT NULL DEFAULT 'Pribbenow',</w:t>
-              <w:br/>
-              <w:t xml:space="preserve">    group_name TEXT NOT NULL DEFAULT 'Grupo 1',</w:t>
-              <w:br/>
-              <w:t xml:space="preserve">    must_change_password BOOLEAN DEFAULT TRUE,</w:t>
-              <w:br/>
-              <w:t xml:space="preserve">    avatar TEXT,</w:t>
-              <w:br/>
-              <w:t xml:space="preserve">    created_at TIMESTAMPTZ DEFAULT NOW(),</w:t>
-              <w:br/>
-              <w:t xml:space="preserve">    auth_user_id UUID UNIQUE</w:t>
-              <w:br/>
-              <w:t>);</w:t>
-              <w:br/>
-              <w:br/>
-              <w:t>-- Censo centralizado de operadores</w:t>
-              <w:br/>
-              <w:t>CREATE TABLE public.operators (</w:t>
-              <w:br/>
-              <w:t xml:space="preserve">    id TEXT PRIMARY KEY,</w:t>
-              <w:br/>
-              <w:t xml:space="preserve">    name TEXT NOT NULL,</w:t>
-              <w:br/>
-              <w:t xml:space="preserve">    mine TEXT NOT NULL DEFAULT 'Pribbenow',</w:t>
-              <w:br/>
-              <w:t xml:space="preserve">    group_name TEXT NOT NULL DEFAULT 'Grupo 1',</w:t>
-              <w:br/>
-              <w:t xml:space="preserve">    status TEXT DEFAULT 'Activo',</w:t>
-              <w:br/>
-              <w:t xml:space="preserve">    created_at TIMESTAMPTZ DEFAULT NOW()</w:t>
-              <w:br/>
-              <w:t>);</w:t>
-              <w:br/>
-              <w:br/>
-              <w:t>-- Registro de novedades de camiones</w:t>
-              <w:br/>
-              <w:t>CREATE TABLE public.truck_reports (</w:t>
-              <w:br/>
-              <w:t xml:space="preserve">    id TEXT PRIMARY KEY,</w:t>
-              <w:br/>
-              <w:t xml:space="preserve">    truck_id TEXT NOT NULL,</w:t>
-              <w:br/>
-              <w:t xml:space="preserve">    mine TEXT NOT NULL,</w:t>
-              <w:br/>
-              <w:t xml:space="preserve">    shift TEXT NOT NULL DEFAULT 'Diurno',</w:t>
-              <w:br/>
-              <w:t xml:space="preserve">    operator TEXT,                      -- Snapshot textual histórico</w:t>
-              <w:br/>
-              <w:t xml:space="preserve">    system TEXT,</w:t>
-              <w:br/>
-              <w:t xml:space="preserve">    detail TEXT,</w:t>
-              <w:br/>
-              <w:t xml:space="preserve">    location TEXT,</w:t>
-              <w:br/>
-              <w:t xml:space="preserve">    status TEXT DEFAULT 'DOWN',</w:t>
-              <w:br/>
-              <w:t xml:space="preserve">    down_time TEXT,</w:t>
-              <w:br/>
-              <w:t xml:space="preserve">    estimated_return_time TEXT,</w:t>
-              <w:br/>
-              <w:t xml:space="preserve">    actual_return_time TEXT,</w:t>
-              <w:br/>
-              <w:t xml:space="preserve">    date TEXT NOT NULL,</w:t>
-              <w:br/>
-              <w:t xml:space="preserve">    created_at TIMESTAMPTZ DEFAULT NOW(),</w:t>
-              <w:br/>
-              <w:t xml:space="preserve">    updated_at TIMESTAMPTZ DEFAULT NOW(),</w:t>
-              <w:br/>
-              <w:t xml:space="preserve">    operator_id TEXT                    -- Clave foránea a operators.id</w:t>
-              <w:br/>
-              <w:t>);</w:t>
-            </w:r>
-          </w:p>
-        </w:tc>
-      </w:tr>
-    </w:tbl>
-    <w:p>
-      <w:pPr>
-        <w:spacing w:after="80"/>
-      </w:pPr>
-    </w:p>
-    <w:p>
-      <w:pPr>
-        <w:pStyle w:val="Heading1"/>
-        <w:spacing w:before="280" w:after="120"/>
-      </w:pPr>
-      <w:r>
-        <w:rPr>
-          <w:rFonts w:ascii="Arial" w:hAnsi="Arial"/>
-          <w:b/>
-          <w:color w:val="2563EB"/>
-          <w:sz w:val="26"/>
-        </w:rPr>
-        <w:t>6. ARQUITECTURA RELACIONAL DUAL (operator_id + operator)</w:t>
-      </w:r>
-    </w:p>
-    <w:p>
-      <w:pPr>
-        <w:spacing w:after="100"/>
-      </w:pPr>
-      <w:r>
-        <w:rPr>
-          <w:color w:val="1E293B"/>
-          <w:sz w:val="18"/>
-        </w:rPr>
-        <w:t>La tabla truck_reports almacena simultáneamente operator_id (clave foránea lógica a operators.id) y operator (snapshot textual):</w:t>
-      </w:r>
-    </w:p>
-    <w:p>
-      <w:pPr>
-        <w:spacing w:after="100"/>
-      </w:pPr>
-      <w:r>
-        <w:rPr>
-          <w:color w:val="1E293B"/>
-          <w:sz w:val="18"/>
-        </w:rPr>
-        <w:t>1. operator_id: Habilita el cruce analítico relacional, correlación de reincidencia de fallas y normalización.</w:t>
-      </w:r>
-    </w:p>
-    <w:p>
-      <w:pPr>
-        <w:spacing w:after="100"/>
-      </w:pPr>
-      <w:r>
-        <w:rPr>
-          <w:color w:val="1E293B"/>
-          <w:sz w:val="18"/>
-        </w:rPr>
-        <w:t>2. operator (Snapshot Textual): Conserva el nombre literal del conductor al momento exacto de la parada minera.</w:t>
-      </w:r>
-    </w:p>
-    <w:p>
-      <w:pPr>
-        <w:spacing w:after="100"/>
-      </w:pPr>
-      <w:r>
-        <w:rPr>
-          <w:color w:val="1E293B"/>
-          <w:sz w:val="18"/>
-        </w:rPr>
-        <w:t>• Justificación Técnica: Protege la inmutabilidad documental de auditoría. Si un operador es corregido ortográficamente, trasladado o desincorporado del censo, los reportes históricos mantienen su registro original intacto, evitando pérdidas por borrado en cascada y asegurando la exportación PDF y Excel en modo offline sin joins.</w:t>
-      </w:r>
-    </w:p>
-    <w:p>
-      <w:pPr>
-        <w:pStyle w:val="Heading1"/>
-        <w:spacing w:before="280" w:after="120"/>
-      </w:pPr>
-      <w:r>
-        <w:rPr>
-          <w:rFonts w:ascii="Arial" w:hAnsi="Arial"/>
-          <w:b/>
-          <w:color w:val="2563EB"/>
-          <w:sz w:val="26"/>
-        </w:rPr>
-        <w:t>7. ROW LEVEL SECURITY (RLS) Y FUNCIONES HELPER</w:t>
-      </w:r>
-    </w:p>
-    <w:p>
-      <w:pPr>
-        <w:spacing w:after="100"/>
-      </w:pPr>
-      <w:r>
-        <w:rPr>
-          <w:color w:val="1E293B"/>
-          <w:sz w:val="18"/>
-        </w:rPr>
-        <w:t>Row Level Security está habilitado en las tres tablas. Las políticas se apoyan en tres funciones SECURITY DEFINER con search_path = 'public':</w:t>
-      </w:r>
-    </w:p>
-    <w:tbl>
-      <w:tblPr>
-        <w:tblW w:type="auto" w:w="0"/>
-        <w:jc w:val="center"/>
-        <w:tblLook w:firstColumn="1" w:firstRow="1" w:lastColumn="0" w:lastRow="0" w:noHBand="0" w:noVBand="1" w:val="04A0"/>
-      </w:tblPr>
-      <w:tblGrid>
-        <w:gridCol w:w="9605"/>
-      </w:tblGrid>
-      <w:tr>
-        <w:tc>
-          <w:tcPr>
-            <w:tcW w:type="dxa" w:w="9360"/>
-            <w:shd w:fill="F1F5F9"/>
-            <w:tcMar>
-              <w:top w:w="80" w:type="dxa"/>
-              <w:bottom w:w="80" w:type="dxa"/>
-              <w:left w:w="120" w:type="dxa"/>
-              <w:right w:w="120" w:type="dxa"/>
-            </w:tcMar>
-          </w:tcPr>
-          <w:p>
-            <w:pPr>
-              <w:spacing w:after="0"/>
-            </w:pPr>
-            <w:r>
-              <w:rPr>
-                <w:rFonts w:ascii="Courier New" w:hAnsi="Courier New"/>
-                <w:color w:val="0F172A"/>
-                <w:sz w:val="16"/>
-              </w:rPr>
-              <w:t>CREATE FUNCTION public.get_auth_user_role() RETURNS text LANGUAGE sql STABLE SECURITY DEFINER SET search_path TO 'public' AS $$</w:t>
-              <w:br/>
-              <w:t xml:space="preserve">  SELECT role FROM public.app_users WHERE auth_user_id = auth.uid() LIMIT 1;</w:t>
-              <w:br/>
-              <w:t>$$;</w:t>
-              <w:br/>
-              <w:br/>
-              <w:t>CREATE FUNCTION public.get_auth_user_mine() RETURNS text LANGUAGE sql STABLE SECURITY DEFINER SET search_path TO 'public' AS $$</w:t>
-              <w:br/>
-              <w:t xml:space="preserve">  SELECT mine FROM public.app_users WHERE auth_user_id = auth.uid() LIMIT 1;</w:t>
-              <w:br/>
-              <w:t>$$;</w:t>
-              <w:br/>
-              <w:br/>
-              <w:t>CREATE FUNCTION public.is_admin() RETURNS boolean LANGUAGE sql STABLE SECURITY DEFINER SET search_path TO 'public' AS $$</w:t>
-              <w:br/>
-              <w:t xml:space="preserve">  SELECT EXISTS (SELECT 1 FROM public.app_users WHERE auth_user_id = auth.uid() AND role = 'Administrador');</w:t>
-              <w:br/>
-              <w:t>$$;</w:t>
-            </w:r>
-          </w:p>
-        </w:tc>
-      </w:tr>
-    </w:tbl>
-    <w:p>
-      <w:pPr>
-        <w:spacing w:after="80"/>
-      </w:pPr>
-    </w:p>
-    <w:p>
-      <w:pPr>
-        <w:spacing w:after="100"/>
-      </w:pPr>
-      <w:r>
-        <w:rPr>
-          <w:color w:val="1E293B"/>
-          <w:sz w:val="18"/>
-        </w:rPr>
-        <w:t>• Políticas de app_users: Lectura para administradores o el propio usuario autenticado; actualización de perfil solo por admin o auto-edición de avatar; inserción y borrado prohibidos para authenticated (exclusivo para service_role).</w:t>
-      </w:r>
-    </w:p>
-    <w:p>
-      <w:pPr>
-        <w:spacing w:after="100"/>
-      </w:pPr>
-      <w:r>
-        <w:rPr>
-          <w:color w:val="1E293B"/>
-          <w:sz w:val="18"/>
-        </w:rPr>
-        <w:t>• Políticas de operators: Lectura para todos los autenticados; inserción, edición y borrado restringidos a is_admin().</w:t>
-      </w:r>
-    </w:p>
-    <w:p>
-      <w:pPr>
-        <w:spacing w:after="100"/>
-      </w:pPr>
-      <w:r>
-        <w:rPr>
-          <w:color w:val="1E293B"/>
-          <w:sz w:val="18"/>
-        </w:rPr>
-        <w:t>• Políticas de truck_reports: Lectura, inserción y edición para is_admin() o coincidencia con get_auth_user_mine(); borrado para is_admin() o Encargado de su respectiva mina (Digitadores no pueden eliminar).</w:t>
-      </w:r>
-    </w:p>
-    <w:p>
-      <w:pPr>
-        <w:spacing w:after="100"/>
-      </w:pPr>
-      <w:r>
-        <w:rPr>
-          <w:color w:val="1E293B"/>
-          <w:sz w:val="18"/>
-        </w:rPr>
-        <w:t>• Trigger de Blindaje de Columnas: trg_protect_app_users_columns() prohíbe la alteración de id, national_id, auth_user_id y created_at para cualquier usuario, permitiendo bypass administrativo únicamente con el claim service_role.</w:t>
-      </w:r>
-    </w:p>
-    <w:p>
-      <w:pPr>
-        <w:pStyle w:val="Heading1"/>
-        <w:spacing w:before="280" w:after="120"/>
-      </w:pPr>
-      <w:r>
-        <w:rPr>
-          <w:rFonts w:ascii="Arial" w:hAnsi="Arial"/>
-          <w:b/>
-          <w:color w:val="2563EB"/>
-          <w:sz w:val="26"/>
-        </w:rPr>
-        <w:t>8. SUPABASE EDGE FUNCTIONS (SERVERLESS DENO)</w:t>
-      </w:r>
-    </w:p>
-    <w:p>
-      <w:pPr>
-        <w:spacing w:after="100"/>
-      </w:pPr>
-      <w:r>
-        <w:rPr>
-          <w:color w:val="1E293B"/>
-          <w:sz w:val="18"/>
-        </w:rPr>
-        <w:t>Desplegadas en Supabase Cloud bajo Deno runtime:</w:t>
-      </w:r>
-    </w:p>
-    <w:p>
-      <w:pPr>
-        <w:spacing w:after="100"/>
-      </w:pPr>
-      <w:r>
-        <w:rPr>
-          <w:color w:val="1E293B"/>
-          <w:sz w:val="18"/>
-        </w:rPr>
-        <w:t>1. admin-create-user:</w:t>
-      </w:r>
-    </w:p>
-    <w:p>
-      <w:pPr>
-        <w:spacing w:after="100"/>
-      </w:pPr>
-      <w:r>
-        <w:rPr>
-          <w:color w:val="1E293B"/>
-          <w:sz w:val="18"/>
-        </w:rPr>
-        <w:t xml:space="preserve">   - Valida que el llamante sea Administrador en app_users.</w:t>
-      </w:r>
-    </w:p>
-    <w:p>
-      <w:pPr>
-        <w:spacing w:after="100"/>
-      </w:pPr>
-      <w:r>
-        <w:rPr>
-          <w:color w:val="1E293B"/>
-          <w:sz w:val="18"/>
-        </w:rPr>
-        <w:t xml:space="preserve">   - Verifica duplicados de cédula y email técnico (HTTP 409).</w:t>
-      </w:r>
-    </w:p>
-    <w:p>
-      <w:pPr>
-        <w:spacing w:after="100"/>
-      </w:pPr>
-      <w:r>
-        <w:rPr>
-          <w:color w:val="1E293B"/>
-          <w:sz w:val="18"/>
-        </w:rPr>
-        <w:t xml:space="preserve">   - Crea usuario en Auth con contraseña temporal caidos1234 e inserta en app_users con must_change_password: true.</w:t>
-      </w:r>
-    </w:p>
-    <w:p>
-      <w:pPr>
-        <w:spacing w:after="100"/>
-      </w:pPr>
-      <w:r>
-        <w:rPr>
-          <w:color w:val="1E293B"/>
-          <w:sz w:val="18"/>
-        </w:rPr>
-        <w:t xml:space="preserve">   - Rollback Compensatorio: Si la inserción en base de datos falla, purga automáticamente la cuenta creada en Auth.</w:t>
-      </w:r>
-    </w:p>
-    <w:p>
-      <w:pPr>
-        <w:spacing w:after="100"/>
-      </w:pPr>
-      <w:r>
-        <w:rPr>
-          <w:color w:val="1E293B"/>
-          <w:sz w:val="18"/>
-        </w:rPr>
-        <w:t>2. admin-reset-password:</w:t>
-      </w:r>
-    </w:p>
-    <w:p>
-      <w:pPr>
-        <w:spacing w:after="100"/>
-      </w:pPr>
-      <w:r>
-        <w:rPr>
-          <w:color w:val="1E293B"/>
-          <w:sz w:val="18"/>
-        </w:rPr>
-        <w:t xml:space="preserve">   - Restablece la contraseña en Auth a caidos1234.</w:t>
-      </w:r>
-    </w:p>
-    <w:p>
-      <w:pPr>
-        <w:spacing w:after="100"/>
-      </w:pPr>
-      <w:r>
-        <w:rPr>
-          <w:color w:val="1E293B"/>
-          <w:sz w:val="18"/>
-        </w:rPr>
-        <w:t xml:space="preserve">   - Actualiza must_change_password: true en app_users con hasta 3 reintentos exponenciales.</w:t>
-      </w:r>
-    </w:p>
-    <w:p>
-      <w:pPr>
-        <w:spacing w:after="100"/>
-      </w:pPr>
-      <w:r>
-        <w:rPr>
-          <w:color w:val="1E293B"/>
-          <w:sz w:val="18"/>
-        </w:rPr>
-        <w:t>3. admin-delete-user:</w:t>
-      </w:r>
-    </w:p>
-    <w:p>
-      <w:pPr>
-        <w:spacing w:after="100"/>
-      </w:pPr>
-      <w:r>
-        <w:rPr>
-          <w:color w:val="1E293B"/>
-          <w:sz w:val="18"/>
-        </w:rPr>
-        <w:t xml:space="preserve">   - Bloquea la autoeliminación del administrador conectado (HTTP 400).</w:t>
-      </w:r>
-    </w:p>
-    <w:p>
-      <w:pPr>
-        <w:spacing w:after="100"/>
-      </w:pPr>
-      <w:r>
-        <w:rPr>
-          <w:color w:val="1E293B"/>
-          <w:sz w:val="18"/>
-        </w:rPr>
-        <w:t xml:space="preserve">   - Valida el conteo total de administradores; prohíbe eliminar al último administrador del sistema (HTTP 400).</w:t>
-      </w:r>
-    </w:p>
-    <w:p>
-      <w:pPr>
-        <w:spacing w:after="100"/>
-      </w:pPr>
-      <w:r>
-        <w:rPr>
-          <w:color w:val="1E293B"/>
-          <w:sz w:val="18"/>
-        </w:rPr>
-        <w:t xml:space="preserve">   - Elimina la cuenta en Auth y el registro de perfil en app_users de manera secuencial.</w:t>
-      </w:r>
-    </w:p>
-    <w:p>
-      <w:pPr>
-        <w:pStyle w:val="Heading1"/>
-        <w:spacing w:before="280" w:after="120"/>
-      </w:pPr>
-      <w:r>
-        <w:rPr>
-          <w:rFonts w:ascii="Arial" w:hAnsi="Arial"/>
-          <w:b/>
-          <w:color w:val="2563EB"/>
-          <w:sz w:val="26"/>
-        </w:rPr>
-        <w:t>9. GESTIÓN DE SESIÓN OFFLINE Y LOCALSTORAGE</w:t>
-      </w:r>
-    </w:p>
-    <w:p>
-      <w:pPr>
-        <w:spacing w:after="100"/>
-      </w:pPr>
-      <w:r>
-        <w:rPr>
-          <w:color w:val="1E293B"/>
-          <w:sz w:val="18"/>
-        </w:rPr>
-        <w:t>AuthContext implementa tolerancia a fallas de transporte:</w:t>
-      </w:r>
-    </w:p>
-    <w:p>
-      <w:pPr>
-        <w:spacing w:after="100"/>
-      </w:pPr>
-      <w:r>
-        <w:rPr>
-          <w:color w:val="1E293B"/>
-          <w:sz w:val="18"/>
-        </w:rPr>
-        <w:t>• Detección Offline: Si navigator.onLine === false o la petición REST arroja TypeError / NetworkError, la aplicación recupera el perfil validado desde localStorage['camiones_user_profile'].</w:t>
-      </w:r>
-    </w:p>
-    <w:p>
-      <w:pPr>
-        <w:spacing w:after="100"/>
-      </w:pPr>
-      <w:r>
-        <w:rPr>
-          <w:color w:val="1E293B"/>
-          <w:sz w:val="18"/>
-        </w:rPr>
-        <w:t>• Estabilidad: No se ejecuta signOut() por fallos de red en campo.</w:t>
-      </w:r>
-    </w:p>
-    <w:p>
-      <w:pPr>
-        <w:spacing w:after="100"/>
-      </w:pPr>
-      <w:r>
-        <w:rPr>
-          <w:color w:val="1E293B"/>
-          <w:sz w:val="18"/>
-        </w:rPr>
-        <w:t>• Claves Autorizadas en localStorage:</w:t>
-      </w:r>
-    </w:p>
-    <w:p>
-      <w:pPr>
-        <w:spacing w:after="100"/>
-      </w:pPr>
-      <w:r>
-        <w:rPr>
-          <w:color w:val="1E293B"/>
-          <w:sz w:val="18"/>
-        </w:rPr>
-        <w:t xml:space="preserve">  - camiones_user_profile: Snapshot JSON del perfil autenticado (sin contraseñas).</w:t>
-      </w:r>
-    </w:p>
-    <w:p>
-      <w:pPr>
-        <w:spacing w:after="100"/>
-      </w:pPr>
-      <w:r>
-        <w:rPr>
-          <w:color w:val="1E293B"/>
-          <w:sz w:val="18"/>
-        </w:rPr>
-        <w:t xml:space="preserve">  - camiones_reports: Caché local de los 347 reportes para consulta en tajos sin cobertura.</w:t>
-      </w:r>
-    </w:p>
-    <w:p>
-      <w:pPr>
-        <w:spacing w:after="100"/>
-      </w:pPr>
-      <w:r>
-        <w:rPr>
-          <w:color w:val="1E293B"/>
-          <w:sz w:val="18"/>
-        </w:rPr>
-        <w:t xml:space="preserve">  - camiones_operators: Directorio local del censo de operadores.</w:t>
-      </w:r>
-    </w:p>
-    <w:p>
-      <w:pPr>
-        <w:spacing w:after="100"/>
-      </w:pPr>
-      <w:r>
-        <w:rPr>
-          <w:color w:val="1E293B"/>
-          <w:sz w:val="18"/>
-        </w:rPr>
-        <w:t xml:space="preserve">  - camiones_mine: Mina seleccionada actualmente en el filtro.</w:t>
-      </w:r>
-    </w:p>
-    <w:p>
-      <w:pPr>
-        <w:spacing w:after="100"/>
-      </w:pPr>
-      <w:r>
-        <w:rPr>
-          <w:color w:val="1E293B"/>
-          <w:sz w:val="18"/>
-        </w:rPr>
-        <w:t xml:space="preserve">  - sb-&lt;ref&gt;-auth-token: Token de sesión y refresh token custodiado por Supabase SDK.</w:t>
-      </w:r>
-    </w:p>
-    <w:p>
-      <w:pPr>
-        <w:pStyle w:val="Heading1"/>
-        <w:spacing w:before="280" w:after="120"/>
-      </w:pPr>
-      <w:r>
-        <w:rPr>
-          <w:rFonts w:ascii="Arial" w:hAnsi="Arial"/>
-          <w:b/>
-          <w:color w:val="2563EB"/>
-          <w:sz w:val="26"/>
-        </w:rPr>
-        <w:t>10. MOTOR PWA Y SERVICE WORKER (WORKBOX 7)</w:t>
-      </w:r>
-    </w:p>
-    <w:p>
-      <w:pPr>
-        <w:spacing w:after="100"/>
-      </w:pPr>
-      <w:r>
-        <w:rPr>
-          <w:color w:val="1E293B"/>
-          <w:sz w:val="18"/>
-        </w:rPr>
-        <w:t>Configurado mediante vite-plugin-pwa:</w:t>
-      </w:r>
-    </w:p>
-    <w:p>
-      <w:pPr>
-        <w:spacing w:after="100"/>
-      </w:pPr>
-      <w:r>
-        <w:rPr>
-          <w:color w:val="1E293B"/>
-          <w:sz w:val="18"/>
-        </w:rPr>
-        <w:t>• Service Worker: dist/sw.js con estrategia registerType: 'autoUpdate'.</w:t>
-      </w:r>
-    </w:p>
-    <w:p>
-      <w:pPr>
-        <w:spacing w:after="100"/>
-      </w:pPr>
-      <w:r>
-        <w:rPr>
-          <w:color w:val="1E293B"/>
-          <w:sz w:val="18"/>
-        </w:rPr>
-        <w:t>• Precache Estático Obligatorio: 26 entradas precacheadas en la instalación (2,314.69 KiB), incluyendo index.html, bundles JS, CSS y logotipos institucionales.</w:t>
-      </w:r>
-    </w:p>
-    <w:p>
-      <w:pPr>
-        <w:spacing w:after="100"/>
-      </w:pPr>
-      <w:r>
-        <w:rPr>
-          <w:color w:val="1E293B"/>
-          <w:sz w:val="18"/>
-        </w:rPr>
-        <w:t>• Runtime Caching: Intercepta peticiones de navegación y assets estáticos sirviendo desde caché local en ausencia de red.</w:t>
-      </w:r>
-    </w:p>
-    <w:p>
-      <w:pPr>
-        <w:pStyle w:val="Heading1"/>
-        <w:spacing w:before="280" w:after="120"/>
-      </w:pPr>
-      <w:r>
-        <w:rPr>
-          <w:rFonts w:ascii="Arial" w:hAnsi="Arial"/>
-          <w:b/>
-          <w:color w:val="2563EB"/>
-          <w:sz w:val="26"/>
-        </w:rPr>
-        <w:t>11. SEGMENTACIÓN DE CÓDIGO Y MANUALCHUNKS</w:t>
-      </w:r>
-    </w:p>
-    <w:p>
-      <w:pPr>
-        <w:spacing w:after="100"/>
-      </w:pPr>
-      <w:r>
-        <w:rPr>
-          <w:color w:val="1E293B"/>
-          <w:sz w:val="18"/>
-        </w:rPr>
-        <w:t>Para mantener el bundle inicial en 125.83 kB (33.55 kB gzipped), Vite implementa segmentación granular:</w:t>
-      </w:r>
-    </w:p>
-    <w:p>
-      <w:pPr>
-        <w:spacing w:after="100"/>
-      </w:pPr>
-      <w:r>
-        <w:rPr>
-          <w:color w:val="1E293B"/>
-          <w:sz w:val="18"/>
-        </w:rPr>
-        <w:t>• React.lazy(): UserManager, OperatorManager, GlobalHistory y TruckHistoryModal se cargan bajo demanda.</w:t>
-      </w:r>
-    </w:p>
-    <w:p>
-      <w:pPr>
-        <w:spacing w:after="100"/>
-      </w:pPr>
-      <w:r>
-        <w:rPr>
-          <w:color w:val="1E293B"/>
-          <w:sz w:val="18"/>
-        </w:rPr>
-        <w:t>• manualChunks en Rollup:</w:t>
-      </w:r>
-    </w:p>
-    <w:p>
-      <w:pPr>
-        <w:spacing w:after="100"/>
-      </w:pPr>
-      <w:r>
-        <w:rPr>
-          <w:color w:val="1E293B"/>
-          <w:sz w:val="18"/>
-        </w:rPr>
-        <w:t xml:space="preserve">  - vendor-export-pdf (~657 kB): jspdf, jspdf-autotable, html2canvas.</w:t>
-      </w:r>
-    </w:p>
-    <w:p>
-      <w:pPr>
-        <w:spacing w:after="100"/>
-      </w:pPr>
-      <w:r>
-        <w:rPr>
-          <w:color w:val="1E293B"/>
-          <w:sz w:val="18"/>
-        </w:rPr>
-        <w:t xml:space="preserve">  - vendor-export-xlsx (~282 kB): xlsx, codepage, cfb, ssf.</w:t>
-      </w:r>
-    </w:p>
-    <w:p>
-      <w:pPr>
-        <w:spacing w:after="100"/>
-      </w:pPr>
-      <w:r>
-        <w:rPr>
-          <w:color w:val="1E293B"/>
-          <w:sz w:val="18"/>
-        </w:rPr>
-        <w:t xml:space="preserve">  - vendor-supabase (~203 kB): @supabase/supabase-js.</w:t>
-      </w:r>
-    </w:p>
-    <w:p>
-      <w:pPr>
-        <w:spacing w:after="100"/>
-      </w:pPr>
-      <w:r>
-        <w:rPr>
-          <w:color w:val="1E293B"/>
-          <w:sz w:val="18"/>
-        </w:rPr>
-        <w:t xml:space="preserve">  - vendor-react (~189 kB): react, react-dom, scheduler.</w:t>
-      </w:r>
-    </w:p>
-    <w:p>
-      <w:pPr>
-        <w:pStyle w:val="Heading1"/>
-        <w:spacing w:before="280" w:after="120"/>
-      </w:pPr>
-      <w:r>
-        <w:rPr>
-          <w:rFonts w:ascii="Arial" w:hAnsi="Arial"/>
-          <w:b/>
-          <w:color w:val="2563EB"/>
-          <w:sz w:val="26"/>
-        </w:rPr>
-        <w:t>12. MOTORES DE EXPORTACIÓN (PDF Y EXCEL)</w:t>
-      </w:r>
-    </w:p>
-    <w:p>
-      <w:pPr>
-        <w:spacing w:after="100"/>
-      </w:pPr>
-      <w:r>
-        <w:rPr>
-          <w:color w:val="1E293B"/>
-          <w:sz w:val="18"/>
-        </w:rPr>
-        <w:t>• Generación PDF (pdfUtils.js): Maquetación vectorial con membretes corporativos Drummond y CAT en base64; renderizado directo en cliente evitando sobrecarga de servidores.</w:t>
-      </w:r>
-    </w:p>
-    <w:p>
-      <w:pPr>
-        <w:spacing w:after="100"/>
-      </w:pPr>
-      <w:r>
-        <w:rPr>
-          <w:color w:val="1E293B"/>
-          <w:sz w:val="18"/>
-        </w:rPr>
-        <w:t>• Generación XLSX (exportUtils.js): Construcción de libro con dos pestañas de cálculo ('Novedades Turno' y 'Pendientes Campo') compatibles con Excel y PowerBI.</w:t>
-      </w:r>
-    </w:p>
-    <w:p>
-      <w:pPr>
-        <w:pStyle w:val="Heading1"/>
-        <w:spacing w:before="280" w:after="120"/>
-      </w:pPr>
-      <w:r>
-        <w:rPr>
-          <w:rFonts w:ascii="Arial" w:hAnsi="Arial"/>
-          <w:b/>
-          <w:color w:val="2563EB"/>
-          <w:sz w:val="26"/>
-        </w:rPr>
-        <w:t>13. OPERACIÓN DE DESARROLLO, BUILD Y DESPLIEGUE</w:t>
-      </w:r>
-    </w:p>
-    <w:p>
-      <w:pPr>
-        <w:spacing w:after="100"/>
-      </w:pPr>
-      <w:r>
-        <w:rPr>
-          <w:color w:val="1E293B"/>
-          <w:sz w:val="18"/>
-        </w:rPr>
-        <w:t>Comandos oficiales del proyecto:</w:t>
-      </w:r>
-    </w:p>
-    <w:tbl>
-      <w:tblPr>
-        <w:tblW w:type="auto" w:w="0"/>
-        <w:jc w:val="center"/>
-        <w:tblLook w:firstColumn="1" w:firstRow="1" w:lastColumn="0" w:lastRow="0" w:noHBand="0" w:noVBand="1" w:val="04A0"/>
-      </w:tblPr>
-      <w:tblGrid>
-        <w:gridCol w:w="9605"/>
-      </w:tblGrid>
-      <w:tr>
-        <w:tc>
-          <w:tcPr>
-            <w:tcW w:type="dxa" w:w="9360"/>
-            <w:shd w:fill="F1F5F9"/>
-            <w:tcMar>
-              <w:top w:w="80" w:type="dxa"/>
-              <w:bottom w:w="80" w:type="dxa"/>
-              <w:left w:w="120" w:type="dxa"/>
-              <w:right w:w="120" w:type="dxa"/>
-            </w:tcMar>
-          </w:tcPr>
-          <w:p>
-            <w:pPr>
-              <w:spacing w:after="0"/>
-            </w:pPr>
-            <w:r>
-              <w:rPr>
-                <w:rFonts w:ascii="Courier New" w:hAnsi="Courier New"/>
-                <w:color w:val="0F172A"/>
-                <w:sz w:val="16"/>
-              </w:rPr>
-              <w:t># Servidor local en puerto 5173 escuchando en todas las interfaces</w:t>
-              <w:br/>
-              <w:t>npm run dev</w:t>
-              <w:br/>
-              <w:br/>
-              <w:t># Compilación optimizada a carpeta dist/ (exit code 0 en ~630 ms)</w:t>
-              <w:br/>
-              <w:t>npm run build</w:t>
-              <w:br/>
-              <w:br/>
-              <w:t># Linter estático en Rust (oxlint: 0 errores, 28 warnings baseline)</w:t>
-              <w:br/>
-              <w:t>npm run lint</w:t>
-              <w:br/>
-              <w:br/>
-              <w:t># Previsualización local del bundle productivo</w:t>
-              <w:br/>
-              <w:t>npm run preview</w:t>
-            </w:r>
-          </w:p>
-        </w:tc>
-      </w:tr>
-    </w:tbl>
-    <w:p>
-      <w:pPr>
-        <w:spacing w:after="80"/>
-      </w:pPr>
-    </w:p>
-    <w:p>
-      <w:pPr>
-        <w:spacing w:after="100"/>
-      </w:pPr>
-      <w:r>
-        <w:rPr>
-          <w:color w:val="1E293B"/>
-          <w:sz w:val="18"/>
-        </w:rPr>
-        <w:t>• Despliegue en Vercel: Configuración en vercel.json:</w:t>
-      </w:r>
-    </w:p>
-    <w:tbl>
-      <w:tblPr>
-        <w:tblW w:type="auto" w:w="0"/>
-        <w:jc w:val="center"/>
-        <w:tblLook w:firstColumn="1" w:firstRow="1" w:lastColumn="0" w:lastRow="0" w:noHBand="0" w:noVBand="1" w:val="04A0"/>
-      </w:tblPr>
-      <w:tblGrid>
-        <w:gridCol w:w="9605"/>
-      </w:tblGrid>
-      <w:tr>
-        <w:tc>
-          <w:tcPr>
-            <w:tcW w:type="dxa" w:w="9360"/>
-            <w:shd w:fill="F1F5F9"/>
-            <w:tcMar>
-              <w:top w:w="80" w:type="dxa"/>
-              <w:bottom w:w="80" w:type="dxa"/>
-              <w:left w:w="120" w:type="dxa"/>
-              <w:right w:w="120" w:type="dxa"/>
-            </w:tcMar>
-          </w:tcPr>
-          <w:p>
-            <w:pPr>
-              <w:spacing w:after="0"/>
-            </w:pPr>
-            <w:r>
-              <w:rPr>
-                <w:rFonts w:ascii="Courier New" w:hAnsi="Courier New"/>
-                <w:color w:val="0F172A"/>
-                <w:sz w:val="16"/>
-              </w:rPr>
-              <w:t>{</w:t>
-              <w:br/>
-              <w:t xml:space="preserve">  "rewrites": [</w:t>
-              <w:br/>
-              <w:t xml:space="preserve">    { "source": "/(.*)", "destination": "/index.html" }</w:t>
-              <w:br/>
-              <w:t xml:space="preserve">  ]</w:t>
-              <w:br/>
-              <w:t>}</w:t>
-            </w:r>
-          </w:p>
-        </w:tc>
-      </w:tr>
-    </w:tbl>
-    <w:p>
-      <w:pPr>
-        <w:spacing w:after="80"/>
-      </w:pPr>
-    </w:p>
-    <w:p>
-      <w:pPr>
-        <w:spacing w:after="100"/>
-      </w:pPr>
-      <w:r>
-        <w:rPr>
-          <w:color w:val="1E293B"/>
-          <w:sz w:val="18"/>
-        </w:rPr>
-        <w:t>• Variables de Entorno (Solo nombres requeridos):</w:t>
-      </w:r>
-    </w:p>
-    <w:p>
-      <w:pPr>
-        <w:spacing w:after="100"/>
-      </w:pPr>
-      <w:r>
-        <w:rPr>
-          <w:color w:val="1E293B"/>
-          <w:sz w:val="18"/>
-        </w:rPr>
-        <w:t xml:space="preserve">  - Frontend (Vercel): VITE_SUPABASE_URL, VITE_SUPABASE_ANON_KEY.</w:t>
-      </w:r>
-    </w:p>
-    <w:p>
-      <w:pPr>
-        <w:spacing w:after="100"/>
-      </w:pPr>
-      <w:r>
-        <w:rPr>
-          <w:color w:val="1E293B"/>
-          <w:sz w:val="18"/>
-        </w:rPr>
-        <w:t xml:space="preserve">  - Backend (Supabase Secrets): SUPABASE_URL, SUPABASE_ANON_KEY, SUPABASE_SERVICE_ROLE_KEY.</w:t>
-      </w:r>
-    </w:p>
-    <w:p>
-      <w:pPr>
-        <w:pStyle w:val="Heading1"/>
-        <w:spacing w:before="280" w:after="120"/>
-      </w:pPr>
-      <w:r>
-        <w:rPr>
-          <w:rFonts w:ascii="Arial" w:hAnsi="Arial"/>
-          <w:b/>
-          <w:color w:val="2563EB"/>
-          <w:sz w:val="26"/>
-        </w:rPr>
-        <w:t>14. GESTIÓN DE SUPABASE Y PLAN DE RESPALDOS</w:t>
-      </w:r>
-    </w:p>
-    <w:p>
-      <w:pPr>
-        <w:spacing w:after="100"/>
-      </w:pPr>
-      <w:r>
-        <w:rPr>
-          <w:color w:val="1E293B"/>
-          <w:sz w:val="18"/>
-        </w:rPr>
-        <w:t>Diferenciación estricta de respaldos existentes:</w:t>
-      </w:r>
-    </w:p>
-    <w:p>
-      <w:pPr>
-        <w:spacing w:after="100"/>
-      </w:pPr>
-      <w:r>
-        <w:rPr>
-          <w:color w:val="1E293B"/>
-          <w:sz w:val="18"/>
-        </w:rPr>
-        <w:t>1. Respaldo de Código: Control de versiones en GitHub (rama main sincronizada con HEAD).</w:t>
-      </w:r>
-    </w:p>
-    <w:p>
-      <w:pPr>
-        <w:spacing w:after="100"/>
-      </w:pPr>
-      <w:r>
-        <w:rPr>
-          <w:color w:val="1E293B"/>
-          <w:sz w:val="18"/>
-        </w:rPr>
-        <w:t>2. Respaldo de Esquema DDL: supabase_schema.sql versionado en repositorio.</w:t>
-      </w:r>
-    </w:p>
-    <w:p>
-      <w:pPr>
-        <w:spacing w:after="100"/>
-      </w:pPr>
-      <w:r>
-        <w:rPr>
-          <w:color w:val="1E293B"/>
-          <w:sz w:val="18"/>
-        </w:rPr>
-        <w:t>3. Respaldo de Datos:</w:t>
-      </w:r>
-    </w:p>
-    <w:p>
-      <w:pPr>
-        <w:spacing w:after="100"/>
-      </w:pPr>
-      <w:r>
-        <w:rPr>
-          <w:color w:val="1E293B"/>
-          <w:sz w:val="18"/>
-        </w:rPr>
-        <w:t xml:space="preserve">   - Snapshots JSON existentes fuera del repo: truck_reports_pre_operator_id_migration_2026-09-10.json (SHA-256 verificado) y operator_id_migration_result_l9_5_3_2.json.</w:t>
-      </w:r>
-    </w:p>
-    <w:p>
-      <w:pPr>
-        <w:spacing w:after="100"/>
-      </w:pPr>
-      <w:r>
-        <w:rPr>
-          <w:color w:val="1E293B"/>
-          <w:sz w:val="18"/>
-        </w:rPr>
-        <w:t xml:space="preserve">   - Copias diarias automáticas gestionadas en la infraestructura Supabase Cloud.</w:t>
-      </w:r>
-    </w:p>
-    <w:p>
-      <w:pPr>
-        <w:spacing w:after="100"/>
-      </w:pPr>
-      <w:r>
-        <w:rPr>
-          <w:color w:val="1E293B"/>
-          <w:sz w:val="18"/>
-        </w:rPr>
-        <w:t xml:space="preserve">   - No existe cron de respaldo automático implementado en el frontend.</w:t>
-      </w:r>
-    </w:p>
-    <w:p>
-      <w:pPr>
-        <w:pStyle w:val="Heading1"/>
-        <w:spacing w:before="280" w:after="120"/>
-      </w:pPr>
-      <w:r>
-        <w:rPr>
-          <w:rFonts w:ascii="Arial" w:hAnsi="Arial"/>
-          <w:b/>
-          <w:color w:val="2563EB"/>
-          <w:sz w:val="26"/>
-        </w:rPr>
-        <w:t>15. RUNBOOKS DE RECUPERACIÓN ANTE INCIDENTES</w:t>
-      </w:r>
-    </w:p>
-    <w:tbl>
-      <w:tblPr>
-        <w:tblW w:type="auto" w:w="0"/>
-        <w:jc w:val="center"/>
-        <w:tblLook w:firstColumn="1" w:firstRow="1" w:lastColumn="0" w:lastRow="0" w:noHBand="0" w:noVBand="1" w:val="04A0"/>
-      </w:tblPr>
-      <w:tblGrid>
-        <w:gridCol w:w="1921"/>
-        <w:gridCol w:w="1921"/>
-        <w:gridCol w:w="1921"/>
-        <w:gridCol w:w="1921"/>
-        <w:gridCol w:w="1921"/>
-      </w:tblGrid>
-      <w:tr>
-        <w:tc>
-          <w:tcPr>
-            <w:tcW w:type="dxa" w:w="1921"/>
-            <w:shd w:fill="1E293B"/>
-          </w:tcPr>
-          <w:p>
-            <w:r>
-              <w:rPr>
-                <w:b/>
-                <w:color w:val="FFFFFF"/>
-                <w:sz w:val="16"/>
-              </w:rPr>
-              <w:t>Runbook</w:t>
-            </w:r>
-          </w:p>
-        </w:tc>
-        <w:tc>
-          <w:tcPr>
-            <w:tcW w:type="dxa" w:w="1921"/>
-            <w:shd w:fill="1E293B"/>
-          </w:tcPr>
-          <w:p>
-            <w:r>
-              <w:rPr>
-                <w:b/>
-                <w:color w:val="FFFFFF"/>
-                <w:sz w:val="16"/>
-              </w:rPr>
-              <w:t>Síntoma</w:t>
-            </w:r>
-          </w:p>
-        </w:tc>
-        <w:tc>
-          <w:tcPr>
-            <w:tcW w:type="dxa" w:w="1921"/>
-            <w:shd w:fill="1E293B"/>
-          </w:tcPr>
-          <w:p>
-            <w:r>
-              <w:rPr>
-                <w:b/>
-                <w:color w:val="FFFFFF"/>
-                <w:sz w:val="16"/>
-              </w:rPr>
-              <w:t>Diagnóstico</w:t>
-            </w:r>
-          </w:p>
-        </w:tc>
-        <w:tc>
-          <w:tcPr>
-            <w:tcW w:type="dxa" w:w="1921"/>
-            <w:shd w:fill="1E293B"/>
-          </w:tcPr>
-          <w:p>
-            <w:r>
-              <w:rPr>
-                <w:b/>
-                <w:color w:val="FFFFFF"/>
-                <w:sz w:val="16"/>
-              </w:rPr>
-              <w:t>Acción Correctiva</w:t>
-            </w:r>
-          </w:p>
-        </w:tc>
-        <w:tc>
-          <w:tcPr>
-            <w:tcW w:type="dxa" w:w="1921"/>
-            <w:shd w:fill="1E293B"/>
-          </w:tcPr>
-          <w:p>
-            <w:r>
-              <w:rPr>
-                <w:b/>
-                <w:color w:val="FFFFFF"/>
-                <w:sz w:val="16"/>
-              </w:rPr>
-              <w:t>Verificación</w:t>
-            </w:r>
-          </w:p>
-        </w:tc>
-      </w:tr>
-      <w:tr>
-        <w:tc>
-          <w:tcPr>
-            <w:tcW w:type="dxa" w:w="1921"/>
-            <w:shd w:fill="FFFFFF"/>
-          </w:tcPr>
-          <w:p>
-            <w:r>
-              <w:rPr>
-                <w:color w:val="1E293B"/>
-                <w:sz w:val="15"/>
-              </w:rPr>
-              <w:t>A. Frontend no carga / ChunkLoadError</w:t>
-            </w:r>
-          </w:p>
-        </w:tc>
-        <w:tc>
-          <w:tcPr>
-            <w:tcW w:type="dxa" w:w="1921"/>
-            <w:shd w:fill="FFFFFF"/>
-          </w:tcPr>
-          <w:p>
-            <w:r>
-              <w:rPr>
-                <w:color w:val="1E293B"/>
-                <w:sz w:val="15"/>
-              </w:rPr>
-              <w:t>Pantalla blanca con error de importación dinámica.</w:t>
-            </w:r>
-          </w:p>
-        </w:tc>
-        <w:tc>
-          <w:tcPr>
-            <w:tcW w:type="dxa" w:w="1921"/>
-            <w:shd w:fill="FFFFFF"/>
-          </w:tcPr>
-          <w:p>
-            <w:r>
-              <w:rPr>
-                <w:color w:val="1E293B"/>
-                <w:sz w:val="15"/>
-              </w:rPr>
-              <w:t>Service Worker solicita chunks antiguos tras un nuevo despliegue.</w:t>
-            </w:r>
-          </w:p>
-        </w:tc>
-        <w:tc>
-          <w:tcPr>
-            <w:tcW w:type="dxa" w:w="1921"/>
-            <w:shd w:fill="FFFFFF"/>
-          </w:tcPr>
-          <w:p>
-            <w:r>
-              <w:rPr>
-                <w:color w:val="1E293B"/>
-                <w:sz w:val="15"/>
-              </w:rPr>
-              <w:t>Instruir al usuario a presionar Ctrl + F5 o borrar caché del navegador. Vercel sirve el nuevo hash de assets.</w:t>
-            </w:r>
-          </w:p>
-        </w:tc>
-        <w:tc>
-          <w:tcPr>
-            <w:tcW w:type="dxa" w:w="1921"/>
-            <w:shd w:fill="FFFFFF"/>
-          </w:tcPr>
-          <w:p>
-            <w:r>
-              <w:rPr>
-                <w:color w:val="1E293B"/>
-                <w:sz w:val="15"/>
-              </w:rPr>
-              <w:t>Carga exitosa del Dashboard en navegador limpio.</w:t>
-            </w:r>
-          </w:p>
-        </w:tc>
-      </w:tr>
-      <w:tr>
-        <w:tc>
-          <w:tcPr>
-            <w:tcW w:type="dxa" w:w="1921"/>
-            <w:shd w:fill="F8FAFC"/>
-          </w:tcPr>
-          <w:p>
-            <w:r>
-              <w:rPr>
-                <w:color w:val="1E293B"/>
-                <w:sz w:val="15"/>
-              </w:rPr>
-              <w:t>B. Deploy fallido en Vercel</w:t>
-            </w:r>
-          </w:p>
-        </w:tc>
-        <w:tc>
-          <w:tcPr>
-            <w:tcW w:type="dxa" w:w="1921"/>
-            <w:shd w:fill="F8FAFC"/>
-          </w:tcPr>
-          <w:p>
-            <w:r>
-              <w:rPr>
-                <w:color w:val="1E293B"/>
-                <w:sz w:val="15"/>
-              </w:rPr>
-              <w:t>Error de compilación en CI/CD.</w:t>
-            </w:r>
-          </w:p>
-        </w:tc>
-        <w:tc>
-          <w:tcPr>
-            <w:tcW w:type="dxa" w:w="1921"/>
-            <w:shd w:fill="F8FAFC"/>
-          </w:tcPr>
-          <w:p>
-            <w:r>
-              <w:rPr>
-                <w:color w:val="1E293B"/>
-                <w:sz w:val="15"/>
-              </w:rPr>
-              <w:t>Fallo en paso de empaquetado o variables ausentes.</w:t>
-            </w:r>
-          </w:p>
-        </w:tc>
-        <w:tc>
-          <w:tcPr>
-            <w:tcW w:type="dxa" w:w="1921"/>
-            <w:shd w:fill="F8FAFC"/>
-          </w:tcPr>
-          <w:p>
-            <w:r>
-              <w:rPr>
-                <w:color w:val="1E293B"/>
-                <w:sz w:val="15"/>
-              </w:rPr>
-              <w:t>Ejecutar npm run build localmente; validar VITE_SUPABASE_URL en panel Vercel. Si persiste, aplicar Instant Rollback al commit previo.</w:t>
-            </w:r>
-          </w:p>
-        </w:tc>
-        <w:tc>
-          <w:tcPr>
-            <w:tcW w:type="dxa" w:w="1921"/>
-            <w:shd w:fill="F8FAFC"/>
-          </w:tcPr>
-          <w:p>
-            <w:r>
-              <w:rPr>
-                <w:color w:val="1E293B"/>
-                <w:sz w:val="15"/>
-              </w:rPr>
-              <w:t>Despliegue con estado READY en Vercel.</w:t>
-            </w:r>
-          </w:p>
-        </w:tc>
-      </w:tr>
-      <w:tr>
-        <w:tc>
-          <w:tcPr>
-            <w:tcW w:type="dxa" w:w="1921"/>
-            <w:shd w:fill="FFFFFF"/>
-          </w:tcPr>
-          <w:p>
-            <w:r>
-              <w:rPr>
-                <w:color w:val="1E293B"/>
-                <w:sz w:val="15"/>
-              </w:rPr>
-              <w:t>C. Supabase no responde</w:t>
-            </w:r>
-          </w:p>
-        </w:tc>
-        <w:tc>
-          <w:tcPr>
-            <w:tcW w:type="dxa" w:w="1921"/>
-            <w:shd w:fill="FFFFFF"/>
-          </w:tcPr>
-          <w:p>
-            <w:r>
-              <w:rPr>
-                <w:color w:val="1E293B"/>
-                <w:sz w:val="15"/>
-              </w:rPr>
-              <w:t>Errores de red en peticiones REST.</w:t>
-            </w:r>
-          </w:p>
-        </w:tc>
-        <w:tc>
-          <w:tcPr>
-            <w:tcW w:type="dxa" w:w="1921"/>
-            <w:shd w:fill="FFFFFF"/>
-          </w:tcPr>
-          <w:p>
-            <w:r>
-              <w:rPr>
-                <w:color w:val="1E293B"/>
-                <w:sz w:val="15"/>
-              </w:rPr>
-              <w:t>Incidente de proveedor en Supabase Cloud o saturación del pooler.</w:t>
-            </w:r>
-          </w:p>
-        </w:tc>
-        <w:tc>
-          <w:tcPr>
-            <w:tcW w:type="dxa" w:w="1921"/>
-            <w:shd w:fill="FFFFFF"/>
-          </w:tcPr>
-          <w:p>
-            <w:r>
-              <w:rPr>
-                <w:color w:val="1E293B"/>
-                <w:sz w:val="15"/>
-              </w:rPr>
-              <w:t>Verificar status.supabase.com. La app mantiene consulta offline. Si el fallo es de pooler, reiniciar servicio en panel.</w:t>
-            </w:r>
-          </w:p>
-        </w:tc>
-        <w:tc>
-          <w:tcPr>
-            <w:tcW w:type="dxa" w:w="1921"/>
-            <w:shd w:fill="FFFFFF"/>
-          </w:tcPr>
-          <w:p>
-            <w:r>
-              <w:rPr>
-                <w:color w:val="1E293B"/>
-                <w:sz w:val="15"/>
-              </w:rPr>
-              <w:t>Retorno de código 200 en /rest/v1/truck_reports.</w:t>
-            </w:r>
-          </w:p>
-        </w:tc>
-      </w:tr>
-      <w:tr>
-        <w:tc>
-          <w:tcPr>
-            <w:tcW w:type="dxa" w:w="1921"/>
-            <w:shd w:fill="F8FAFC"/>
-          </w:tcPr>
-          <w:p>
-            <w:r>
-              <w:rPr>
-                <w:color w:val="1E293B"/>
-                <w:sz w:val="15"/>
-              </w:rPr>
-              <w:t>D. Sesión / JWT no refresca</w:t>
-            </w:r>
-          </w:p>
-        </w:tc>
-        <w:tc>
-          <w:tcPr>
-            <w:tcW w:type="dxa" w:w="1921"/>
-            <w:shd w:fill="F8FAFC"/>
-          </w:tcPr>
-          <w:p>
-            <w:r>
-              <w:rPr>
-                <w:color w:val="1E293B"/>
-                <w:sz w:val="15"/>
-              </w:rPr>
-              <w:t>HTTP 401 Unauthorized en peticiones.</w:t>
-            </w:r>
-          </w:p>
-        </w:tc>
-        <w:tc>
-          <w:tcPr>
-            <w:tcW w:type="dxa" w:w="1921"/>
-            <w:shd w:fill="F8FAFC"/>
-          </w:tcPr>
-          <w:p>
-            <w:r>
-              <w:rPr>
-                <w:color w:val="1E293B"/>
-                <w:sz w:val="15"/>
-              </w:rPr>
-              <w:t>Token revocado o refresh token corrupto en localStorage.</w:t>
-            </w:r>
-          </w:p>
-        </w:tc>
-        <w:tc>
-          <w:tcPr>
-            <w:tcW w:type="dxa" w:w="1921"/>
-            <w:shd w:fill="F8FAFC"/>
-          </w:tcPr>
-          <w:p>
-            <w:r>
-              <w:rPr>
-                <w:color w:val="1E293B"/>
-                <w:sz w:val="15"/>
-              </w:rPr>
-              <w:t>AuthContext intercepta 401 y ejecuta logout(). El usuario debe reingresar credenciales en LoginForm.</w:t>
-            </w:r>
-          </w:p>
-        </w:tc>
-        <w:tc>
-          <w:tcPr>
-            <w:tcW w:type="dxa" w:w="1921"/>
-            <w:shd w:fill="F8FAFC"/>
-          </w:tcPr>
-          <w:p>
-            <w:r>
-              <w:rPr>
-                <w:color w:val="1E293B"/>
-                <w:sz w:val="15"/>
-              </w:rPr>
-              <w:t>Emisión de nuevo token de sesión válido.</w:t>
-            </w:r>
-          </w:p>
-        </w:tc>
-      </w:tr>
-      <w:tr>
-        <w:tc>
-          <w:tcPr>
-            <w:tcW w:type="dxa" w:w="1921"/>
-            <w:shd w:fill="FFFFFF"/>
-          </w:tcPr>
-          <w:p>
-            <w:r>
-              <w:rPr>
-                <w:color w:val="1E293B"/>
-                <w:sz w:val="15"/>
-              </w:rPr>
-              <w:t>E. Problema de RLS / Error 403</w:t>
-            </w:r>
-          </w:p>
-        </w:tc>
-        <w:tc>
-          <w:tcPr>
-            <w:tcW w:type="dxa" w:w="1921"/>
-            <w:shd w:fill="FFFFFF"/>
-          </w:tcPr>
-          <w:p>
-            <w:r>
-              <w:rPr>
-                <w:color w:val="1E293B"/>
-                <w:sz w:val="15"/>
-              </w:rPr>
-              <w:t>Consultas retornan arreglos vacíos o error 403.</w:t>
-            </w:r>
-          </w:p>
-        </w:tc>
-        <w:tc>
-          <w:tcPr>
-            <w:tcW w:type="dxa" w:w="1921"/>
-            <w:shd w:fill="FFFFFF"/>
-          </w:tcPr>
-          <w:p>
-            <w:r>
-              <w:rPr>
-                <w:color w:val="1E293B"/>
-                <w:sz w:val="15"/>
-              </w:rPr>
-              <w:t>Perfil desalineado en app_users o fallo en función helper is_admin().</w:t>
-            </w:r>
-          </w:p>
-        </w:tc>
-        <w:tc>
-          <w:tcPr>
-            <w:tcW w:type="dxa" w:w="1921"/>
-            <w:shd w:fill="FFFFFF"/>
-          </w:tcPr>
-          <w:p>
-            <w:r>
-              <w:rPr>
-                <w:color w:val="1E293B"/>
-                <w:sz w:val="15"/>
-              </w:rPr>
-              <w:t>Verificar que auth_user_id en app_users coincida con auth.uid() del usuario autenticado.</w:t>
-            </w:r>
-          </w:p>
-        </w:tc>
-        <w:tc>
-          <w:tcPr>
-            <w:tcW w:type="dxa" w:w="1921"/>
-            <w:shd w:fill="FFFFFF"/>
-          </w:tcPr>
-          <w:p>
-            <w:r>
-              <w:rPr>
-                <w:color w:val="1E293B"/>
-                <w:sz w:val="15"/>
-              </w:rPr>
-              <w:t>Visualización correcta de datos según rol y mina.</w:t>
-            </w:r>
-          </w:p>
-        </w:tc>
-      </w:tr>
-      <w:tr>
-        <w:tc>
-          <w:tcPr>
-            <w:tcW w:type="dxa" w:w="1921"/>
-            <w:shd w:fill="F8FAFC"/>
-          </w:tcPr>
-          <w:p>
-            <w:r>
-              <w:rPr>
-                <w:color w:val="1E293B"/>
-                <w:sz w:val="15"/>
-              </w:rPr>
-              <w:t>F. PWA / Caché corrupta</w:t>
-            </w:r>
-          </w:p>
-        </w:tc>
-        <w:tc>
-          <w:tcPr>
-            <w:tcW w:type="dxa" w:w="1921"/>
-            <w:shd w:fill="F8FAFC"/>
-          </w:tcPr>
-          <w:p>
-            <w:r>
-              <w:rPr>
-                <w:color w:val="1E293B"/>
-                <w:sz w:val="15"/>
-              </w:rPr>
-              <w:t>Datos antiguos persisten tras actualización.</w:t>
-            </w:r>
-          </w:p>
-        </w:tc>
-        <w:tc>
-          <w:tcPr>
-            <w:tcW w:type="dxa" w:w="1921"/>
-            <w:shd w:fill="F8FAFC"/>
-          </w:tcPr>
-          <w:p>
-            <w:r>
-              <w:rPr>
-                <w:color w:val="1E293B"/>
-                <w:sz w:val="15"/>
-              </w:rPr>
-              <w:t>Conflictos en IndexedDB o Service Worker no reactivado.</w:t>
-            </w:r>
-          </w:p>
-        </w:tc>
-        <w:tc>
-          <w:tcPr>
-            <w:tcW w:type="dxa" w:w="1921"/>
-            <w:shd w:fill="F8FAFC"/>
-          </w:tcPr>
-          <w:p>
-            <w:r>
-              <w:rPr>
-                <w:color w:val="1E293B"/>
-                <w:sz w:val="15"/>
-              </w:rPr>
-              <w:t>Borrar almacenamiento del sitio en navegador y desregistrar Service Worker.</w:t>
-            </w:r>
-          </w:p>
-        </w:tc>
-        <w:tc>
-          <w:tcPr>
-            <w:tcW w:type="dxa" w:w="1921"/>
-            <w:shd w:fill="F8FAFC"/>
-          </w:tcPr>
-          <w:p>
-            <w:r>
-              <w:rPr>
-                <w:color w:val="1E293B"/>
-                <w:sz w:val="15"/>
-              </w:rPr>
-              <w:t>Descarga fresca del censo y reportes activos.</w:t>
-            </w:r>
-          </w:p>
-        </w:tc>
-      </w:tr>
-      <w:tr>
-        <w:tc>
-          <w:tcPr>
-            <w:tcW w:type="dxa" w:w="1921"/>
-            <w:shd w:fill="FFFFFF"/>
-          </w:tcPr>
-          <w:p>
-            <w:r>
-              <w:rPr>
-                <w:color w:val="1E293B"/>
-                <w:sz w:val="15"/>
-              </w:rPr>
-              <w:t>G. Corrupción de datos</w:t>
-            </w:r>
-          </w:p>
-        </w:tc>
-        <w:tc>
-          <w:tcPr>
-            <w:tcW w:type="dxa" w:w="1921"/>
-            <w:shd w:fill="FFFFFF"/>
-          </w:tcPr>
-          <w:p>
-            <w:r>
-              <w:rPr>
-                <w:color w:val="1E293B"/>
-                <w:sz w:val="15"/>
-              </w:rPr>
-              <w:t>Pérdida de registros en truck_reports.</w:t>
-            </w:r>
-          </w:p>
-        </w:tc>
-        <w:tc>
-          <w:tcPr>
-            <w:tcW w:type="dxa" w:w="1921"/>
-            <w:shd w:fill="FFFFFF"/>
-          </w:tcPr>
-          <w:p>
-            <w:r>
-              <w:rPr>
-                <w:color w:val="1E293B"/>
-                <w:sz w:val="15"/>
-              </w:rPr>
-              <w:t>Borrado no autorizado o scripts anómalos.</w:t>
-            </w:r>
-          </w:p>
-        </w:tc>
-        <w:tc>
-          <w:tcPr>
-            <w:tcW w:type="dxa" w:w="1921"/>
-            <w:shd w:fill="FFFFFF"/>
-          </w:tcPr>
-          <w:p>
-            <w:r>
-              <w:rPr>
-                <w:color w:val="1E293B"/>
-                <w:sz w:val="15"/>
-              </w:rPr>
-              <w:t>REQUIERE PROCEDIMIENTO ADICIONAL: Restaurar desde snapshot JSON pre-migración o backup diario de Supabase.</w:t>
-            </w:r>
-          </w:p>
-        </w:tc>
-        <w:tc>
-          <w:tcPr>
-            <w:tcW w:type="dxa" w:w="1921"/>
-            <w:shd w:fill="FFFFFF"/>
-          </w:tcPr>
-          <w:p>
-            <w:r>
-              <w:rPr>
-                <w:color w:val="1E293B"/>
-                <w:sz w:val="15"/>
-              </w:rPr>
-              <w:t>Conciliación de integridad relacional al 100%.</w:t>
-            </w:r>
-          </w:p>
-        </w:tc>
-      </w:tr>
-    </w:tbl>
-    <w:p>
-      <w:pPr>
-        <w:spacing w:after="160"/>
-      </w:pPr>
-    </w:p>
-    <w:p>
-      <w:pPr>
-        <w:pStyle w:val="Heading1"/>
-        <w:spacing w:before="280" w:after="120"/>
-      </w:pPr>
-      <w:r>
-        <w:rPr>
-          <w:rFonts w:ascii="Arial" w:hAnsi="Arial"/>
-          <w:b/>
-          <w:color w:val="2563EB"/>
-          <w:sz w:val="26"/>
-        </w:rPr>
-        <w:t>16. SEGURIDAD Y DEFENSA EN PROFUNDIDAD</w:t>
-      </w:r>
-    </w:p>
-    <w:p>
-      <w:pPr>
-        <w:spacing w:after="100"/>
-      </w:pPr>
-      <w:r>
-        <w:rPr>
-          <w:color w:val="1E293B"/>
-          <w:sz w:val="18"/>
-        </w:rPr>
-        <w:t>• Principio de Mínimo Privilegio: El frontend solo conoce VITE_SUPABASE_ANON_KEY. La llave SUPABASE_SERVICE_ROLE_KEY está aislada en Supabase Secrets y solo es accesible por las Edge Functions.</w:t>
-      </w:r>
-    </w:p>
-    <w:p>
-      <w:pPr>
-        <w:spacing w:after="100"/>
-      </w:pPr>
-      <w:r>
-        <w:rPr>
-          <w:color w:val="1E293B"/>
-          <w:sz w:val="18"/>
-        </w:rPr>
-        <w:t>• Inmutabilidad de Identidad: El trigger trg_protect_app_users_columns() bloquea la alteración de identificadores a nivel de base de datos.</w:t>
-      </w:r>
-    </w:p>
-    <w:p>
-      <w:pPr>
-        <w:spacing w:after="100"/>
-      </w:pPr>
-      <w:r>
-        <w:rPr>
-          <w:color w:val="1E293B"/>
-          <w:sz w:val="18"/>
-        </w:rPr>
-        <w:t>• Aislamiento Territorial: RLS fuerza el filtrado de mina para todos los roles no administradores.</w:t>
-      </w:r>
-    </w:p>
-    <w:p>
-      <w:pPr>
-        <w:pStyle w:val="Heading1"/>
-        <w:spacing w:before="280" w:after="120"/>
-      </w:pPr>
-      <w:r>
-        <w:rPr>
-          <w:rFonts w:ascii="Arial" w:hAnsi="Arial"/>
-          <w:b/>
-          <w:color w:val="2563EB"/>
-          <w:sz w:val="26"/>
-        </w:rPr>
-        <w:t>17. MÉTRICAS DE PERFORMANCE DEL RELEASE</w:t>
-      </w:r>
-    </w:p>
-    <w:p>
-      <w:pPr>
-        <w:spacing w:after="100"/>
-      </w:pPr>
-      <w:r>
-        <w:rPr>
-          <w:color w:val="1E293B"/>
-          <w:sz w:val="18"/>
-        </w:rPr>
-        <w:t>Valores auditados y certificados del build actual:</w:t>
-      </w:r>
-    </w:p>
-    <w:p>
-      <w:pPr>
-        <w:spacing w:after="100"/>
-      </w:pPr>
-      <w:r>
-        <w:rPr>
-          <w:color w:val="1E293B"/>
-          <w:sz w:val="18"/>
-        </w:rPr>
-        <w:t>• Bundle Inicial de JavaScript: 125.83 kB (33.55 kB gzipped).</w:t>
-      </w:r>
-    </w:p>
-    <w:p>
-      <w:pPr>
-        <w:spacing w:after="100"/>
-      </w:pPr>
-      <w:r>
-        <w:rPr>
-          <w:color w:val="1E293B"/>
-          <w:sz w:val="18"/>
-        </w:rPr>
-        <w:t>• Hoja de Estilos CSS Inicial: 15.81 kB (3.78 kB gzipped).</w:t>
-      </w:r>
-    </w:p>
-    <w:p>
-      <w:pPr>
-        <w:spacing w:after="100"/>
-      </w:pPr>
-      <w:r>
-        <w:rPr>
-          <w:color w:val="1E293B"/>
-          <w:sz w:val="18"/>
-        </w:rPr>
-        <w:t>• Activos Precacheados en PWA: 26 entradas estáticas (2,314.69 KiB).</w:t>
-      </w:r>
-    </w:p>
-    <w:p>
-      <w:pPr>
-        <w:spacing w:after="100"/>
-      </w:pPr>
-      <w:r>
-        <w:rPr>
-          <w:color w:val="1E293B"/>
-          <w:sz w:val="18"/>
-        </w:rPr>
-        <w:t>• Tiempos de Carga: First Contentful Paint &lt; 0.8 s en redes 4G simuladas.</w:t>
-      </w:r>
-    </w:p>
-    <w:p>
-      <w:pPr>
-        <w:pStyle w:val="Heading1"/>
-        <w:spacing w:before="280" w:after="120"/>
-      </w:pPr>
-      <w:r>
-        <w:rPr>
-          <w:rFonts w:ascii="Arial" w:hAnsi="Arial"/>
-          <w:b/>
-          <w:color w:val="2563EB"/>
-          <w:sz w:val="26"/>
-        </w:rPr>
-        <w:t>18. ESTADO DE DATOS DEL RELEASE BASELINE</w:t>
-      </w:r>
-    </w:p>
-    <w:p>
-      <w:pPr>
-        <w:spacing w:after="100"/>
-      </w:pPr>
-      <w:r>
-        <w:rPr>
-          <w:color w:val="1E293B"/>
-          <w:sz w:val="18"/>
-        </w:rPr>
-        <w:t>Snapshot de integridad matemática verificado al 100%:</w:t>
-      </w:r>
-    </w:p>
-    <w:p>
-      <w:pPr>
-        <w:spacing w:after="100"/>
-      </w:pPr>
-      <w:r>
-        <w:rPr>
-          <w:color w:val="1E293B"/>
-          <w:sz w:val="18"/>
-        </w:rPr>
-        <w:t>• app_users: 22 cuentas activas.</w:t>
-      </w:r>
-    </w:p>
-    <w:p>
-      <w:pPr>
-        <w:spacing w:after="100"/>
-      </w:pPr>
-      <w:r>
-        <w:rPr>
-          <w:color w:val="1E293B"/>
-          <w:sz w:val="18"/>
-        </w:rPr>
-        <w:t>• operators: 814 conductores (100% en estado 'Activo').</w:t>
-      </w:r>
-    </w:p>
-    <w:p>
-      <w:pPr>
-        <w:spacing w:after="100"/>
-      </w:pPr>
-      <w:r>
-        <w:rPr>
-          <w:color w:val="1E293B"/>
-          <w:sz w:val="18"/>
-        </w:rPr>
-        <w:t>• truck_reports: 347 registros totales.</w:t>
-      </w:r>
-    </w:p>
-    <w:p>
-      <w:pPr>
-        <w:spacing w:after="100"/>
-      </w:pPr>
-      <w:r>
-        <w:rPr>
-          <w:color w:val="1E293B"/>
-          <w:sz w:val="18"/>
-        </w:rPr>
-        <w:t xml:space="preserve">  - operator_id NOT NULL: 324 (296 históricos migrados + 28 creados en producción).</w:t>
-      </w:r>
-    </w:p>
-    <w:p>
-      <w:pPr>
-        <w:spacing w:after="100"/>
-      </w:pPr>
-      <w:r>
-        <w:rPr>
-          <w:color w:val="1E293B"/>
-          <w:sz w:val="18"/>
-        </w:rPr>
-        <w:t xml:space="preserve">  - operator_id NULL: 23 (18 con snapshot 'Sin Registro' y 5 con 'Operador Modificado').</w:t>
-      </w:r>
-    </w:p>
-    <w:p>
-      <w:pPr>
-        <w:spacing w:after="100"/>
-      </w:pPr>
-      <w:r>
-        <w:rPr>
-          <w:color w:val="1E293B"/>
-          <w:sz w:val="18"/>
-        </w:rPr>
-        <w:t xml:space="preserve">  - Justificación: Los 23 registros NULL son excepciones históricas legítimas de eventos previos a la estandarización del censo de operadores.</w:t>
-      </w:r>
-    </w:p>
-    <w:p>
-      <w:pPr>
-        <w:pStyle w:val="Heading1"/>
-        <w:spacing w:before="280" w:after="120"/>
-      </w:pPr>
-      <w:r>
-        <w:rPr>
-          <w:rFonts w:ascii="Arial" w:hAnsi="Arial"/>
-          <w:b/>
-          <w:color w:val="2563EB"/>
-          <w:sz w:val="26"/>
-        </w:rPr>
-        <w:t>19. INVENTARIO DE ARCHIVOS PROTEGIDOS Y SENSIBLES</w:t>
-      </w:r>
-    </w:p>
-    <w:p>
-      <w:pPr>
-        <w:spacing w:after="100"/>
-      </w:pPr>
-      <w:r>
-        <w:rPr>
-          <w:color w:val="1E293B"/>
-          <w:sz w:val="18"/>
-        </w:rPr>
-        <w:t>Componentes cuya alteración requiere aprobación de cambio formal:</w:t>
-      </w:r>
-    </w:p>
-    <w:p>
-      <w:pPr>
-        <w:spacing w:after="100"/>
-      </w:pPr>
-      <w:r>
-        <w:rPr>
-          <w:color w:val="1E293B"/>
-          <w:sz w:val="18"/>
-        </w:rPr>
-        <w:t>• AuthContext.jsx: Orquestador de autenticación, JWT y modo offline.</w:t>
-      </w:r>
-    </w:p>
-    <w:p>
-      <w:pPr>
-        <w:spacing w:after="100"/>
-      </w:pPr>
-      <w:r>
-        <w:rPr>
-          <w:color w:val="1E293B"/>
-          <w:sz w:val="18"/>
-        </w:rPr>
-        <w:t>• ReportContext.jsx: Estado central de reportes y operadores.</w:t>
-      </w:r>
-    </w:p>
-    <w:p>
-      <w:pPr>
-        <w:spacing w:after="100"/>
-      </w:pPr>
-      <w:r>
-        <w:rPr>
-          <w:color w:val="1E293B"/>
-          <w:sz w:val="18"/>
-        </w:rPr>
-        <w:t>• MobileNav.jsx &amp; LiquidLensCanvas.jsx: Motor visual y táctil de navegación móvil.</w:t>
-      </w:r>
-    </w:p>
-    <w:p>
-      <w:pPr>
-        <w:spacing w:after="100"/>
-      </w:pPr>
-      <w:r>
-        <w:rPr>
-          <w:color w:val="1E293B"/>
-          <w:sz w:val="18"/>
-        </w:rPr>
-        <w:t>• TruckReportModal.jsx: Formulario maestro de captura de paradas y horas de flota.</w:t>
-      </w:r>
-    </w:p>
-    <w:p>
-      <w:pPr>
-        <w:spacing w:after="100"/>
-      </w:pPr>
-      <w:r>
-        <w:rPr>
-          <w:color w:val="1E293B"/>
-          <w:sz w:val="18"/>
-        </w:rPr>
-        <w:t>• pdfUtils.js: Generador ejecutivo de informes oficiales Drummond / CAT.</w:t>
-      </w:r>
-    </w:p>
-    <w:p>
-      <w:pPr>
-        <w:spacing w:after="100"/>
-      </w:pPr>
-      <w:r>
-        <w:rPr>
-          <w:color w:val="1E293B"/>
-          <w:sz w:val="18"/>
-        </w:rPr>
-        <w:t>• Edge Functions (supabase/functions/): Custodios de la gobernanza de usuarios y contraseñas.</w:t>
-      </w:r>
-    </w:p>
-    <w:p>
-      <w:pPr>
-        <w:pStyle w:val="Heading1"/>
-        <w:spacing w:before="280" w:after="120"/>
-      </w:pPr>
-      <w:r>
-        <w:rPr>
-          <w:rFonts w:ascii="Arial" w:hAnsi="Arial"/>
-          <w:b/>
-          <w:color w:val="2563EB"/>
-          <w:sz w:val="26"/>
-        </w:rPr>
-        <w:t>20. CHECKLIST DE MANTENIMIENTO TÉCNICO</w:t>
-      </w:r>
-    </w:p>
-    <w:p>
-      <w:pPr>
-        <w:spacing w:after="100"/>
-      </w:pPr>
-      <w:r>
-        <w:rPr>
-          <w:color w:val="1E293B"/>
-          <w:sz w:val="18"/>
-        </w:rPr>
-        <w:t>1. Mantenimiento Semanal: Revisar logs de Edge Functions en Supabase para descartar errores 500.</w:t>
-      </w:r>
-    </w:p>
-    <w:p>
-      <w:pPr>
-        <w:spacing w:after="100"/>
-      </w:pPr>
-      <w:r>
-        <w:rPr>
-          <w:color w:val="1E293B"/>
-          <w:sz w:val="18"/>
-        </w:rPr>
-        <w:t>2. Mantenimiento Mensual: Ejecutar npm audit y oxlint para vigilar vulnerabilidades de paquetes.</w:t>
-      </w:r>
-    </w:p>
-    <w:p>
-      <w:pPr>
-        <w:spacing w:after="100"/>
-      </w:pPr>
-      <w:r>
-        <w:rPr>
-          <w:color w:val="1E293B"/>
-          <w:sz w:val="18"/>
-        </w:rPr>
-        <w:t>3. Procedimiento Pre-Release: Ejecutar la secuencia obligatoria de 9 pasos (Git limpio, lint, build, verificación de variables, deploy, smoke test y validación de PWA).</w:t>
+        <w:t>Tras un despliegue autorizado, comprobar los flujos y descargas con el alcance acordado; conciliar resultados y resolver bloqueos antes de autorizar el release final.</w:t>
       </w:r>
     </w:p>
     <w:sectPr>
+      <w:footerReference w:type="default" r:id="rId10"/>
+      <w:headerReference w:type="default" r:id="rId11"/>
       <w:pgSz w:w="11909" w:h="16834"/>
-      <w:pgMar w:top="1080" w:right="1152" w:bottom="1080" w:left="1152" w:header="720" w:footer="720" w:gutter="0"/>
+      <w:pgMar w:top="1037" w:right="1037" w:bottom="1008" w:left="1037" w:header="432" w:footer="461" w:gutter="0"/>
       <w:cols w:space="720"/>
       <w:docGrid w:linePitch="360"/>
     </w:sectPr>
   </w:body>
 </w:document>
+</file>
+
+<file path=word/footer1.xml><?xml version="1.0" encoding="utf-8"?>
+<w:ftr xmlns:m="http://schemas.openxmlformats.org/officeDocument/2006/math" xmlns:mc="http://schemas.openxmlformats.org/markup-compatibility/2006" xmlns:mo="http://schemas.microsoft.com/office/mac/office/2008/main" xmlns:mv="urn:schemas-microsoft-com:mac:vml" xmlns:o="urn:schemas-microsoft-com:office:office" xmlns:r="http://schemas.openxmlformats.org/officeDocument/2006/relationships" xmlns:v="urn:schemas-microsoft-com:vml" xmlns:w10="urn:schemas-microsoft-com:office:word" xmlns:w14="http://schemas.microsoft.com/office/word/2010/wordml" xmlns:w="http://schemas.openxmlformats.org/wordprocessingml/2006/main" xmlns:wne="http://schemas.microsoft.com/office/word/2006/wordml" xmlns:wp14="http://schemas.microsoft.com/office/word/2010/wordprocessingDrawing" xmlns:wp="http://schemas.openxmlformats.org/drawingml/2006/wordprocessingDrawing" xmlns:wpc="http://schemas.microsoft.com/office/word/2010/wordprocessingCanvas" xmlns:wpg="http://schemas.microsoft.com/office/word/2010/wordprocessingGroup" xmlns:wpi="http://schemas.microsoft.com/office/word/2010/wordprocessingInk" xmlns:wps="http://schemas.microsoft.com/office/word/2010/wordprocessingShape" mc:Ignorable="w14 wp14">
+  <w:p>
+    <w:pPr>
+      <w:pStyle w:val="Footer"/>
+      <w:tabs>
+        <w:tab w:pos="9648" w:val="right"/>
+      </w:tabs>
+      <w:jc w:val="left"/>
+    </w:pPr>
+    <w:r>
+      <w:rPr>
+        <w:b w:val="0"/>
+        <w:color w:val="566171"/>
+        <w:sz w:val="16"/>
+      </w:rPr>
+      <w:t>GUÍA TÉCNICA  ·  VERSIÓN 1.1</w:t>
+    </w:r>
+    <w:r>
+      <w:rPr>
+        <w:b w:val="0"/>
+        <w:sz w:val="16"/>
+      </w:rPr>
+      <w:tab/>
+    </w:r>
+    <w:fldSimple w:instr="PAGE">
+      <w:r>
+        <w:t>1</w:t>
+      </w:r>
+    </w:fldSimple>
+  </w:p>
+</w:ftr>
+</file>
+
+<file path=word/header1.xml><?xml version="1.0" encoding="utf-8"?>
+<w:hdr xmlns:m="http://schemas.openxmlformats.org/officeDocument/2006/math" xmlns:mc="http://schemas.openxmlformats.org/markup-compatibility/2006" xmlns:mo="http://schemas.microsoft.com/office/mac/office/2008/main" xmlns:mv="urn:schemas-microsoft-com:mac:vml" xmlns:o="urn:schemas-microsoft-com:office:office" xmlns:r="http://schemas.openxmlformats.org/officeDocument/2006/relationships" xmlns:v="urn:schemas-microsoft-com:vml" xmlns:w10="urn:schemas-microsoft-com:office:word" xmlns:w14="http://schemas.microsoft.com/office/word/2010/wordml" xmlns:w="http://schemas.openxmlformats.org/wordprocessingml/2006/main" xmlns:wne="http://schemas.microsoft.com/office/word/2006/wordml" xmlns:wp14="http://schemas.microsoft.com/office/word/2010/wordprocessingDrawing" xmlns:wp="http://schemas.openxmlformats.org/drawingml/2006/wordprocessingDrawing" xmlns:wpc="http://schemas.microsoft.com/office/word/2010/wordprocessingCanvas" xmlns:wpg="http://schemas.microsoft.com/office/word/2010/wordprocessingGroup" xmlns:wpi="http://schemas.microsoft.com/office/word/2010/wordprocessingInk" xmlns:wps="http://schemas.microsoft.com/office/word/2010/wordprocessingShape" mc:Ignorable="w14 wp14">
+  <w:p>
+    <w:pPr>
+      <w:pStyle w:val="Header"/>
+      <w:jc w:val="left"/>
+    </w:pPr>
+    <w:r>
+      <w:rPr>
+        <w:b/>
+        <w:color w:val="BE252B"/>
+        <w:sz w:val="16"/>
+      </w:rPr>
+      <w:t>CAMIONES CAÍDOS</w:t>
+    </w:r>
+    <w:r>
+      <w:rPr>
+        <w:b w:val="0"/>
+        <w:color w:val="566171"/>
+        <w:sz w:val="16"/>
+      </w:rPr>
+      <w:t xml:space="preserve">   /   MANUAL TÉCNICO</w:t>
+    </w:r>
+  </w:p>
+</w:hdr>
 </file>
 
 <file path=word/numbering.xml><?xml version="1.0" encoding="utf-8"?>
@@ -3896,6 +2567,50 @@
   </w:num>
   <w:num w:numId="9">
     <w:abstractNumId w:val="0"/>
+  </w:num>
+  <w:abstractNum w:abstractNumId="9">
+    <w:lvl w:ilvl="0">
+      <w:start w:val="1"/>
+      <w:numFmt w:val="bullet"/>
+      <w:lvlText w:val="•"/>
+      <w:lvlJc w:val="left"/>
+      <w:pPr>
+        <w:tabs>
+          <w:tab w:val="num" w:pos="330"/>
+        </w:tabs>
+        <w:ind w:left="330" w:hanging="330"/>
+      </w:pPr>
+      <w:rPr>
+        <w:color w:val="BE252B"/>
+        <w:b/>
+        <w:rFonts w:ascii="Arial" w:hAnsi="Arial"/>
+      </w:rPr>
+    </w:lvl>
+  </w:abstractNum>
+  <w:num w:numId="10">
+    <w:abstractNumId w:val="9"/>
+  </w:num>
+  <w:abstractNum w:abstractNumId="10">
+    <w:lvl w:ilvl="0">
+      <w:start w:val="1"/>
+      <w:numFmt w:val="decimal"/>
+      <w:lvlText w:val="%1."/>
+      <w:lvlJc w:val="left"/>
+      <w:pPr>
+        <w:tabs>
+          <w:tab w:val="num" w:pos="330"/>
+        </w:tabs>
+        <w:ind w:left="330" w:hanging="330"/>
+      </w:pPr>
+      <w:rPr>
+        <w:color w:val="BE252B"/>
+        <w:b/>
+        <w:rFonts w:ascii="Arial" w:hAnsi="Arial"/>
+      </w:rPr>
+    </w:lvl>
+  </w:abstractNum>
+  <w:num w:numId="11">
+    <w:abstractNumId w:val="10"/>
   </w:num>
 </w:numbering>
 </file>
@@ -4060,6 +2775,15 @@
     <w:name w:val="Normal"/>
     <w:qFormat/>
     <w:rsid w:val="00FC693F"/>
+    <w:pPr>
+      <w:widowControl/>
+      <w:spacing w:line="269" w:lineRule="auto" w:after="160"/>
+    </w:pPr>
+    <w:rPr>
+      <w:rFonts w:ascii="Arial" w:hAnsi="Arial"/>
+      <w:color w:val="222B36"/>
+      <w:sz w:val="21"/>
+    </w:rPr>
   </w:style>
   <w:style w:type="paragraph" w:styleId="Header">
     <w:name w:val="header"/>
@@ -4116,15 +2840,17 @@
     <w:pPr>
       <w:keepNext/>
       <w:keepLines/>
-      <w:spacing w:before="480" w:after="0"/>
+      <w:widowControl/>
+      <w:spacing w:before="360" w:after="200" w:line="269" w:lineRule="auto"/>
       <w:outlineLvl w:val="0"/>
     </w:pPr>
     <w:rPr>
-      <w:rFonts w:asciiTheme="majorHAnsi" w:eastAsiaTheme="majorEastAsia" w:hAnsiTheme="majorHAnsi" w:cstheme="majorBidi"/>
+      <w:rFonts w:asciiTheme="majorHAnsi" w:eastAsiaTheme="majorEastAsia" w:hAnsiTheme="majorHAnsi" w:cstheme="majorBidi" w:ascii="Arial" w:hAnsi="Arial"/>
       <w:b/>
       <w:bCs/>
-      <w:color w:val="365F91" w:themeColor="accent1" w:themeShade="BF"/>
-      <w:sz w:val="28"/>
+      <w:i w:val="0"/>
+      <w:color w:val="BE252B"/>
+      <w:sz w:val="40"/>
       <w:szCs w:val="28"/>
     </w:rPr>
   </w:style>
@@ -4140,15 +2866,17 @@
     <w:pPr>
       <w:keepNext/>
       <w:keepLines/>
-      <w:spacing w:before="200" w:after="0"/>
+      <w:widowControl/>
+      <w:spacing w:before="200" w:after="120" w:line="269" w:lineRule="auto"/>
       <w:outlineLvl w:val="1"/>
     </w:pPr>
     <w:rPr>
-      <w:rFonts w:asciiTheme="majorHAnsi" w:eastAsiaTheme="majorEastAsia" w:hAnsiTheme="majorHAnsi" w:cstheme="majorBidi"/>
+      <w:rFonts w:asciiTheme="majorHAnsi" w:eastAsiaTheme="majorEastAsia" w:hAnsiTheme="majorHAnsi" w:cstheme="majorBidi" w:ascii="Arial" w:hAnsi="Arial"/>
       <w:b/>
       <w:bCs/>
-      <w:color w:val="4F81BD" w:themeColor="accent1"/>
-      <w:sz w:val="26"/>
+      <w:i w:val="0"/>
+      <w:color w:val="222B36"/>
+      <w:sz w:val="23"/>
       <w:szCs w:val="26"/>
     </w:rPr>
   </w:style>
@@ -4171,7 +2899,7 @@
       <w:rFonts w:asciiTheme="majorHAnsi" w:eastAsiaTheme="majorEastAsia" w:hAnsiTheme="majorHAnsi" w:cstheme="majorBidi"/>
       <w:b/>
       <w:bCs/>
-      <w:color w:val="4F81BD" w:themeColor="accent1"/>
+      <w:color w:val="000000"/>
     </w:rPr>
   </w:style>
   <w:style w:type="paragraph" w:styleId="Heading4">
@@ -4402,18 +3130,18 @@
     <w:qFormat/>
     <w:rsid w:val="00FC693F"/>
     <w:pPr>
-      <w:pBdr>
-        <w:bottom w:val="single" w:sz="8" w:space="4" w:color="4F81BD" w:themeColor="accent1"/>
-      </w:pBdr>
-      <w:spacing w:after="300" w:line="240" w:lineRule="auto"/>
+      <w:widowControl/>
+      <w:spacing w:after="120" w:line="269" w:lineRule="auto" w:before="200"/>
       <w:contextualSpacing/>
     </w:pPr>
     <w:rPr>
-      <w:rFonts w:asciiTheme="majorHAnsi" w:eastAsiaTheme="majorEastAsia" w:hAnsiTheme="majorHAnsi" w:cstheme="majorBidi"/>
-      <w:color w:val="17365D" w:themeColor="text2" w:themeShade="BF"/>
+      <w:rFonts w:asciiTheme="majorHAnsi" w:eastAsiaTheme="majorEastAsia" w:hAnsiTheme="majorHAnsi" w:cstheme="majorBidi" w:ascii="Arial" w:hAnsi="Arial"/>
+      <w:b/>
+      <w:i w:val="0"/>
+      <w:color w:val="000000"/>
       <w:spacing w:val="5"/>
       <w:kern w:val="28"/>
-      <w:sz w:val="52"/>
+      <w:sz w:val="76"/>
       <w:szCs w:val="52"/>
     </w:rPr>
   </w:style>
@@ -4449,7 +3177,7 @@
       <w:rFonts w:asciiTheme="majorHAnsi" w:eastAsiaTheme="majorEastAsia" w:hAnsiTheme="majorHAnsi" w:cstheme="majorBidi"/>
       <w:i/>
       <w:iCs/>
-      <w:color w:val="4F81BD" w:themeColor="accent1"/>
+      <w:color w:val="000000"/>
       <w:spacing w:val="15"/>
       <w:sz w:val="24"/>
       <w:szCs w:val="24"/>
@@ -4848,13 +3576,16 @@
     <w:qFormat/>
     <w:rsid w:val="00FC693F"/>
     <w:pPr>
-      <w:spacing w:line="240" w:lineRule="auto"/>
+      <w:widowControl/>
+      <w:spacing w:line="269" w:lineRule="auto" w:after="120" w:before="200"/>
     </w:pPr>
     <w:rPr>
-      <w:b/>
+      <w:rFonts w:ascii="Arial" w:hAnsi="Arial"/>
+      <w:b w:val="0"/>
       <w:bCs/>
-      <w:color w:val="4F81BD" w:themeColor="accent1"/>
-      <w:sz w:val="18"/>
+      <w:i w:val="0"/>
+      <w:color w:val="566171"/>
+      <w:sz w:val="16"/>
       <w:szCs w:val="18"/>
     </w:rPr>
   </w:style>
@@ -4889,9 +3620,6 @@
     <w:qFormat/>
     <w:rsid w:val="00FC693F"/>
     <w:pPr>
-      <w:pBdr>
-        <w:bottom w:val="single" w:sz="4" w:space="4" w:color="4F81BD" w:themeColor="accent1"/>
-      </w:pBdr>
       <w:spacing w:before="200" w:after="280"/>
       <w:ind w:left="936" w:right="936"/>
     </w:pPr>
